--- a/TS-Padam/TS-6.1/TS 6.1 Sanskrit Pada Paatam Corrections.docx
+++ b/TS-Padam/TS-6.1/TS 6.1 Sanskrit Pada Paatam Corrections.docx
@@ -51,10 +51,9 @@
           <w:bCs/>
           <w:sz w:val="32"/>
           <w:szCs w:val="32"/>
-          <w:highlight w:val="red"/>
           <w:u w:val="single"/>
         </w:rPr>
-        <w:t>?????</w:t>
+        <w:t>30th April 2026</w:t>
       </w:r>
     </w:p>
     <w:p>
@@ -216,7 +215,18 @@
                 <w:sz w:val="28"/>
                 <w:szCs w:val="28"/>
               </w:rPr>
-              <w:t>TS 6.1.</w:t>
+              <w:t xml:space="preserve">TS </w:t>
+            </w:r>
+            <w:proofErr w:type="gramStart"/>
+            <w:r>
+              <w:rPr>
+                <w:rFonts w:cs="Arial"/>
+                <w:b/>
+                <w:bCs/>
+                <w:sz w:val="28"/>
+                <w:szCs w:val="28"/>
+              </w:rPr>
+              <w:t>6.1.</w:t>
             </w:r>
             <w:r>
               <w:rPr>
@@ -236,7 +246,18 @@
                 <w:sz w:val="28"/>
                 <w:szCs w:val="28"/>
               </w:rPr>
-              <w:t xml:space="preserve"> - </w:t>
+              <w:t xml:space="preserve"> -</w:t>
+            </w:r>
+            <w:proofErr w:type="gramEnd"/>
+            <w:r>
+              <w:rPr>
+                <w:rFonts w:cs="Arial"/>
+                <w:b/>
+                <w:bCs/>
+                <w:sz w:val="28"/>
+                <w:szCs w:val="28"/>
+              </w:rPr>
+              <w:t xml:space="preserve"> </w:t>
             </w:r>
             <w:r>
               <w:rPr>
@@ -545,7 +566,18 @@
                 <w:sz w:val="28"/>
                 <w:szCs w:val="28"/>
               </w:rPr>
-              <w:t>TS 6.1.</w:t>
+              <w:t xml:space="preserve">TS </w:t>
+            </w:r>
+            <w:proofErr w:type="gramStart"/>
+            <w:r>
+              <w:rPr>
+                <w:rFonts w:cs="Arial"/>
+                <w:b/>
+                <w:bCs/>
+                <w:sz w:val="28"/>
+                <w:szCs w:val="28"/>
+              </w:rPr>
+              <w:t>6.1.</w:t>
             </w:r>
             <w:r>
               <w:rPr>
@@ -565,7 +597,18 @@
                 <w:sz w:val="28"/>
                 <w:szCs w:val="28"/>
               </w:rPr>
-              <w:t xml:space="preserve"> - </w:t>
+              <w:t xml:space="preserve"> -</w:t>
+            </w:r>
+            <w:proofErr w:type="gramEnd"/>
+            <w:r>
+              <w:rPr>
+                <w:rFonts w:cs="Arial"/>
+                <w:b/>
+                <w:bCs/>
+                <w:sz w:val="28"/>
+                <w:szCs w:val="28"/>
+              </w:rPr>
+              <w:t xml:space="preserve"> </w:t>
             </w:r>
             <w:r>
               <w:rPr>
@@ -881,7 +924,29 @@
                 <w:sz w:val="28"/>
                 <w:szCs w:val="28"/>
               </w:rPr>
-              <w:t>TS 6.1.6.4  - Vaakyam</w:t>
+              <w:t xml:space="preserve">TS </w:t>
+            </w:r>
+            <w:proofErr w:type="gramStart"/>
+            <w:r>
+              <w:rPr>
+                <w:rFonts w:cs="Arial"/>
+                <w:b/>
+                <w:bCs/>
+                <w:sz w:val="28"/>
+                <w:szCs w:val="28"/>
+              </w:rPr>
+              <w:t>6.1.6.4  -</w:t>
+            </w:r>
+            <w:proofErr w:type="gramEnd"/>
+            <w:r>
+              <w:rPr>
+                <w:rFonts w:cs="Arial"/>
+                <w:b/>
+                <w:bCs/>
+                <w:sz w:val="28"/>
+                <w:szCs w:val="28"/>
+              </w:rPr>
+              <w:t xml:space="preserve"> Vaakyam</w:t>
             </w:r>
           </w:p>
           <w:p>
@@ -1090,7 +1155,29 @@
                 <w:sz w:val="28"/>
                 <w:szCs w:val="28"/>
               </w:rPr>
-              <w:t>TS 6.1.10.2  - Vaakyam</w:t>
+              <w:t xml:space="preserve">TS </w:t>
+            </w:r>
+            <w:proofErr w:type="gramStart"/>
+            <w:r>
+              <w:rPr>
+                <w:rFonts w:cs="Arial"/>
+                <w:b/>
+                <w:bCs/>
+                <w:sz w:val="28"/>
+                <w:szCs w:val="28"/>
+              </w:rPr>
+              <w:t>6.1.10.2  -</w:t>
+            </w:r>
+            <w:proofErr w:type="gramEnd"/>
+            <w:r>
+              <w:rPr>
+                <w:rFonts w:cs="Arial"/>
+                <w:b/>
+                <w:bCs/>
+                <w:sz w:val="28"/>
+                <w:szCs w:val="28"/>
+              </w:rPr>
+              <w:t xml:space="preserve"> Vaakyam</w:t>
             </w:r>
           </w:p>
           <w:p>
@@ -1294,56 +1381,6 @@
     </w:p>
     <w:p>
       <w:pPr>
-        <w:spacing w:before="0" w:line="240" w:lineRule="auto"/>
-        <w:ind w:right="-136"/>
-        <w:jc w:val="center"/>
-        <w:rPr>
-          <w:b/>
-          <w:bCs/>
-          <w:sz w:val="32"/>
-          <w:szCs w:val="32"/>
-          <w:u w:val="single"/>
-        </w:rPr>
-      </w:pPr>
-    </w:p>
-    <w:p>
-      <w:pPr>
-        <w:jc w:val="center"/>
-        <w:rPr>
-          <w:b/>
-          <w:bCs/>
-          <w:sz w:val="32"/>
-          <w:szCs w:val="32"/>
-          <w:u w:val="single"/>
-        </w:rPr>
-      </w:pPr>
-    </w:p>
-    <w:p>
-      <w:pPr>
-        <w:jc w:val="center"/>
-        <w:rPr>
-          <w:b/>
-          <w:bCs/>
-          <w:sz w:val="32"/>
-          <w:szCs w:val="32"/>
-          <w:u w:val="single"/>
-        </w:rPr>
-      </w:pPr>
-    </w:p>
-    <w:p>
-      <w:pPr>
-        <w:jc w:val="center"/>
-        <w:rPr>
-          <w:b/>
-          <w:bCs/>
-          <w:sz w:val="32"/>
-          <w:szCs w:val="32"/>
-          <w:u w:val="single"/>
-        </w:rPr>
-      </w:pPr>
-    </w:p>
-    <w:p>
-      <w:pPr>
         <w:jc w:val="center"/>
         <w:rPr>
           <w:b/>
@@ -1361,7 +1398,29 @@
           <w:szCs w:val="32"/>
           <w:u w:val="single"/>
         </w:rPr>
-        <w:t xml:space="preserve">TS Pada Paatam – TS 6.1 Sanskrit  corrections – Observed till </w:t>
+        <w:t xml:space="preserve">TS Pada Paatam – TS 6.1 </w:t>
+      </w:r>
+      <w:proofErr w:type="gramStart"/>
+      <w:r>
+        <w:rPr>
+          <w:b/>
+          <w:bCs/>
+          <w:sz w:val="32"/>
+          <w:szCs w:val="32"/>
+          <w:u w:val="single"/>
+        </w:rPr>
+        <w:t>Sanskrit  corrections</w:t>
+      </w:r>
+      <w:proofErr w:type="gramEnd"/>
+      <w:r>
+        <w:rPr>
+          <w:b/>
+          <w:bCs/>
+          <w:sz w:val="32"/>
+          <w:szCs w:val="32"/>
+          <w:u w:val="single"/>
+        </w:rPr>
+        <w:t xml:space="preserve"> – Observed till </w:t>
       </w:r>
       <w:r>
         <w:rPr>
@@ -1462,7 +1521,6 @@
                 <w:szCs w:val="32"/>
                 <w:lang w:bidi="ta-IN"/>
               </w:rPr>
-              <w:lastRenderedPageBreak/>
               <w:t>Reference</w:t>
             </w:r>
           </w:p>
@@ -1497,7 +1555,6 @@
                 <w:szCs w:val="32"/>
                 <w:lang w:bidi="ta-IN"/>
               </w:rPr>
-              <w:lastRenderedPageBreak/>
               <w:t>As Printed</w:t>
             </w:r>
           </w:p>
@@ -1578,7 +1635,31 @@
                 <w:szCs w:val="28"/>
                 <w:lang w:bidi="ta-IN"/>
               </w:rPr>
-              <w:t>TS 6.1.11.5  - Padam</w:t>
+              <w:t xml:space="preserve">TS </w:t>
+            </w:r>
+            <w:proofErr w:type="gramStart"/>
+            <w:r>
+              <w:rPr>
+                <w:rFonts w:cs="Arial"/>
+                <w:b/>
+                <w:bCs/>
+                <w:sz w:val="28"/>
+                <w:szCs w:val="28"/>
+                <w:lang w:bidi="ta-IN"/>
+              </w:rPr>
+              <w:t>6.1.11.5  -</w:t>
+            </w:r>
+            <w:proofErr w:type="gramEnd"/>
+            <w:r>
+              <w:rPr>
+                <w:rFonts w:cs="Arial"/>
+                <w:b/>
+                <w:bCs/>
+                <w:sz w:val="28"/>
+                <w:szCs w:val="28"/>
+                <w:lang w:bidi="ta-IN"/>
+              </w:rPr>
+              <w:t xml:space="preserve"> Padam</w:t>
             </w:r>
           </w:p>
           <w:p>
@@ -1720,7 +1801,16 @@
                 <w:sz w:val="40"/>
                 <w:szCs w:val="40"/>
               </w:rPr>
-              <w:t xml:space="preserve"> | uÉÂþhÉÈ | </w:t>
+              <w:t xml:space="preserve"> | </w:t>
+            </w:r>
+            <w:r>
+              <w:rPr>
+                <w:rFonts w:ascii="BRH Devanagari Extra" w:hAnsi="BRH Devanagari Extra" w:cs="BRH Devanagari Extra"/>
+                <w:sz w:val="40"/>
+                <w:szCs w:val="40"/>
+              </w:rPr>
+              <w:lastRenderedPageBreak/>
+              <w:t xml:space="preserve">uÉÂþhÉÈ | </w:t>
             </w:r>
           </w:p>
         </w:tc>
@@ -1755,6 +1845,7 @@
                 <w:sz w:val="40"/>
                 <w:szCs w:val="40"/>
               </w:rPr>
+              <w:lastRenderedPageBreak/>
               <w:t>AlÉþuÉÎcNû¨rÉÉ</w:t>
             </w:r>
             <w:r>
@@ -1806,7 +1897,16 @@
                 <w:sz w:val="40"/>
                 <w:szCs w:val="40"/>
               </w:rPr>
-              <w:t xml:space="preserve"> | uÉÂþhÉÈ |</w:t>
+              <w:t xml:space="preserve"> | </w:t>
+            </w:r>
+            <w:r>
+              <w:rPr>
+                <w:rFonts w:ascii="BRH Devanagari Extra" w:hAnsi="BRH Devanagari Extra" w:cs="BRH Devanagari Extra"/>
+                <w:sz w:val="40"/>
+                <w:szCs w:val="40"/>
+              </w:rPr>
+              <w:lastRenderedPageBreak/>
+              <w:t>uÉÂþhÉÈ |</w:t>
             </w:r>
           </w:p>
         </w:tc>
@@ -1831,6 +1931,7 @@
           <w:szCs w:val="32"/>
           <w:u w:val="single"/>
         </w:rPr>
+        <w:lastRenderedPageBreak/>
         <w:t>===========</w:t>
       </w:r>
     </w:p>
@@ -2518,7 +2619,29 @@
                 <w:sz w:val="28"/>
                 <w:szCs w:val="28"/>
               </w:rPr>
-              <w:t>TS 6.1.3.8  - Vaakyam</w:t>
+              <w:t xml:space="preserve">TS </w:t>
+            </w:r>
+            <w:proofErr w:type="gramStart"/>
+            <w:r>
+              <w:rPr>
+                <w:rFonts w:cs="Arial"/>
+                <w:b/>
+                <w:bCs/>
+                <w:sz w:val="28"/>
+                <w:szCs w:val="28"/>
+              </w:rPr>
+              <w:t>6.1.3.8  -</w:t>
+            </w:r>
+            <w:proofErr w:type="gramEnd"/>
+            <w:r>
+              <w:rPr>
+                <w:rFonts w:cs="Arial"/>
+                <w:b/>
+                <w:bCs/>
+                <w:sz w:val="28"/>
+                <w:szCs w:val="28"/>
+              </w:rPr>
+              <w:t xml:space="preserve"> Vaakyam</w:t>
             </w:r>
           </w:p>
           <w:p>
@@ -2789,7 +2912,29 @@
                 <w:sz w:val="28"/>
                 <w:szCs w:val="28"/>
               </w:rPr>
-              <w:t>TS 6.1.5.1  - Vaakyam</w:t>
+              <w:t xml:space="preserve">TS </w:t>
+            </w:r>
+            <w:proofErr w:type="gramStart"/>
+            <w:r>
+              <w:rPr>
+                <w:rFonts w:cs="Arial"/>
+                <w:b/>
+                <w:bCs/>
+                <w:sz w:val="28"/>
+                <w:szCs w:val="28"/>
+              </w:rPr>
+              <w:t>6.1.5.1  -</w:t>
+            </w:r>
+            <w:proofErr w:type="gramEnd"/>
+            <w:r>
+              <w:rPr>
+                <w:rFonts w:cs="Arial"/>
+                <w:b/>
+                <w:bCs/>
+                <w:sz w:val="28"/>
+                <w:szCs w:val="28"/>
+              </w:rPr>
+              <w:t xml:space="preserve"> Vaakyam</w:t>
             </w:r>
           </w:p>
           <w:p>
@@ -3163,8 +3308,29 @@
                 <w:sz w:val="28"/>
                 <w:szCs w:val="28"/>
               </w:rPr>
-              <w:lastRenderedPageBreak/>
-              <w:t>TS 6.1.5.3  - Vaakyam</w:t>
+              <w:t xml:space="preserve">TS </w:t>
+            </w:r>
+            <w:proofErr w:type="gramStart"/>
+            <w:r>
+              <w:rPr>
+                <w:rFonts w:cs="Arial"/>
+                <w:b/>
+                <w:bCs/>
+                <w:sz w:val="28"/>
+                <w:szCs w:val="28"/>
+              </w:rPr>
+              <w:t>6.1.5.3  -</w:t>
+            </w:r>
+            <w:proofErr w:type="gramEnd"/>
+            <w:r>
+              <w:rPr>
+                <w:rFonts w:cs="Arial"/>
+                <w:b/>
+                <w:bCs/>
+                <w:sz w:val="28"/>
+                <w:szCs w:val="28"/>
+              </w:rPr>
+              <w:t xml:space="preserve"> Vaakyam</w:t>
             </w:r>
           </w:p>
           <w:p>
@@ -3448,6 +3614,7 @@
                 <w:sz w:val="28"/>
                 <w:szCs w:val="28"/>
               </w:rPr>
+              <w:lastRenderedPageBreak/>
               <w:t>TS 6.1.</w:t>
             </w:r>
             <w:r>
@@ -5605,6 +5772,7 @@
               </w:rPr>
               <w:t>–</w:t>
             </w:r>
+            <w:proofErr w:type="gramStart"/>
             <w:r>
               <w:rPr>
                 <w:rFonts w:ascii="BRH Devanagari Extra" w:hAnsi="BRH Devanagari Extra" w:cs="BRH Devanagari Extra"/>
@@ -5613,6 +5781,7 @@
               </w:rPr>
               <w:t>ÍcÉirÉÉ(</w:t>
             </w:r>
+            <w:proofErr w:type="gramEnd"/>
             <w:r>
               <w:rPr>
                 <w:rFonts w:cs="Arial"/>
@@ -5646,8 +5815,18 @@
                 <w:sz w:val="40"/>
                 <w:szCs w:val="40"/>
               </w:rPr>
-              <w:t xml:space="preserve"> ÌuÉ-ÍcÉirÉÉ(</w:t>
-            </w:r>
+              <w:t xml:space="preserve"> ÌuÉ-</w:t>
+            </w:r>
+            <w:proofErr w:type="gramStart"/>
+            <w:r>
+              <w:rPr>
+                <w:rFonts w:ascii="BRH Devanagari Extra" w:hAnsi="BRH Devanagari Extra" w:cs="BRH Devanagari Extra"/>
+                <w:sz w:val="40"/>
+                <w:szCs w:val="40"/>
+              </w:rPr>
+              <w:t>ÍcÉirÉÉ(</w:t>
+            </w:r>
+            <w:proofErr w:type="gramEnd"/>
             <w:r>
               <w:rPr>
                 <w:rFonts w:cs="Arial"/>
@@ -5672,16 +5851,7 @@
                 <w:sz w:val="40"/>
                 <w:szCs w:val="40"/>
               </w:rPr>
-              <w:t xml:space="preserve"> </w:t>
-            </w:r>
-            <w:r>
-              <w:rPr>
-                <w:rFonts w:ascii="BRH Devanagari Extra" w:hAnsi="BRH Devanagari Extra" w:cs="BRH Devanagari Extra"/>
-                <w:sz w:val="40"/>
-                <w:szCs w:val="40"/>
-              </w:rPr>
-              <w:lastRenderedPageBreak/>
-              <w:t>CÌiÉþ |</w:t>
+              <w:t xml:space="preserve"> CÌiÉþ |</w:t>
             </w:r>
           </w:p>
         </w:tc>
@@ -5715,7 +5885,6 @@
                 <w:sz w:val="40"/>
                 <w:szCs w:val="40"/>
               </w:rPr>
-              <w:lastRenderedPageBreak/>
               <w:t>ÌuÉ</w:t>
             </w:r>
             <w:r>
@@ -5726,6 +5895,7 @@
               </w:rPr>
               <w:t>–</w:t>
             </w:r>
+            <w:proofErr w:type="gramStart"/>
             <w:r>
               <w:rPr>
                 <w:rFonts w:ascii="BRH Devanagari Extra" w:hAnsi="BRH Devanagari Extra" w:cs="BRH Devanagari Extra"/>
@@ -5734,6 +5904,7 @@
               </w:rPr>
               <w:t>ÍcÉirÉÉ(</w:t>
             </w:r>
+            <w:proofErr w:type="gramEnd"/>
             <w:r>
               <w:rPr>
                 <w:rFonts w:cs="Arial"/>
@@ -5775,8 +5946,18 @@
                 <w:sz w:val="40"/>
                 <w:szCs w:val="40"/>
               </w:rPr>
-              <w:t xml:space="preserve"> ÌuÉ - ÍcÉirÉÉ(</w:t>
-            </w:r>
+              <w:t xml:space="preserve"> ÌuÉ - </w:t>
+            </w:r>
+            <w:proofErr w:type="gramStart"/>
+            <w:r>
+              <w:rPr>
+                <w:rFonts w:ascii="BRH Devanagari Extra" w:hAnsi="BRH Devanagari Extra" w:cs="BRH Devanagari Extra"/>
+                <w:sz w:val="40"/>
+                <w:szCs w:val="40"/>
+              </w:rPr>
+              <w:t>ÍcÉirÉÉ(</w:t>
+            </w:r>
+            <w:proofErr w:type="gramEnd"/>
             <w:r>
               <w:rPr>
                 <w:rFonts w:cs="Arial"/>
@@ -5801,16 +5982,7 @@
                 <w:sz w:val="40"/>
                 <w:szCs w:val="40"/>
               </w:rPr>
-              <w:t xml:space="preserve"> </w:t>
-            </w:r>
-            <w:r>
-              <w:rPr>
-                <w:rFonts w:ascii="BRH Devanagari Extra" w:hAnsi="BRH Devanagari Extra" w:cs="BRH Devanagari Extra"/>
-                <w:sz w:val="40"/>
-                <w:szCs w:val="40"/>
-              </w:rPr>
-              <w:lastRenderedPageBreak/>
-              <w:t>CÌiÉþ |</w:t>
+              <w:t xml:space="preserve"> CÌiÉþ |</w:t>
             </w:r>
           </w:p>
         </w:tc>
@@ -5853,7 +6025,29 @@
                 <w:szCs w:val="28"/>
               </w:rPr>
               <w:lastRenderedPageBreak/>
-              <w:t>TS 6.1.9.6  - Vaakyam</w:t>
+              <w:t xml:space="preserve">TS </w:t>
+            </w:r>
+            <w:proofErr w:type="gramStart"/>
+            <w:r>
+              <w:rPr>
+                <w:rFonts w:cs="Arial"/>
+                <w:b/>
+                <w:bCs/>
+                <w:sz w:val="28"/>
+                <w:szCs w:val="28"/>
+              </w:rPr>
+              <w:t>6.1.9.6  -</w:t>
+            </w:r>
+            <w:proofErr w:type="gramEnd"/>
+            <w:r>
+              <w:rPr>
+                <w:rFonts w:cs="Arial"/>
+                <w:b/>
+                <w:bCs/>
+                <w:sz w:val="28"/>
+                <w:szCs w:val="28"/>
+              </w:rPr>
+              <w:t xml:space="preserve"> Vaakyam</w:t>
             </w:r>
           </w:p>
           <w:p>
@@ -6073,7 +6267,29 @@
                 <w:sz w:val="28"/>
                 <w:szCs w:val="28"/>
               </w:rPr>
-              <w:t>TS 6.1.10.3  - Vaakyam</w:t>
+              <w:t xml:space="preserve">TS </w:t>
+            </w:r>
+            <w:proofErr w:type="gramStart"/>
+            <w:r>
+              <w:rPr>
+                <w:rFonts w:cs="Arial"/>
+                <w:b/>
+                <w:bCs/>
+                <w:sz w:val="28"/>
+                <w:szCs w:val="28"/>
+              </w:rPr>
+              <w:t>6.1.10.3  -</w:t>
+            </w:r>
+            <w:proofErr w:type="gramEnd"/>
+            <w:r>
+              <w:rPr>
+                <w:rFonts w:cs="Arial"/>
+                <w:b/>
+                <w:bCs/>
+                <w:sz w:val="28"/>
+                <w:szCs w:val="28"/>
+              </w:rPr>
+              <w:t xml:space="preserve"> Vaakyam</w:t>
             </w:r>
           </w:p>
           <w:p>
@@ -7022,7 +7238,18 @@
                 <w:sz w:val="28"/>
                 <w:szCs w:val="28"/>
               </w:rPr>
-              <w:t>TS 6.1.11.</w:t>
+              <w:t xml:space="preserve">TS </w:t>
+            </w:r>
+            <w:proofErr w:type="gramStart"/>
+            <w:r>
+              <w:rPr>
+                <w:rFonts w:cs="Arial"/>
+                <w:b/>
+                <w:bCs/>
+                <w:sz w:val="28"/>
+                <w:szCs w:val="28"/>
+              </w:rPr>
+              <w:t>6.1.11.</w:t>
             </w:r>
             <w:r>
               <w:rPr>
@@ -7042,7 +7269,18 @@
                 <w:sz w:val="28"/>
                 <w:szCs w:val="28"/>
               </w:rPr>
-              <w:t xml:space="preserve">  - Vaakyam</w:t>
+              <w:t xml:space="preserve">  -</w:t>
+            </w:r>
+            <w:proofErr w:type="gramEnd"/>
+            <w:r>
+              <w:rPr>
+                <w:rFonts w:cs="Arial"/>
+                <w:b/>
+                <w:bCs/>
+                <w:sz w:val="28"/>
+                <w:szCs w:val="28"/>
+              </w:rPr>
+              <w:t xml:space="preserve"> Vaakyam</w:t>
             </w:r>
           </w:p>
           <w:p>
@@ -7285,7 +7523,29 @@
                 <w:sz w:val="28"/>
                 <w:szCs w:val="28"/>
               </w:rPr>
-              <w:t>TS 6.1.11.2  - Vaakyam</w:t>
+              <w:t xml:space="preserve">TS </w:t>
+            </w:r>
+            <w:proofErr w:type="gramStart"/>
+            <w:r>
+              <w:rPr>
+                <w:rFonts w:cs="Arial"/>
+                <w:b/>
+                <w:bCs/>
+                <w:sz w:val="28"/>
+                <w:szCs w:val="28"/>
+              </w:rPr>
+              <w:t>6.1.11.2  -</w:t>
+            </w:r>
+            <w:proofErr w:type="gramEnd"/>
+            <w:r>
+              <w:rPr>
+                <w:rFonts w:cs="Arial"/>
+                <w:b/>
+                <w:bCs/>
+                <w:sz w:val="28"/>
+                <w:szCs w:val="28"/>
+              </w:rPr>
+              <w:t xml:space="preserve"> Vaakyam</w:t>
             </w:r>
           </w:p>
           <w:p>
@@ -7478,9 +7738,52 @@
     </w:tbl>
     <w:p>
       <w:pPr>
-        <w:pBdr>
-          <w:bottom w:val="double" w:sz="6" w:space="1" w:color="auto"/>
-        </w:pBdr>
+        <w:jc w:val="center"/>
+        <w:rPr>
+          <w:b/>
+          <w:bCs/>
+          <w:sz w:val="32"/>
+          <w:szCs w:val="32"/>
+          <w:u w:val="single"/>
+        </w:rPr>
+      </w:pPr>
+      <w:r>
+        <w:rPr>
+          <w:b/>
+          <w:bCs/>
+          <w:sz w:val="32"/>
+          <w:szCs w:val="32"/>
+          <w:u w:val="single"/>
+        </w:rPr>
+        <w:t>============</w:t>
+      </w:r>
+    </w:p>
+    <w:p>
+      <w:pPr>
+        <w:jc w:val="center"/>
+        <w:rPr>
+          <w:b/>
+          <w:bCs/>
+          <w:sz w:val="32"/>
+          <w:szCs w:val="32"/>
+          <w:u w:val="single"/>
+        </w:rPr>
+      </w:pPr>
+    </w:p>
+    <w:p>
+      <w:pPr>
+        <w:jc w:val="center"/>
+        <w:rPr>
+          <w:b/>
+          <w:bCs/>
+          <w:sz w:val="32"/>
+          <w:szCs w:val="32"/>
+          <w:u w:val="single"/>
+        </w:rPr>
+      </w:pPr>
+    </w:p>
+    <w:p>
+      <w:pPr>
         <w:jc w:val="center"/>
         <w:rPr>
           <w:b/>
@@ -7534,6 +7837,7 @@
           <w:szCs w:val="32"/>
           <w:u w:val="single"/>
         </w:rPr>
+        <w:lastRenderedPageBreak/>
         <w:t>TS Pada Paatam – TS 6.1 Sanskrit co</w:t>
       </w:r>
       <w:r>
@@ -7640,7 +7944,6 @@
           <w:b/>
           <w:bCs/>
         </w:rPr>
-        <w:lastRenderedPageBreak/>
         <w:t>(ignore those which are already incorporated in your book’s version and date)</w:t>
       </w:r>
     </w:p>
@@ -9208,7 +9511,25 @@
                 <w:sz w:val="32"/>
                 <w:szCs w:val="32"/>
               </w:rPr>
-              <w:t xml:space="preserve">(it </w:t>
+              <w:t>(</w:t>
+            </w:r>
+            <w:proofErr w:type="gramStart"/>
+            <w:r>
+              <w:rPr>
+                <w:rFonts w:cs="Arial"/>
+                <w:sz w:val="32"/>
+                <w:szCs w:val="32"/>
+              </w:rPr>
+              <w:t>it</w:t>
+            </w:r>
+            <w:proofErr w:type="gramEnd"/>
+            <w:r>
+              <w:rPr>
+                <w:rFonts w:cs="Arial"/>
+                <w:sz w:val="32"/>
+                <w:szCs w:val="32"/>
+              </w:rPr>
+              <w:t xml:space="preserve"> </w:t>
             </w:r>
             <w:r>
               <w:rPr>
@@ -9305,6 +9626,7 @@
                 <w:sz w:val="28"/>
                 <w:szCs w:val="28"/>
               </w:rPr>
+              <w:lastRenderedPageBreak/>
               <w:t>TS 6.1.11.4 - Padam</w:t>
             </w:r>
           </w:p>
@@ -9418,7 +9740,6 @@
                 <w:szCs w:val="40"/>
                 <w:lang w:val="en-IN" w:eastAsia="en-IN"/>
               </w:rPr>
-              <w:lastRenderedPageBreak/>
               <w:t>kÉÔ</w:t>
             </w:r>
             <w:r>
@@ -9439,6 +9760,7 @@
               </w:rPr>
               <w:t>Uç</w:t>
             </w:r>
+            <w:proofErr w:type="gramStart"/>
             <w:r>
               <w:rPr>
                 <w:rFonts w:ascii="BRH Malayalam Extra" w:eastAsia="Times New Roman" w:hAnsi="BRH Malayalam Extra" w:cs="BRH Devanagari Extra"/>
@@ -9457,6 +9779,7 @@
               </w:rPr>
               <w:t>.wÉÉ</w:t>
             </w:r>
+            <w:proofErr w:type="gramEnd"/>
             <w:r>
               <w:rPr>
                 <w:rFonts w:ascii="BRH Malayalam Extra" w:eastAsia="Times New Roman" w:hAnsi="BRH Malayalam Extra" w:cs="BRH Devanagari Extra"/>
@@ -9577,7 +9900,6 @@
                 <w:szCs w:val="40"/>
                 <w:lang w:val="en-IN" w:eastAsia="en-IN"/>
               </w:rPr>
-              <w:lastRenderedPageBreak/>
               <w:t>ExÉëÉæÿ | LÌiÉþ | C</w:t>
             </w:r>
             <w:r>
@@ -9637,7 +9959,6 @@
                 <w:szCs w:val="40"/>
                 <w:lang w:val="en-IN" w:eastAsia="en-IN"/>
               </w:rPr>
-              <w:lastRenderedPageBreak/>
               <w:t>kÉÔ</w:t>
             </w:r>
             <w:r>
@@ -9658,6 +9979,7 @@
               </w:rPr>
               <w:t>Uç</w:t>
             </w:r>
+            <w:proofErr w:type="gramStart"/>
             <w:r>
               <w:rPr>
                 <w:rFonts w:ascii="BRH Malayalam Extra" w:eastAsia="Times New Roman" w:hAnsi="BRH Malayalam Extra" w:cs="BRH Devanagari Extra"/>
@@ -9676,6 +9998,7 @@
               </w:rPr>
               <w:t>.wÉÉ</w:t>
             </w:r>
+            <w:proofErr w:type="gramEnd"/>
             <w:r>
               <w:rPr>
                 <w:rFonts w:ascii="BRH Malayalam Extra" w:eastAsia="Times New Roman" w:hAnsi="BRH Malayalam Extra" w:cs="BRH Devanagari Extra"/>
@@ -9790,7 +10113,6 @@
           <w:szCs w:val="32"/>
           <w:u w:val="single"/>
         </w:rPr>
-        <w:lastRenderedPageBreak/>
         <w:t>====================</w:t>
       </w:r>
     </w:p>

--- a/TS-Padam/TS-6.1/TS 6.1 Sanskrit Pada Paatam Corrections.docx
+++ b/TS-Padam/TS-6.1/TS 6.1 Sanskrit Pada Paatam Corrections.docx
@@ -105,12 +105,16 @@
               <w:ind w:right="-136"/>
               <w:jc w:val="center"/>
               <w:rPr>
+                <w:b/>
+                <w:bCs/>
                 <w:sz w:val="32"/>
                 <w:szCs w:val="32"/>
               </w:rPr>
             </w:pPr>
             <w:r>
               <w:rPr>
+                <w:b/>
+                <w:bCs/>
                 <w:sz w:val="32"/>
                 <w:szCs w:val="32"/>
               </w:rPr>
@@ -123,12 +127,16 @@
               <w:ind w:right="-136"/>
               <w:jc w:val="center"/>
               <w:rPr>
+                <w:b/>
+                <w:bCs/>
                 <w:sz w:val="32"/>
                 <w:szCs w:val="32"/>
               </w:rPr>
             </w:pPr>
             <w:r>
               <w:rPr>
+                <w:b/>
+                <w:bCs/>
                 <w:sz w:val="32"/>
                 <w:szCs w:val="32"/>
               </w:rPr>
@@ -146,12 +154,16 @@
               <w:ind w:right="-136"/>
               <w:jc w:val="center"/>
               <w:rPr>
+                <w:b/>
+                <w:bCs/>
                 <w:sz w:val="32"/>
                 <w:szCs w:val="32"/>
               </w:rPr>
             </w:pPr>
             <w:r>
               <w:rPr>
+                <w:b/>
+                <w:bCs/>
                 <w:sz w:val="32"/>
                 <w:szCs w:val="32"/>
               </w:rPr>
@@ -170,12 +182,16 @@
               <w:ind w:right="-18"/>
               <w:jc w:val="center"/>
               <w:rPr>
+                <w:b/>
+                <w:bCs/>
                 <w:sz w:val="32"/>
                 <w:szCs w:val="32"/>
               </w:rPr>
             </w:pPr>
             <w:r>
               <w:rPr>
+                <w:b/>
+                <w:bCs/>
                 <w:sz w:val="32"/>
                 <w:szCs w:val="32"/>
               </w:rPr>
@@ -358,6 +374,7 @@
                 <w:szCs w:val="40"/>
               </w:rPr>
             </w:pPr>
+            <w:proofErr w:type="spellStart"/>
             <w:r>
               <w:rPr>
                 <w:rFonts w:ascii="BRH Devanagari Extra" w:hAnsi="BRH Devanagari Extra" w:cs="BRH Devanagari Extra"/>
@@ -366,6 +383,7 @@
               </w:rPr>
               <w:t>xÉSåþuÉ</w:t>
             </w:r>
+            <w:proofErr w:type="spellEnd"/>
             <w:r>
               <w:rPr>
                 <w:rFonts w:ascii="BRH Malayalam Extra" w:hAnsi="BRH Malayalam Extra" w:cs="BRH Devanagari Extra"/>
@@ -374,6 +392,7 @@
               </w:rPr>
               <w:t>–</w:t>
             </w:r>
+            <w:proofErr w:type="spellStart"/>
             <w:r>
               <w:rPr>
                 <w:rFonts w:ascii="BRH Devanagari Extra" w:hAnsi="BRH Devanagari Extra" w:cs="BRH Devanagari Extra"/>
@@ -382,6 +401,7 @@
               </w:rPr>
               <w:t>qÉÉxÉÏ</w:t>
             </w:r>
+            <w:proofErr w:type="spellEnd"/>
             <w:r>
               <w:rPr>
                 <w:rFonts w:ascii="BRH Malayalam Extra" w:hAnsi="BRH Malayalam Extra" w:cs="BRH Devanagari Extra"/>
@@ -396,7 +416,16 @@
                 <w:sz w:val="40"/>
                 <w:szCs w:val="40"/>
               </w:rPr>
-              <w:t>iÉç iÉ</w:t>
+              <w:t xml:space="preserve">iÉç </w:t>
+            </w:r>
+            <w:proofErr w:type="spellStart"/>
+            <w:r>
+              <w:rPr>
+                <w:rFonts w:ascii="BRH Devanagari Extra" w:hAnsi="BRH Devanagari Extra" w:cs="BRH Devanagari Extra"/>
+                <w:sz w:val="40"/>
+                <w:szCs w:val="40"/>
+              </w:rPr>
+              <w:t>iÉ</w:t>
             </w:r>
             <w:r>
               <w:rPr>
@@ -407,6 +436,7 @@
               </w:rPr>
               <w:t>S</w:t>
             </w:r>
+            <w:proofErr w:type="spellEnd"/>
             <w:r>
               <w:rPr>
                 <w:rFonts w:ascii="BRH Malayalam Extra" w:hAnsi="BRH Malayalam Extra" w:cs="BRH Devanagari Extra"/>
@@ -415,6 +445,7 @@
               </w:rPr>
               <w:t>–</w:t>
             </w:r>
+            <w:proofErr w:type="spellStart"/>
             <w:r>
               <w:rPr>
                 <w:rFonts w:ascii="BRH Devanagari Extra" w:hAnsi="BRH Devanagari Extra" w:cs="BRH Devanagari Extra"/>
@@ -423,6 +454,7 @@
               </w:rPr>
               <w:t>mÉÉåSþ¢üÉqÉ</w:t>
             </w:r>
+            <w:proofErr w:type="spellEnd"/>
             <w:r>
               <w:rPr>
                 <w:rFonts w:ascii="BRH Malayalam Extra" w:hAnsi="BRH Malayalam Extra" w:cs="BRH Devanagari Extra"/>
@@ -459,6 +491,7 @@
                 <w:szCs w:val="40"/>
               </w:rPr>
             </w:pPr>
+            <w:proofErr w:type="spellStart"/>
             <w:r>
               <w:rPr>
                 <w:rFonts w:ascii="BRH Devanagari Extra" w:hAnsi="BRH Devanagari Extra" w:cs="BRH Devanagari Extra"/>
@@ -467,6 +500,7 @@
               </w:rPr>
               <w:t>xÉSåþuÉ</w:t>
             </w:r>
+            <w:proofErr w:type="spellEnd"/>
             <w:r>
               <w:rPr>
                 <w:rFonts w:ascii="BRH Malayalam Extra" w:hAnsi="BRH Malayalam Extra" w:cs="BRH Devanagari Extra"/>
@@ -475,6 +509,7 @@
               </w:rPr>
               <w:t>–</w:t>
             </w:r>
+            <w:proofErr w:type="spellStart"/>
             <w:r>
               <w:rPr>
                 <w:rFonts w:ascii="BRH Devanagari Extra" w:hAnsi="BRH Devanagari Extra" w:cs="BRH Devanagari Extra"/>
@@ -483,6 +518,7 @@
               </w:rPr>
               <w:t>qÉÉxÉÏ</w:t>
             </w:r>
+            <w:proofErr w:type="spellEnd"/>
             <w:r>
               <w:rPr>
                 <w:rFonts w:ascii="BRH Malayalam Extra" w:hAnsi="BRH Malayalam Extra" w:cs="BRH Devanagari Extra"/>
@@ -497,7 +533,16 @@
                 <w:sz w:val="40"/>
                 <w:szCs w:val="40"/>
               </w:rPr>
-              <w:t>iÉç iÉ</w:t>
+              <w:t xml:space="preserve">iÉç </w:t>
+            </w:r>
+            <w:proofErr w:type="spellStart"/>
+            <w:r>
+              <w:rPr>
+                <w:rFonts w:ascii="BRH Devanagari Extra" w:hAnsi="BRH Devanagari Extra" w:cs="BRH Devanagari Extra"/>
+                <w:sz w:val="40"/>
+                <w:szCs w:val="40"/>
+              </w:rPr>
+              <w:t>iÉ</w:t>
             </w:r>
             <w:r>
               <w:rPr>
@@ -516,6 +561,7 @@
               </w:rPr>
               <w:t>mÉÉåSþ¢üÉqÉ</w:t>
             </w:r>
+            <w:proofErr w:type="spellEnd"/>
             <w:r>
               <w:rPr>
                 <w:rFonts w:ascii="BRH Malayalam Extra" w:hAnsi="BRH Malayalam Extra" w:cs="BRH Devanagari Extra"/>
@@ -704,6 +750,7 @@
                 <w:szCs w:val="28"/>
               </w:rPr>
             </w:pPr>
+            <w:proofErr w:type="spellStart"/>
             <w:r>
               <w:rPr>
                 <w:rFonts w:ascii="BRH Devanagari Extra" w:hAnsi="BRH Devanagari Extra" w:cs="BRH Devanagari Extra"/>
@@ -712,6 +759,7 @@
               </w:rPr>
               <w:t>M×üwhÉÌuÉwÉÉ</w:t>
             </w:r>
+            <w:proofErr w:type="spellEnd"/>
             <w:r>
               <w:rPr>
                 <w:rFonts w:ascii="BRH Malayalam Extra" w:hAnsi="BRH Malayalam Extra" w:cs="BRH Devanagari Extra"/>
@@ -720,6 +768,7 @@
               </w:rPr>
               <w:t>–</w:t>
             </w:r>
+            <w:proofErr w:type="spellStart"/>
             <w:r>
               <w:rPr>
                 <w:rFonts w:ascii="BRH Devanagari Extra" w:hAnsi="BRH Devanagari Extra" w:cs="BRH Devanagari Extra"/>
@@ -751,7 +800,16 @@
                 <w:sz w:val="40"/>
                 <w:szCs w:val="40"/>
               </w:rPr>
-              <w:t>uÉþcÉ×</w:t>
+              <w:t>uÉþcÉ</w:t>
+            </w:r>
+            <w:proofErr w:type="spellEnd"/>
+            <w:r>
+              <w:rPr>
+                <w:rFonts w:ascii="BRH Devanagari Extra" w:hAnsi="BRH Devanagari Extra" w:cs="BRH Devanagari Extra"/>
+                <w:sz w:val="40"/>
+                <w:szCs w:val="40"/>
+              </w:rPr>
+              <w:t>×</w:t>
             </w:r>
             <w:r>
               <w:rPr>
@@ -761,6 +819,7 @@
               </w:rPr>
               <w:t>–</w:t>
             </w:r>
+            <w:proofErr w:type="spellStart"/>
             <w:r>
               <w:rPr>
                 <w:rFonts w:ascii="BRH Devanagari Extra" w:hAnsi="BRH Devanagari Extra" w:cs="BRH Devanagari Extra"/>
@@ -786,6 +845,7 @@
               </w:rPr>
               <w:t>rÉÉåÌlÉþÈ</w:t>
             </w:r>
+            <w:proofErr w:type="spellEnd"/>
           </w:p>
         </w:tc>
         <w:tc>
@@ -807,6 +867,7 @@
                 <w:szCs w:val="28"/>
               </w:rPr>
             </w:pPr>
+            <w:proofErr w:type="spellStart"/>
             <w:r>
               <w:rPr>
                 <w:rFonts w:ascii="BRH Devanagari Extra" w:hAnsi="BRH Devanagari Extra" w:cs="BRH Devanagari Extra"/>
@@ -815,6 +876,7 @@
               </w:rPr>
               <w:t>M×üwhÉÌuÉwÉÉ</w:t>
             </w:r>
+            <w:proofErr w:type="spellEnd"/>
             <w:r>
               <w:rPr>
                 <w:rFonts w:ascii="BRH Malayalam Extra" w:hAnsi="BRH Malayalam Extra" w:cs="BRH Devanagari Extra"/>
@@ -823,6 +885,7 @@
               </w:rPr>
               <w:t>–</w:t>
             </w:r>
+            <w:proofErr w:type="spellStart"/>
             <w:r>
               <w:rPr>
                 <w:rFonts w:ascii="BRH Devanagari Extra" w:hAnsi="BRH Devanagari Extra" w:cs="BRH Devanagari Extra"/>
@@ -854,7 +917,16 @@
                 <w:sz w:val="40"/>
                 <w:szCs w:val="40"/>
               </w:rPr>
-              <w:t>þuÉcÉ×</w:t>
+              <w:t>þuÉcÉ</w:t>
+            </w:r>
+            <w:proofErr w:type="spellEnd"/>
+            <w:r>
+              <w:rPr>
+                <w:rFonts w:ascii="BRH Devanagari Extra" w:hAnsi="BRH Devanagari Extra" w:cs="BRH Devanagari Extra"/>
+                <w:sz w:val="40"/>
+                <w:szCs w:val="40"/>
+              </w:rPr>
+              <w:t>×</w:t>
             </w:r>
             <w:r>
               <w:rPr>
@@ -864,6 +936,7 @@
               </w:rPr>
               <w:t>–</w:t>
             </w:r>
+            <w:proofErr w:type="spellStart"/>
             <w:r>
               <w:rPr>
                 <w:rFonts w:ascii="BRH Devanagari Extra" w:hAnsi="BRH Devanagari Extra" w:cs="BRH Devanagari Extra"/>
@@ -889,6 +962,7 @@
               </w:rPr>
               <w:t>rÉÉåÌlÉþÈ</w:t>
             </w:r>
+            <w:proofErr w:type="spellEnd"/>
           </w:p>
         </w:tc>
       </w:tr>
@@ -1024,14 +1098,34 @@
                 <w:szCs w:val="40"/>
               </w:rPr>
             </w:pPr>
-            <w:r>
-              <w:rPr>
-                <w:rFonts w:ascii="BRH Devanagari Extra" w:hAnsi="BRH Devanagari Extra" w:cs="BRH Devanagari Extra"/>
-                <w:sz w:val="40"/>
-                <w:szCs w:val="40"/>
-              </w:rPr>
-              <w:t>xÉuÉþlÉå zÉÑ</w:t>
-            </w:r>
+            <w:proofErr w:type="spellStart"/>
+            <w:r>
+              <w:rPr>
+                <w:rFonts w:ascii="BRH Devanagari Extra" w:hAnsi="BRH Devanagari Extra" w:cs="BRH Devanagari Extra"/>
+                <w:sz w:val="40"/>
+                <w:szCs w:val="40"/>
+              </w:rPr>
+              <w:t>xÉuÉþlÉå</w:t>
+            </w:r>
+            <w:proofErr w:type="spellEnd"/>
+            <w:r>
+              <w:rPr>
+                <w:rFonts w:ascii="BRH Devanagari Extra" w:hAnsi="BRH Devanagari Extra" w:cs="BRH Devanagari Extra"/>
+                <w:sz w:val="40"/>
+                <w:szCs w:val="40"/>
+              </w:rPr>
+              <w:t xml:space="preserve"> </w:t>
+            </w:r>
+            <w:proofErr w:type="spellStart"/>
+            <w:r>
+              <w:rPr>
+                <w:rFonts w:ascii="BRH Devanagari Extra" w:hAnsi="BRH Devanagari Extra" w:cs="BRH Devanagari Extra"/>
+                <w:sz w:val="40"/>
+                <w:szCs w:val="40"/>
+              </w:rPr>
+              <w:t>zÉÑ</w:t>
+            </w:r>
+            <w:proofErr w:type="spellEnd"/>
             <w:r>
               <w:rPr>
                 <w:rFonts w:ascii="BRH Malayalam Extra" w:hAnsi="BRH Malayalam Extra" w:cs="BRH Devanagari Extra"/>
@@ -1048,7 +1142,17 @@
                 <w:szCs w:val="40"/>
                 <w:highlight w:val="yellow"/>
               </w:rPr>
-              <w:t>¢üþ</w:t>
+              <w:t>¢</w:t>
+            </w:r>
+            <w:proofErr w:type="spellStart"/>
+            <w:r>
+              <w:rPr>
+                <w:rFonts w:ascii="BRH Devanagari Extra" w:hAnsi="BRH Devanagari Extra" w:cs="BRH Devanagari Extra"/>
+                <w:sz w:val="40"/>
+                <w:szCs w:val="40"/>
+                <w:highlight w:val="yellow"/>
+              </w:rPr>
+              <w:t>üþ</w:t>
             </w:r>
             <w:r>
               <w:rPr>
@@ -1058,6 +1162,7 @@
               </w:rPr>
               <w:t>uÉiÉÏ</w:t>
             </w:r>
+            <w:proofErr w:type="spellEnd"/>
           </w:p>
         </w:tc>
         <w:tc>
@@ -1079,14 +1184,34 @@
                 <w:szCs w:val="40"/>
               </w:rPr>
             </w:pPr>
-            <w:r>
-              <w:rPr>
-                <w:rFonts w:ascii="BRH Devanagari Extra" w:hAnsi="BRH Devanagari Extra" w:cs="BRH Devanagari Extra"/>
-                <w:sz w:val="40"/>
-                <w:szCs w:val="40"/>
-              </w:rPr>
-              <w:t>xÉuÉþlÉå zÉÑ</w:t>
-            </w:r>
+            <w:proofErr w:type="spellStart"/>
+            <w:r>
+              <w:rPr>
+                <w:rFonts w:ascii="BRH Devanagari Extra" w:hAnsi="BRH Devanagari Extra" w:cs="BRH Devanagari Extra"/>
+                <w:sz w:val="40"/>
+                <w:szCs w:val="40"/>
+              </w:rPr>
+              <w:t>xÉuÉþlÉå</w:t>
+            </w:r>
+            <w:proofErr w:type="spellEnd"/>
+            <w:r>
+              <w:rPr>
+                <w:rFonts w:ascii="BRH Devanagari Extra" w:hAnsi="BRH Devanagari Extra" w:cs="BRH Devanagari Extra"/>
+                <w:sz w:val="40"/>
+                <w:szCs w:val="40"/>
+              </w:rPr>
+              <w:t xml:space="preserve"> </w:t>
+            </w:r>
+            <w:proofErr w:type="spellStart"/>
+            <w:r>
+              <w:rPr>
+                <w:rFonts w:ascii="BRH Devanagari Extra" w:hAnsi="BRH Devanagari Extra" w:cs="BRH Devanagari Extra"/>
+                <w:sz w:val="40"/>
+                <w:szCs w:val="40"/>
+              </w:rPr>
+              <w:t>zÉÑ</w:t>
+            </w:r>
+            <w:proofErr w:type="spellEnd"/>
             <w:r>
               <w:rPr>
                 <w:rFonts w:ascii="BRH Malayalam Extra" w:hAnsi="BRH Malayalam Extra" w:cs="BRH Devanagari Extra"/>
@@ -1101,7 +1226,16 @@
                 <w:sz w:val="40"/>
                 <w:szCs w:val="40"/>
               </w:rPr>
-              <w:t>¢ü</w:t>
+              <w:t>¢</w:t>
+            </w:r>
+            <w:proofErr w:type="spellStart"/>
+            <w:r>
+              <w:rPr>
+                <w:rFonts w:ascii="BRH Devanagari Extra" w:hAnsi="BRH Devanagari Extra" w:cs="BRH Devanagari Extra"/>
+                <w:sz w:val="40"/>
+                <w:szCs w:val="40"/>
+              </w:rPr>
+              <w:t>ü</w:t>
             </w:r>
             <w:r>
               <w:rPr>
@@ -1120,6 +1254,7 @@
               </w:rPr>
               <w:t>iÉÏ</w:t>
             </w:r>
+            <w:proofErr w:type="spellEnd"/>
           </w:p>
         </w:tc>
       </w:tr>
@@ -1255,14 +1390,25 @@
                 <w:szCs w:val="40"/>
               </w:rPr>
             </w:pPr>
-            <w:r>
-              <w:rPr>
-                <w:rFonts w:ascii="BRH Devanagari Extra" w:hAnsi="BRH Devanagari Extra" w:cs="BRH Devanagari Extra"/>
-                <w:sz w:val="40"/>
-                <w:szCs w:val="40"/>
-              </w:rPr>
-              <w:t xml:space="preserve">ÆuÉæ </w:t>
-            </w:r>
+            <w:proofErr w:type="spellStart"/>
+            <w:r>
+              <w:rPr>
+                <w:rFonts w:ascii="BRH Devanagari Extra" w:hAnsi="BRH Devanagari Extra" w:cs="BRH Devanagari Extra"/>
+                <w:sz w:val="40"/>
+                <w:szCs w:val="40"/>
+              </w:rPr>
+              <w:t>ÆuÉæ</w:t>
+            </w:r>
+            <w:proofErr w:type="spellEnd"/>
+            <w:r>
+              <w:rPr>
+                <w:rFonts w:ascii="BRH Devanagari Extra" w:hAnsi="BRH Devanagari Extra" w:cs="BRH Devanagari Extra"/>
+                <w:sz w:val="40"/>
+                <w:szCs w:val="40"/>
+              </w:rPr>
+              <w:t xml:space="preserve"> </w:t>
+            </w:r>
+            <w:proofErr w:type="spellStart"/>
             <w:r>
               <w:rPr>
                 <w:rFonts w:ascii="BRH Devanagari Extra" w:hAnsi="BRH Devanagari Extra" w:cs="BRH Devanagari Extra"/>
@@ -1272,6 +1418,7 @@
               </w:rPr>
               <w:t>uÉÉ</w:t>
             </w:r>
+            <w:proofErr w:type="spellEnd"/>
             <w:r>
               <w:rPr>
                 <w:rFonts w:ascii="BRH Malayalam Extra" w:hAnsi="BRH Malayalam Extra" w:cs="BRH Devanagari Extra"/>
@@ -1281,14 +1428,34 @@
               </w:rPr>
               <w:t>–</w:t>
             </w:r>
-            <w:r>
-              <w:rPr>
-                <w:rFonts w:ascii="BRH Devanagari Extra" w:hAnsi="BRH Devanagari Extra" w:cs="BRH Devanagari Extra"/>
-                <w:sz w:val="40"/>
-                <w:szCs w:val="40"/>
-              </w:rPr>
-              <w:t>xÉÈ xÉuÉÉïÿprÉ</w:t>
-            </w:r>
+            <w:proofErr w:type="spellStart"/>
+            <w:r>
+              <w:rPr>
+                <w:rFonts w:ascii="BRH Devanagari Extra" w:hAnsi="BRH Devanagari Extra" w:cs="BRH Devanagari Extra"/>
+                <w:sz w:val="40"/>
+                <w:szCs w:val="40"/>
+              </w:rPr>
+              <w:t>xÉÈ</w:t>
+            </w:r>
+            <w:proofErr w:type="spellEnd"/>
+            <w:r>
+              <w:rPr>
+                <w:rFonts w:ascii="BRH Devanagari Extra" w:hAnsi="BRH Devanagari Extra" w:cs="BRH Devanagari Extra"/>
+                <w:sz w:val="40"/>
+                <w:szCs w:val="40"/>
+              </w:rPr>
+              <w:t xml:space="preserve"> </w:t>
+            </w:r>
+            <w:proofErr w:type="spellStart"/>
+            <w:r>
+              <w:rPr>
+                <w:rFonts w:ascii="BRH Devanagari Extra" w:hAnsi="BRH Devanagari Extra" w:cs="BRH Devanagari Extra"/>
+                <w:sz w:val="40"/>
+                <w:szCs w:val="40"/>
+              </w:rPr>
+              <w:t>xÉuÉÉïÿprÉ</w:t>
+            </w:r>
+            <w:proofErr w:type="spellEnd"/>
           </w:p>
         </w:tc>
         <w:tc>
@@ -1310,13 +1477,32 @@
                 <w:szCs w:val="40"/>
               </w:rPr>
             </w:pPr>
-            <w:r>
-              <w:rPr>
-                <w:rFonts w:ascii="BRH Devanagari Extra" w:hAnsi="BRH Devanagari Extra" w:cs="BRH Devanagari Extra"/>
-                <w:sz w:val="40"/>
-                <w:szCs w:val="40"/>
-              </w:rPr>
-              <w:t>ÆuÉæ uÉÉ</w:t>
+            <w:proofErr w:type="spellStart"/>
+            <w:r>
+              <w:rPr>
+                <w:rFonts w:ascii="BRH Devanagari Extra" w:hAnsi="BRH Devanagari Extra" w:cs="BRH Devanagari Extra"/>
+                <w:sz w:val="40"/>
+                <w:szCs w:val="40"/>
+              </w:rPr>
+              <w:t>ÆuÉæ</w:t>
+            </w:r>
+            <w:proofErr w:type="spellEnd"/>
+            <w:r>
+              <w:rPr>
+                <w:rFonts w:ascii="BRH Devanagari Extra" w:hAnsi="BRH Devanagari Extra" w:cs="BRH Devanagari Extra"/>
+                <w:sz w:val="40"/>
+                <w:szCs w:val="40"/>
+              </w:rPr>
+              <w:t xml:space="preserve"> </w:t>
+            </w:r>
+            <w:proofErr w:type="spellStart"/>
+            <w:r>
+              <w:rPr>
+                <w:rFonts w:ascii="BRH Devanagari Extra" w:hAnsi="BRH Devanagari Extra" w:cs="BRH Devanagari Extra"/>
+                <w:sz w:val="40"/>
+                <w:szCs w:val="40"/>
+              </w:rPr>
+              <w:t>uÉÉ</w:t>
             </w:r>
             <w:r>
               <w:rPr>
@@ -1335,6 +1521,7 @@
               </w:rPr>
               <w:t>É</w:t>
             </w:r>
+            <w:proofErr w:type="spellEnd"/>
             <w:r>
               <w:rPr>
                 <w:rFonts w:ascii="BRH Malayalam Extra" w:hAnsi="BRH Malayalam Extra" w:cs="BRH Devanagari Extra"/>
@@ -1349,8 +1536,18 @@
                 <w:sz w:val="40"/>
                 <w:szCs w:val="40"/>
               </w:rPr>
-              <w:t>È xÉuÉÉïÿprÉ</w:t>
-            </w:r>
+              <w:t xml:space="preserve">È </w:t>
+            </w:r>
+            <w:proofErr w:type="spellStart"/>
+            <w:r>
+              <w:rPr>
+                <w:rFonts w:ascii="BRH Devanagari Extra" w:hAnsi="BRH Devanagari Extra" w:cs="BRH Devanagari Extra"/>
+                <w:sz w:val="40"/>
+                <w:szCs w:val="40"/>
+              </w:rPr>
+              <w:t>xÉuÉÉïÿprÉ</w:t>
+            </w:r>
+            <w:proofErr w:type="spellEnd"/>
           </w:p>
         </w:tc>
       </w:tr>
@@ -1738,6 +1935,7 @@
                 <w:lang w:bidi="ta-IN"/>
               </w:rPr>
             </w:pPr>
+            <w:proofErr w:type="spellStart"/>
             <w:r>
               <w:rPr>
                 <w:rFonts w:ascii="BRH Devanagari Extra" w:hAnsi="BRH Devanagari Extra" w:cs="BRH Devanagari Extra"/>
@@ -1746,6 +1944,7 @@
               </w:rPr>
               <w:t>AlÉþuÉÎcNû¨rÉÉ</w:t>
             </w:r>
+            <w:proofErr w:type="spellEnd"/>
             <w:r>
               <w:rPr>
                 <w:rFonts w:ascii="BRH Malayalam Extra" w:hAnsi="BRH Malayalam Extra" w:cs="BRH Devanagari Extra"/>
@@ -1760,8 +1959,36 @@
                 <w:sz w:val="40"/>
                 <w:szCs w:val="40"/>
               </w:rPr>
-              <w:t xml:space="preserve"> CirÉlÉþuÉ - ÍNû</w:t>
-            </w:r>
+              <w:t xml:space="preserve"> </w:t>
+            </w:r>
+            <w:proofErr w:type="spellStart"/>
+            <w:r>
+              <w:rPr>
+                <w:rFonts w:ascii="BRH Devanagari Extra" w:hAnsi="BRH Devanagari Extra" w:cs="BRH Devanagari Extra"/>
+                <w:sz w:val="40"/>
+                <w:szCs w:val="40"/>
+              </w:rPr>
+              <w:t>CirÉlÉþuÉ</w:t>
+            </w:r>
+            <w:proofErr w:type="spellEnd"/>
+            <w:r>
+              <w:rPr>
+                <w:rFonts w:ascii="BRH Devanagari Extra" w:hAnsi="BRH Devanagari Extra" w:cs="BRH Devanagari Extra"/>
+                <w:sz w:val="40"/>
+                <w:szCs w:val="40"/>
+              </w:rPr>
+              <w:t xml:space="preserve"> - </w:t>
+            </w:r>
+            <w:proofErr w:type="spellStart"/>
+            <w:r>
+              <w:rPr>
+                <w:rFonts w:ascii="BRH Devanagari Extra" w:hAnsi="BRH Devanagari Extra" w:cs="BRH Devanagari Extra"/>
+                <w:sz w:val="40"/>
+                <w:szCs w:val="40"/>
+              </w:rPr>
+              <w:t>ÍNû</w:t>
+            </w:r>
+            <w:proofErr w:type="spellEnd"/>
             <w:r>
               <w:rPr>
                 <w:rFonts w:ascii="BRH Malayalam Extra" w:hAnsi="BRH Malayalam Extra" w:cs="BRH Devanagari Extra"/>
@@ -1770,6 +1997,7 @@
               </w:rPr>
               <w:t>–</w:t>
             </w:r>
+            <w:proofErr w:type="spellStart"/>
             <w:r>
               <w:rPr>
                 <w:rFonts w:ascii="BRH Devanagari Extra" w:hAnsi="BRH Devanagari Extra" w:cs="BRH Devanagari Extra"/>
@@ -1787,6 +2015,7 @@
               </w:rPr>
               <w:t>æ</w:t>
             </w:r>
+            <w:proofErr w:type="spellEnd"/>
             <w:r>
               <w:rPr>
                 <w:rFonts w:ascii="BRH Malayalam Extra" w:hAnsi="BRH Malayalam Extra" w:cs="BRH Devanagari Extra"/>
@@ -1803,6 +2032,7 @@
               </w:rPr>
               <w:t xml:space="preserve"> | </w:t>
             </w:r>
+            <w:proofErr w:type="spellStart"/>
             <w:r>
               <w:rPr>
                 <w:rFonts w:ascii="BRH Devanagari Extra" w:hAnsi="BRH Devanagari Extra" w:cs="BRH Devanagari Extra"/>
@@ -1810,7 +2040,16 @@
                 <w:szCs w:val="40"/>
               </w:rPr>
               <w:lastRenderedPageBreak/>
-              <w:t xml:space="preserve">uÉÂþhÉÈ | </w:t>
+              <w:t>uÉÂþhÉÈ</w:t>
+            </w:r>
+            <w:proofErr w:type="spellEnd"/>
+            <w:r>
+              <w:rPr>
+                <w:rFonts w:ascii="BRH Devanagari Extra" w:hAnsi="BRH Devanagari Extra" w:cs="BRH Devanagari Extra"/>
+                <w:sz w:val="40"/>
+                <w:szCs w:val="40"/>
+              </w:rPr>
+              <w:t xml:space="preserve"> | </w:t>
             </w:r>
           </w:p>
         </w:tc>
@@ -1839,6 +2078,7 @@
                 <w:lang w:bidi="ta-IN"/>
               </w:rPr>
             </w:pPr>
+            <w:proofErr w:type="spellStart"/>
             <w:r>
               <w:rPr>
                 <w:rFonts w:ascii="BRH Devanagari Extra" w:hAnsi="BRH Devanagari Extra" w:cs="BRH Devanagari Extra"/>
@@ -1848,6 +2088,7 @@
               <w:lastRenderedPageBreak/>
               <w:t>AlÉþuÉÎcNû¨rÉÉ</w:t>
             </w:r>
+            <w:proofErr w:type="spellEnd"/>
             <w:r>
               <w:rPr>
                 <w:rFonts w:ascii="BRH Malayalam Extra" w:hAnsi="BRH Malayalam Extra" w:cs="BRH Devanagari Extra"/>
@@ -1862,8 +2103,36 @@
                 <w:sz w:val="40"/>
                 <w:szCs w:val="40"/>
               </w:rPr>
-              <w:t xml:space="preserve"> CirÉlÉþuÉ - ÍNû</w:t>
-            </w:r>
+              <w:t xml:space="preserve"> </w:t>
+            </w:r>
+            <w:proofErr w:type="spellStart"/>
+            <w:r>
+              <w:rPr>
+                <w:rFonts w:ascii="BRH Devanagari Extra" w:hAnsi="BRH Devanagari Extra" w:cs="BRH Devanagari Extra"/>
+                <w:sz w:val="40"/>
+                <w:szCs w:val="40"/>
+              </w:rPr>
+              <w:t>CirÉlÉþuÉ</w:t>
+            </w:r>
+            <w:proofErr w:type="spellEnd"/>
+            <w:r>
+              <w:rPr>
+                <w:rFonts w:ascii="BRH Devanagari Extra" w:hAnsi="BRH Devanagari Extra" w:cs="BRH Devanagari Extra"/>
+                <w:sz w:val="40"/>
+                <w:szCs w:val="40"/>
+              </w:rPr>
+              <w:t xml:space="preserve"> - </w:t>
+            </w:r>
+            <w:proofErr w:type="spellStart"/>
+            <w:r>
+              <w:rPr>
+                <w:rFonts w:ascii="BRH Devanagari Extra" w:hAnsi="BRH Devanagari Extra" w:cs="BRH Devanagari Extra"/>
+                <w:sz w:val="40"/>
+                <w:szCs w:val="40"/>
+              </w:rPr>
+              <w:t>ÍNû</w:t>
+            </w:r>
+            <w:proofErr w:type="spellEnd"/>
             <w:r>
               <w:rPr>
                 <w:rFonts w:ascii="BRH Malayalam Extra" w:hAnsi="BRH Malayalam Extra" w:cs="BRH Devanagari Extra"/>
@@ -1880,8 +2149,19 @@
                 <w:szCs w:val="40"/>
                 <w:highlight w:val="green"/>
               </w:rPr>
-              <w:t>¨rÉæ</w:t>
-            </w:r>
+              <w:t>¨</w:t>
+            </w:r>
+            <w:proofErr w:type="spellStart"/>
+            <w:r>
+              <w:rPr>
+                <w:rFonts w:ascii="BRH Devanagari Extra" w:hAnsi="BRH Devanagari Extra" w:cs="BRH Devanagari Extra"/>
+                <w:sz w:val="40"/>
+                <w:szCs w:val="40"/>
+                <w:highlight w:val="green"/>
+              </w:rPr>
+              <w:t>rÉæ</w:t>
+            </w:r>
+            <w:proofErr w:type="spellEnd"/>
             <w:r>
               <w:rPr>
                 <w:rFonts w:ascii="BRH Malayalam Extra" w:hAnsi="BRH Malayalam Extra" w:cs="BRH Devanagari Extra"/>
@@ -1899,6 +2179,7 @@
               </w:rPr>
               <w:t xml:space="preserve"> | </w:t>
             </w:r>
+            <w:proofErr w:type="spellStart"/>
             <w:r>
               <w:rPr>
                 <w:rFonts w:ascii="BRH Devanagari Extra" w:hAnsi="BRH Devanagari Extra" w:cs="BRH Devanagari Extra"/>
@@ -1906,7 +2187,16 @@
                 <w:szCs w:val="40"/>
               </w:rPr>
               <w:lastRenderedPageBreak/>
-              <w:t>uÉÂþhÉÈ |</w:t>
+              <w:t>uÉÂþhÉÈ</w:t>
+            </w:r>
+            <w:proofErr w:type="spellEnd"/>
+            <w:r>
+              <w:rPr>
+                <w:rFonts w:ascii="BRH Devanagari Extra" w:hAnsi="BRH Devanagari Extra" w:cs="BRH Devanagari Extra"/>
+                <w:sz w:val="40"/>
+                <w:szCs w:val="40"/>
+              </w:rPr>
+              <w:t xml:space="preserve"> |</w:t>
             </w:r>
           </w:p>
         </w:tc>
@@ -2285,6 +2575,7 @@
               </w:rPr>
               <w:t>–</w:t>
             </w:r>
+            <w:proofErr w:type="spellStart"/>
             <w:r>
               <w:rPr>
                 <w:rFonts w:ascii="BRH Devanagari Extra" w:hAnsi="BRH Devanagari Extra" w:cs="BRH Devanagari Extra"/>
@@ -2293,6 +2584,7 @@
               </w:rPr>
               <w:t>miÉÉ¤ÉþU</w:t>
             </w:r>
+            <w:proofErr w:type="spellEnd"/>
             <w:r>
               <w:rPr>
                 <w:rFonts w:ascii="BRH Malayalam Extra" w:hAnsi="BRH Malayalam Extra" w:cs="BRH Devanagari Extra"/>
@@ -2301,13 +2593,23 @@
               </w:rPr>
               <w:t>–</w:t>
             </w:r>
-            <w:r>
-              <w:rPr>
-                <w:rFonts w:ascii="BRH Devanagari Extra" w:hAnsi="BRH Devanagari Extra" w:cs="BRH Devanagari Extra"/>
-                <w:sz w:val="40"/>
-                <w:szCs w:val="40"/>
-              </w:rPr>
-              <w:t>ÍqÉÌiÉþ xÉ</w:t>
+            <w:proofErr w:type="spellStart"/>
+            <w:r>
+              <w:rPr>
+                <w:rFonts w:ascii="BRH Devanagari Extra" w:hAnsi="BRH Devanagari Extra" w:cs="BRH Devanagari Extra"/>
+                <w:sz w:val="40"/>
+                <w:szCs w:val="40"/>
+              </w:rPr>
+              <w:t>ÍqÉÌiÉþ</w:t>
+            </w:r>
+            <w:proofErr w:type="spellEnd"/>
+            <w:r>
+              <w:rPr>
+                <w:rFonts w:ascii="BRH Devanagari Extra" w:hAnsi="BRH Devanagari Extra" w:cs="BRH Devanagari Extra"/>
+                <w:sz w:val="40"/>
+                <w:szCs w:val="40"/>
+              </w:rPr>
+              <w:t xml:space="preserve"> xÉ</w:t>
             </w:r>
             <w:r>
               <w:rPr>
@@ -2317,13 +2619,23 @@
               </w:rPr>
               <w:t>–</w:t>
             </w:r>
-            <w:r>
-              <w:rPr>
-                <w:rFonts w:ascii="BRH Devanagari Extra" w:hAnsi="BRH Devanagari Extra" w:cs="BRH Devanagari Extra"/>
-                <w:sz w:val="40"/>
-                <w:szCs w:val="40"/>
-              </w:rPr>
-              <w:t>miÉ - A</w:t>
+            <w:proofErr w:type="spellStart"/>
+            <w:r>
+              <w:rPr>
+                <w:rFonts w:ascii="BRH Devanagari Extra" w:hAnsi="BRH Devanagari Extra" w:cs="BRH Devanagari Extra"/>
+                <w:sz w:val="40"/>
+                <w:szCs w:val="40"/>
+              </w:rPr>
+              <w:t>miÉ</w:t>
+            </w:r>
+            <w:proofErr w:type="spellEnd"/>
+            <w:r>
+              <w:rPr>
+                <w:rFonts w:ascii="BRH Devanagari Extra" w:hAnsi="BRH Devanagari Extra" w:cs="BRH Devanagari Extra"/>
+                <w:sz w:val="40"/>
+                <w:szCs w:val="40"/>
+              </w:rPr>
+              <w:t xml:space="preserve"> - A</w:t>
             </w:r>
             <w:r>
               <w:rPr>
@@ -2349,6 +2661,7 @@
               </w:rPr>
               <w:t>–</w:t>
             </w:r>
+            <w:proofErr w:type="spellStart"/>
             <w:r>
               <w:rPr>
                 <w:rFonts w:ascii="BRH Devanagari Extra" w:hAnsi="BRH Devanagari Extra" w:cs="BRH Devanagari Extra"/>
@@ -2364,8 +2677,27 @@
                 <w:sz w:val="40"/>
                 <w:szCs w:val="40"/>
               </w:rPr>
-              <w:t>qÉç | mÉë</w:t>
-            </w:r>
+              <w:t>qÉç</w:t>
+            </w:r>
+            <w:proofErr w:type="spellEnd"/>
+            <w:r>
+              <w:rPr>
+                <w:rFonts w:ascii="BRH Devanagari Extra" w:hAnsi="BRH Devanagari Extra" w:cs="BRH Devanagari Extra"/>
+                <w:sz w:val="40"/>
+                <w:szCs w:val="40"/>
+              </w:rPr>
+              <w:t xml:space="preserve"> | </w:t>
+            </w:r>
+            <w:proofErr w:type="spellStart"/>
+            <w:r>
+              <w:rPr>
+                <w:rFonts w:ascii="BRH Devanagari Extra" w:hAnsi="BRH Devanagari Extra" w:cs="BRH Devanagari Extra"/>
+                <w:sz w:val="40"/>
+                <w:szCs w:val="40"/>
+              </w:rPr>
+              <w:t>mÉë</w:t>
+            </w:r>
+            <w:proofErr w:type="spellEnd"/>
             <w:r>
               <w:rPr>
                 <w:rFonts w:ascii="BRH Malayalam Extra" w:hAnsi="BRH Malayalam Extra" w:cs="BRH Devanagari Extra"/>
@@ -2390,13 +2722,23 @@
               </w:rPr>
               <w:t>–</w:t>
             </w:r>
-            <w:r>
-              <w:rPr>
-                <w:rFonts w:ascii="BRH Devanagari Extra" w:hAnsi="BRH Devanagari Extra" w:cs="BRH Devanagari Extra"/>
-                <w:sz w:val="40"/>
-                <w:szCs w:val="40"/>
-              </w:rPr>
-              <w:t>qÉqÉç |</w:t>
+            <w:proofErr w:type="spellStart"/>
+            <w:r>
+              <w:rPr>
+                <w:rFonts w:ascii="BRH Devanagari Extra" w:hAnsi="BRH Devanagari Extra" w:cs="BRH Devanagari Extra"/>
+                <w:sz w:val="40"/>
+                <w:szCs w:val="40"/>
+              </w:rPr>
+              <w:t>qÉqÉç</w:t>
+            </w:r>
+            <w:proofErr w:type="spellEnd"/>
+            <w:r>
+              <w:rPr>
+                <w:rFonts w:ascii="BRH Devanagari Extra" w:hAnsi="BRH Devanagari Extra" w:cs="BRH Devanagari Extra"/>
+                <w:sz w:val="40"/>
+                <w:szCs w:val="40"/>
+              </w:rPr>
+              <w:t xml:space="preserve"> |</w:t>
             </w:r>
           </w:p>
         </w:tc>
@@ -2434,6 +2776,7 @@
               </w:rPr>
               <w:t>–</w:t>
             </w:r>
+            <w:proofErr w:type="spellStart"/>
             <w:r>
               <w:rPr>
                 <w:rFonts w:ascii="BRH Devanagari Extra" w:hAnsi="BRH Devanagari Extra" w:cs="BRH Devanagari Extra"/>
@@ -2442,6 +2785,7 @@
               </w:rPr>
               <w:t>miÉÉ¤ÉþU</w:t>
             </w:r>
+            <w:proofErr w:type="spellEnd"/>
             <w:r>
               <w:rPr>
                 <w:rFonts w:ascii="BRH Malayalam Extra" w:hAnsi="BRH Malayalam Extra" w:cs="BRH Devanagari Extra"/>
@@ -2450,13 +2794,23 @@
               </w:rPr>
               <w:t>–</w:t>
             </w:r>
-            <w:r>
-              <w:rPr>
-                <w:rFonts w:ascii="BRH Devanagari Extra" w:hAnsi="BRH Devanagari Extra" w:cs="BRH Devanagari Extra"/>
-                <w:sz w:val="40"/>
-                <w:szCs w:val="40"/>
-              </w:rPr>
-              <w:t>ÍqÉÌiÉþ xÉ</w:t>
+            <w:proofErr w:type="spellStart"/>
+            <w:r>
+              <w:rPr>
+                <w:rFonts w:ascii="BRH Devanagari Extra" w:hAnsi="BRH Devanagari Extra" w:cs="BRH Devanagari Extra"/>
+                <w:sz w:val="40"/>
+                <w:szCs w:val="40"/>
+              </w:rPr>
+              <w:t>ÍqÉÌiÉþ</w:t>
+            </w:r>
+            <w:proofErr w:type="spellEnd"/>
+            <w:r>
+              <w:rPr>
+                <w:rFonts w:ascii="BRH Devanagari Extra" w:hAnsi="BRH Devanagari Extra" w:cs="BRH Devanagari Extra"/>
+                <w:sz w:val="40"/>
+                <w:szCs w:val="40"/>
+              </w:rPr>
+              <w:t xml:space="preserve"> xÉ</w:t>
             </w:r>
             <w:r>
               <w:rPr>
@@ -2466,13 +2820,23 @@
               </w:rPr>
               <w:t>–</w:t>
             </w:r>
-            <w:r>
-              <w:rPr>
-                <w:rFonts w:ascii="BRH Devanagari Extra" w:hAnsi="BRH Devanagari Extra" w:cs="BRH Devanagari Extra"/>
-                <w:sz w:val="40"/>
-                <w:szCs w:val="40"/>
-              </w:rPr>
-              <w:t>miÉ - A</w:t>
+            <w:proofErr w:type="spellStart"/>
+            <w:r>
+              <w:rPr>
+                <w:rFonts w:ascii="BRH Devanagari Extra" w:hAnsi="BRH Devanagari Extra" w:cs="BRH Devanagari Extra"/>
+                <w:sz w:val="40"/>
+                <w:szCs w:val="40"/>
+              </w:rPr>
+              <w:t>miÉ</w:t>
+            </w:r>
+            <w:proofErr w:type="spellEnd"/>
+            <w:r>
+              <w:rPr>
+                <w:rFonts w:ascii="BRH Devanagari Extra" w:hAnsi="BRH Devanagari Extra" w:cs="BRH Devanagari Extra"/>
+                <w:sz w:val="40"/>
+                <w:szCs w:val="40"/>
+              </w:rPr>
+              <w:t xml:space="preserve"> - A</w:t>
             </w:r>
             <w:r>
               <w:rPr>
@@ -2539,6 +2903,7 @@
                 <w:szCs w:val="40"/>
               </w:rPr>
             </w:pPr>
+            <w:proofErr w:type="spellStart"/>
             <w:r>
               <w:rPr>
                 <w:rFonts w:ascii="BRH Devanagari Extra" w:hAnsi="BRH Devanagari Extra" w:cs="BRH Devanagari Extra"/>
@@ -2547,6 +2912,7 @@
               </w:rPr>
               <w:t>mÉë</w:t>
             </w:r>
+            <w:proofErr w:type="spellEnd"/>
             <w:r>
               <w:rPr>
                 <w:rFonts w:ascii="BRH Malayalam Extra" w:hAnsi="BRH Malayalam Extra" w:cs="BRH Devanagari Extra"/>
@@ -2571,13 +2937,23 @@
               </w:rPr>
               <w:t>–</w:t>
             </w:r>
-            <w:r>
-              <w:rPr>
-                <w:rFonts w:ascii="BRH Devanagari Extra" w:hAnsi="BRH Devanagari Extra" w:cs="BRH Devanagari Extra"/>
-                <w:sz w:val="40"/>
-                <w:szCs w:val="40"/>
-              </w:rPr>
-              <w:t>qÉqÉç |</w:t>
+            <w:proofErr w:type="spellStart"/>
+            <w:r>
+              <w:rPr>
+                <w:rFonts w:ascii="BRH Devanagari Extra" w:hAnsi="BRH Devanagari Extra" w:cs="BRH Devanagari Extra"/>
+                <w:sz w:val="40"/>
+                <w:szCs w:val="40"/>
+              </w:rPr>
+              <w:t>qÉqÉç</w:t>
+            </w:r>
+            <w:proofErr w:type="spellEnd"/>
+            <w:r>
+              <w:rPr>
+                <w:rFonts w:ascii="BRH Devanagari Extra" w:hAnsi="BRH Devanagari Extra" w:cs="BRH Devanagari Extra"/>
+                <w:sz w:val="40"/>
+                <w:szCs w:val="40"/>
+              </w:rPr>
+              <w:t xml:space="preserve"> |</w:t>
             </w:r>
           </w:p>
         </w:tc>
@@ -2731,6 +3107,7 @@
                 <w:szCs w:val="40"/>
               </w:rPr>
             </w:pPr>
+            <w:proofErr w:type="spellStart"/>
             <w:r>
               <w:rPr>
                 <w:rFonts w:ascii="BRH Devanagari Extra" w:hAnsi="BRH Devanagari Extra" w:cs="BRH Devanagari Extra"/>
@@ -2739,6 +3116,7 @@
               </w:rPr>
               <w:t>M×üwhÉÌuÉwÉÉ</w:t>
             </w:r>
+            <w:proofErr w:type="spellEnd"/>
             <w:r>
               <w:rPr>
                 <w:rFonts w:ascii="BRH Malayalam Extra" w:hAnsi="BRH Malayalam Extra" w:cs="BRH Devanagari Extra"/>
@@ -2747,6 +3125,7 @@
               </w:rPr>
               <w:t>–</w:t>
             </w:r>
+            <w:proofErr w:type="spellStart"/>
             <w:r>
               <w:rPr>
                 <w:rFonts w:ascii="BRH Devanagari Extra" w:hAnsi="BRH Devanagari Extra" w:cs="BRH Devanagari Extra"/>
@@ -2770,7 +3149,16 @@
                 <w:sz w:val="40"/>
                 <w:szCs w:val="40"/>
               </w:rPr>
-              <w:t>þuÉ cÉ×</w:t>
+              <w:t>þuÉ</w:t>
+            </w:r>
+            <w:proofErr w:type="spellEnd"/>
+            <w:r>
+              <w:rPr>
+                <w:rFonts w:ascii="BRH Devanagari Extra" w:hAnsi="BRH Devanagari Extra" w:cs="BRH Devanagari Extra"/>
+                <w:sz w:val="40"/>
+                <w:szCs w:val="40"/>
+              </w:rPr>
+              <w:t xml:space="preserve"> cÉ×</w:t>
             </w:r>
             <w:r>
               <w:rPr>
@@ -2780,6 +3168,7 @@
               </w:rPr>
               <w:t>–</w:t>
             </w:r>
+            <w:proofErr w:type="spellStart"/>
             <w:r>
               <w:rPr>
                 <w:rFonts w:ascii="BRH Devanagari Extra" w:hAnsi="BRH Devanagari Extra" w:cs="BRH Devanagari Extra"/>
@@ -2788,6 +3177,7 @@
               </w:rPr>
               <w:t>iÉå±ÉåÌlÉþÈ</w:t>
             </w:r>
+            <w:proofErr w:type="spellEnd"/>
           </w:p>
         </w:tc>
         <w:tc>
@@ -2815,6 +3205,7 @@
                 <w:lang w:val="en-IN" w:eastAsia="en-IN"/>
               </w:rPr>
             </w:pPr>
+            <w:proofErr w:type="spellStart"/>
             <w:r>
               <w:rPr>
                 <w:rFonts w:ascii="BRH Devanagari Extra" w:hAnsi="BRH Devanagari Extra" w:cs="BRH Devanagari Extra"/>
@@ -2823,6 +3214,7 @@
               </w:rPr>
               <w:t>M×üwhÉÌuÉwÉÉ</w:t>
             </w:r>
+            <w:proofErr w:type="spellEnd"/>
             <w:r>
               <w:rPr>
                 <w:rFonts w:ascii="BRH Malayalam Extra" w:hAnsi="BRH Malayalam Extra" w:cs="BRH Devanagari Extra"/>
@@ -2831,6 +3223,7 @@
               </w:rPr>
               <w:t>–</w:t>
             </w:r>
+            <w:proofErr w:type="spellStart"/>
             <w:r>
               <w:rPr>
                 <w:rFonts w:ascii="BRH Devanagari Extra" w:hAnsi="BRH Devanagari Extra" w:cs="BRH Devanagari Extra"/>
@@ -2854,7 +3247,16 @@
                 <w:sz w:val="40"/>
                 <w:szCs w:val="40"/>
               </w:rPr>
-              <w:t>þ cÉ×</w:t>
+              <w:t>þ</w:t>
+            </w:r>
+            <w:proofErr w:type="spellEnd"/>
+            <w:r>
+              <w:rPr>
+                <w:rFonts w:ascii="BRH Devanagari Extra" w:hAnsi="BRH Devanagari Extra" w:cs="BRH Devanagari Extra"/>
+                <w:sz w:val="40"/>
+                <w:szCs w:val="40"/>
+              </w:rPr>
+              <w:t xml:space="preserve"> cÉ×</w:t>
             </w:r>
             <w:r>
               <w:rPr>
@@ -2864,6 +3266,7 @@
               </w:rPr>
               <w:t>–</w:t>
             </w:r>
+            <w:proofErr w:type="spellStart"/>
             <w:r>
               <w:rPr>
                 <w:rFonts w:ascii="BRH Devanagari Extra" w:hAnsi="BRH Devanagari Extra" w:cs="BRH Devanagari Extra"/>
@@ -2872,6 +3275,7 @@
               </w:rPr>
               <w:t>iÉå±ÉåÌlÉþÈ</w:t>
             </w:r>
+            <w:proofErr w:type="spellEnd"/>
           </w:p>
         </w:tc>
       </w:tr>
@@ -3014,6 +3418,7 @@
                 <w:szCs w:val="40"/>
               </w:rPr>
             </w:pPr>
+            <w:proofErr w:type="spellStart"/>
             <w:r>
               <w:rPr>
                 <w:rFonts w:ascii="BRH Devanagari Extra" w:hAnsi="BRH Devanagari Extra" w:cs="BRH Devanagari Extra"/>
@@ -3022,6 +3427,7 @@
               </w:rPr>
               <w:t>iÉå</w:t>
             </w:r>
+            <w:proofErr w:type="spellEnd"/>
             <w:r>
               <w:rPr>
                 <w:rFonts w:ascii="BRH Devanagari Extra" w:hAnsi="BRH Devanagari Extra" w:cs="BRH Devanagari Extra"/>
@@ -3030,6 +3436,7 @@
               </w:rPr>
               <w:t xml:space="preserve"> </w:t>
             </w:r>
+            <w:proofErr w:type="spellStart"/>
             <w:r>
               <w:rPr>
                 <w:rFonts w:ascii="BRH Devanagari Extra" w:hAnsi="BRH Devanagari Extra" w:cs="BRH Devanagari Extra"/>
@@ -3046,6 +3453,7 @@
               </w:rPr>
               <w:t>É</w:t>
             </w:r>
+            <w:proofErr w:type="spellEnd"/>
             <w:r>
               <w:rPr>
                 <w:rFonts w:ascii="BRH Malayalam Extra" w:hAnsi="BRH Malayalam Extra" w:cs="BRH Devanagari Extra"/>
@@ -3078,6 +3486,7 @@
               </w:rPr>
               <w:t xml:space="preserve"> </w:t>
             </w:r>
+            <w:proofErr w:type="spellStart"/>
             <w:r>
               <w:rPr>
                 <w:rFonts w:ascii="BRH Devanagari Extra" w:hAnsi="BRH Devanagari Extra" w:cs="BRH Devanagari Extra"/>
@@ -3095,6 +3504,7 @@
               </w:rPr>
               <w:t>qÉþÍ</w:t>
             </w:r>
+            <w:proofErr w:type="spellEnd"/>
             <w:r>
               <w:rPr>
                 <w:rFonts w:ascii="BRH Malayalam Extra" w:hAnsi="BRH Malayalam Extra" w:cs="BRH Devanagari Extra"/>
@@ -3104,6 +3514,7 @@
               </w:rPr>
               <w:t>–</w:t>
             </w:r>
+            <w:proofErr w:type="spellStart"/>
             <w:r>
               <w:rPr>
                 <w:rFonts w:ascii="BRH Devanagari Extra" w:hAnsi="BRH Devanagari Extra" w:cs="BRH Devanagari Extra"/>
@@ -3129,6 +3540,7 @@
               </w:rPr>
               <w:t>kÉërÉliÉ</w:t>
             </w:r>
+            <w:proofErr w:type="spellEnd"/>
           </w:p>
         </w:tc>
         <w:tc>
@@ -3155,6 +3567,7 @@
                 <w:szCs w:val="40"/>
               </w:rPr>
             </w:pPr>
+            <w:proofErr w:type="spellStart"/>
             <w:r>
               <w:rPr>
                 <w:rFonts w:ascii="BRH Devanagari Extra" w:hAnsi="BRH Devanagari Extra" w:cs="BRH Devanagari Extra"/>
@@ -3163,6 +3576,7 @@
               </w:rPr>
               <w:t>iÉå</w:t>
             </w:r>
+            <w:proofErr w:type="spellEnd"/>
             <w:r>
               <w:rPr>
                 <w:rFonts w:ascii="BRH Devanagari Extra" w:hAnsi="BRH Devanagari Extra" w:cs="BRH Devanagari Extra"/>
@@ -3171,6 +3585,7 @@
               </w:rPr>
               <w:t xml:space="preserve"> </w:t>
             </w:r>
+            <w:proofErr w:type="spellStart"/>
             <w:r>
               <w:rPr>
                 <w:rFonts w:ascii="BRH Devanagari Extra" w:hAnsi="BRH Devanagari Extra" w:cs="BRH Devanagari Extra"/>
@@ -3187,6 +3602,7 @@
               </w:rPr>
               <w:t>irÉÉ</w:t>
             </w:r>
+            <w:proofErr w:type="spellEnd"/>
             <w:r>
               <w:rPr>
                 <w:rFonts w:ascii="BRH Malayalam Extra" w:hAnsi="BRH Malayalam Extra" w:cs="BRH Devanagari Extra"/>
@@ -3217,7 +3633,16 @@
                 <w:sz w:val="40"/>
                 <w:szCs w:val="40"/>
               </w:rPr>
-              <w:t xml:space="preserve"> xÉ</w:t>
+              <w:t xml:space="preserve"> </w:t>
+            </w:r>
+            <w:proofErr w:type="spellStart"/>
+            <w:r>
+              <w:rPr>
+                <w:rFonts w:ascii="BRH Devanagari Extra" w:hAnsi="BRH Devanagari Extra" w:cs="BRH Devanagari Extra"/>
+                <w:sz w:val="40"/>
+                <w:szCs w:val="40"/>
+              </w:rPr>
+              <w:t>xÉ</w:t>
             </w:r>
             <w:r>
               <w:rPr>
@@ -3236,6 +3661,7 @@
               </w:rPr>
               <w:t>èkÉërÉliÉ</w:t>
             </w:r>
+            <w:proofErr w:type="spellEnd"/>
             <w:r>
               <w:rPr>
                 <w:rFonts w:ascii="BRH Devanagari Extra" w:hAnsi="BRH Devanagari Extra" w:cs="BRH Devanagari Extra"/>
@@ -3250,7 +3676,25 @@
                 <w:sz w:val="28"/>
                 <w:szCs w:val="28"/>
               </w:rPr>
-              <w:t xml:space="preserve">(extra anudAttam </w:t>
+              <w:t xml:space="preserve">(extra </w:t>
+            </w:r>
+            <w:proofErr w:type="spellStart"/>
+            <w:r>
+              <w:rPr>
+                <w:rFonts w:cs="Arial"/>
+                <w:sz w:val="28"/>
+                <w:szCs w:val="28"/>
+              </w:rPr>
+              <w:t>anudAttam</w:t>
+            </w:r>
+            <w:proofErr w:type="spellEnd"/>
+            <w:r>
+              <w:rPr>
+                <w:rFonts w:cs="Arial"/>
+                <w:sz w:val="28"/>
+                <w:szCs w:val="28"/>
+              </w:rPr>
+              <w:t xml:space="preserve"> </w:t>
             </w:r>
             <w:r>
               <w:rPr>
@@ -3419,6 +3863,7 @@
                 <w:szCs w:val="40"/>
               </w:rPr>
             </w:pPr>
+            <w:proofErr w:type="spellStart"/>
             <w:r>
               <w:rPr>
                 <w:rFonts w:ascii="BRH Devanagari Extra" w:hAnsi="BRH Devanagari Extra" w:cs="BRH Devanagari Extra"/>
@@ -3427,6 +3872,7 @@
               </w:rPr>
               <w:t>SåuÉÌuÉ</w:t>
             </w:r>
+            <w:proofErr w:type="spellEnd"/>
             <w:r>
               <w:rPr>
                 <w:rFonts w:ascii="BRH Malayalam Extra" w:hAnsi="BRH Malayalam Extra" w:cs="BRH Devanagari Extra"/>
@@ -3435,6 +3881,7 @@
               </w:rPr>
               <w:t>–</w:t>
             </w:r>
+            <w:proofErr w:type="spellStart"/>
             <w:r>
               <w:rPr>
                 <w:rFonts w:ascii="BRH Devanagari Extra" w:hAnsi="BRH Devanagari Extra" w:cs="BRH Devanagari Extra"/>
@@ -3444,14 +3891,25 @@
               </w:rPr>
               <w:t>zÉÉÇ</w:t>
             </w:r>
-            <w:r>
-              <w:rPr>
-                <w:rFonts w:ascii="BRH Devanagari Extra" w:hAnsi="BRH Devanagari Extra" w:cs="BRH Devanagari Extra"/>
-                <w:sz w:val="40"/>
-                <w:szCs w:val="40"/>
-              </w:rPr>
-              <w:t xml:space="preserve"> ZÉsÉÑ</w:t>
-            </w:r>
+            <w:proofErr w:type="spellEnd"/>
+            <w:r>
+              <w:rPr>
+                <w:rFonts w:ascii="BRH Devanagari Extra" w:hAnsi="BRH Devanagari Extra" w:cs="BRH Devanagari Extra"/>
+                <w:sz w:val="40"/>
+                <w:szCs w:val="40"/>
+              </w:rPr>
+              <w:t xml:space="preserve"> </w:t>
+            </w:r>
+            <w:proofErr w:type="spellStart"/>
+            <w:r>
+              <w:rPr>
+                <w:rFonts w:ascii="BRH Devanagari Extra" w:hAnsi="BRH Devanagari Extra" w:cs="BRH Devanagari Extra"/>
+                <w:sz w:val="40"/>
+                <w:szCs w:val="40"/>
+              </w:rPr>
+              <w:t>ZÉsÉÑ</w:t>
+            </w:r>
+            <w:proofErr w:type="spellEnd"/>
             <w:r>
               <w:rPr>
                 <w:rFonts w:ascii="BRH Malayalam Extra" w:hAnsi="BRH Malayalam Extra" w:cs="BRH Devanagari Extra"/>
@@ -3466,8 +3924,18 @@
                 <w:sz w:val="40"/>
                 <w:szCs w:val="40"/>
               </w:rPr>
-              <w:t xml:space="preserve"> uÉæ</w:t>
-            </w:r>
+              <w:t xml:space="preserve"> </w:t>
+            </w:r>
+            <w:proofErr w:type="spellStart"/>
+            <w:r>
+              <w:rPr>
+                <w:rFonts w:ascii="BRH Devanagari Extra" w:hAnsi="BRH Devanagari Extra" w:cs="BRH Devanagari Extra"/>
+                <w:sz w:val="40"/>
+                <w:szCs w:val="40"/>
+              </w:rPr>
+              <w:t>uÉæ</w:t>
+            </w:r>
+            <w:proofErr w:type="spellEnd"/>
           </w:p>
         </w:tc>
         <w:tc>
@@ -3499,8 +3967,18 @@
                 <w:sz w:val="40"/>
                 <w:szCs w:val="40"/>
               </w:rPr>
-              <w:t xml:space="preserve"> SåuÉÌuÉ</w:t>
-            </w:r>
+              <w:t xml:space="preserve"> </w:t>
+            </w:r>
+            <w:proofErr w:type="spellStart"/>
+            <w:r>
+              <w:rPr>
+                <w:rFonts w:ascii="BRH Devanagari Extra" w:hAnsi="BRH Devanagari Extra" w:cs="BRH Devanagari Extra"/>
+                <w:sz w:val="40"/>
+                <w:szCs w:val="40"/>
+              </w:rPr>
+              <w:t>SåuÉÌuÉ</w:t>
+            </w:r>
+            <w:proofErr w:type="spellEnd"/>
             <w:r>
               <w:rPr>
                 <w:rFonts w:ascii="BRH Malayalam Extra" w:hAnsi="BRH Malayalam Extra" w:cs="BRH Devanagari Extra"/>
@@ -3509,6 +3987,7 @@
               </w:rPr>
               <w:t>–</w:t>
             </w:r>
+            <w:proofErr w:type="spellStart"/>
             <w:r>
               <w:rPr>
                 <w:rFonts w:ascii="BRH Devanagari Extra" w:hAnsi="BRH Devanagari Extra" w:cs="BRH Devanagari Extra"/>
@@ -3518,14 +3997,25 @@
               </w:rPr>
               <w:t>zÉÇ</w:t>
             </w:r>
-            <w:r>
-              <w:rPr>
-                <w:rFonts w:ascii="BRH Devanagari Extra" w:hAnsi="BRH Devanagari Extra" w:cs="BRH Devanagari Extra"/>
-                <w:sz w:val="40"/>
-                <w:szCs w:val="40"/>
-              </w:rPr>
-              <w:t xml:space="preserve"> ZÉsÉÑ</w:t>
-            </w:r>
+            <w:proofErr w:type="spellEnd"/>
+            <w:r>
+              <w:rPr>
+                <w:rFonts w:ascii="BRH Devanagari Extra" w:hAnsi="BRH Devanagari Extra" w:cs="BRH Devanagari Extra"/>
+                <w:sz w:val="40"/>
+                <w:szCs w:val="40"/>
+              </w:rPr>
+              <w:t xml:space="preserve"> </w:t>
+            </w:r>
+            <w:proofErr w:type="spellStart"/>
+            <w:r>
+              <w:rPr>
+                <w:rFonts w:ascii="BRH Devanagari Extra" w:hAnsi="BRH Devanagari Extra" w:cs="BRH Devanagari Extra"/>
+                <w:sz w:val="40"/>
+                <w:szCs w:val="40"/>
+              </w:rPr>
+              <w:t>ZÉsÉÑ</w:t>
+            </w:r>
+            <w:proofErr w:type="spellEnd"/>
             <w:r>
               <w:rPr>
                 <w:rFonts w:ascii="BRH Malayalam Extra" w:hAnsi="BRH Malayalam Extra" w:cs="BRH Devanagari Extra"/>
@@ -3540,8 +4030,18 @@
                 <w:sz w:val="40"/>
                 <w:szCs w:val="40"/>
               </w:rPr>
-              <w:t xml:space="preserve"> uÉæ</w:t>
-            </w:r>
+              <w:t xml:space="preserve"> </w:t>
+            </w:r>
+            <w:proofErr w:type="spellStart"/>
+            <w:r>
+              <w:rPr>
+                <w:rFonts w:ascii="BRH Devanagari Extra" w:hAnsi="BRH Devanagari Extra" w:cs="BRH Devanagari Extra"/>
+                <w:sz w:val="40"/>
+                <w:szCs w:val="40"/>
+              </w:rPr>
+              <w:t>uÉæ</w:t>
+            </w:r>
+            <w:proofErr w:type="spellEnd"/>
             <w:r>
               <w:rPr>
                 <w:rFonts w:ascii="BRH Devanagari Extra" w:hAnsi="BRH Devanagari Extra" w:cs="BRH Devanagari Extra"/>
@@ -3572,7 +4072,27 @@
                 <w:sz w:val="28"/>
                 <w:szCs w:val="40"/>
               </w:rPr>
-              <w:t>(it is hraswam)</w:t>
+              <w:t xml:space="preserve">(it is </w:t>
+            </w:r>
+            <w:proofErr w:type="spellStart"/>
+            <w:r>
+              <w:rPr>
+                <w:rFonts w:cs="Arial"/>
+                <w:b/>
+                <w:sz w:val="28"/>
+                <w:szCs w:val="40"/>
+              </w:rPr>
+              <w:t>hraswam</w:t>
+            </w:r>
+            <w:proofErr w:type="spellEnd"/>
+            <w:r>
+              <w:rPr>
+                <w:rFonts w:cs="Arial"/>
+                <w:b/>
+                <w:sz w:val="28"/>
+                <w:szCs w:val="40"/>
+              </w:rPr>
+              <w:t>)</w:t>
             </w:r>
           </w:p>
         </w:tc>
@@ -3735,6 +4255,7 @@
                 <w:lang w:val="en-IN" w:eastAsia="en-IN"/>
               </w:rPr>
             </w:pPr>
+            <w:proofErr w:type="spellStart"/>
             <w:r>
               <w:rPr>
                 <w:rFonts w:ascii="BRH Devanagari Extra" w:eastAsia="Times New Roman" w:hAnsi="BRH Devanagari Extra" w:cs="BRH Devanagari Extra"/>
@@ -3744,6 +4265,7 @@
               </w:rPr>
               <w:t>mÉëÉ</w:t>
             </w:r>
+            <w:proofErr w:type="spellEnd"/>
             <w:r>
               <w:rPr>
                 <w:rFonts w:ascii="BRH Malayalam Extra" w:eastAsia="Times New Roman" w:hAnsi="BRH Malayalam Extra" w:cs="BRH Devanagari Extra"/>
@@ -3771,6 +4293,7 @@
               </w:rPr>
               <w:t>–</w:t>
             </w:r>
+            <w:proofErr w:type="spellStart"/>
             <w:r>
               <w:rPr>
                 <w:rFonts w:ascii="BRH Devanagari Extra" w:eastAsia="Times New Roman" w:hAnsi="BRH Devanagari Extra" w:cs="BRH Devanagari Extra"/>
@@ -3780,6 +4303,7 @@
               </w:rPr>
               <w:t>hÉÏrÉ</w:t>
             </w:r>
+            <w:proofErr w:type="spellEnd"/>
             <w:r>
               <w:rPr>
                 <w:rFonts w:ascii="BRH Malayalam Extra" w:eastAsia="Times New Roman" w:hAnsi="BRH Malayalam Extra" w:cs="BRH Devanagari Extra"/>
@@ -3789,6 +4313,7 @@
               </w:rPr>
               <w:t>–</w:t>
             </w:r>
+            <w:proofErr w:type="spellStart"/>
             <w:r>
               <w:rPr>
                 <w:rFonts w:ascii="BRH Devanagari Extra" w:eastAsia="Times New Roman" w:hAnsi="BRH Devanagari Extra" w:cs="BRH Devanagari Extra"/>
@@ -3796,7 +4321,17 @@
                 <w:szCs w:val="40"/>
                 <w:lang w:val="en-IN" w:eastAsia="en-IN"/>
               </w:rPr>
-              <w:t xml:space="preserve">ÍqÉÌiÉþ </w:t>
+              <w:t>ÍqÉÌiÉþ</w:t>
+            </w:r>
+            <w:proofErr w:type="spellEnd"/>
+            <w:r>
+              <w:rPr>
+                <w:rFonts w:ascii="BRH Devanagari Extra" w:eastAsia="Times New Roman" w:hAnsi="BRH Devanagari Extra" w:cs="BRH Devanagari Extra"/>
+                <w:sz w:val="40"/>
+                <w:szCs w:val="40"/>
+                <w:lang w:val="en-IN" w:eastAsia="en-IN"/>
+              </w:rPr>
+              <w:t xml:space="preserve"> </w:t>
             </w:r>
           </w:p>
           <w:p>
@@ -3813,6 +4348,7 @@
                 <w:szCs w:val="40"/>
               </w:rPr>
             </w:pPr>
+            <w:proofErr w:type="spellStart"/>
             <w:r>
               <w:rPr>
                 <w:rFonts w:ascii="BRH Devanagari Extra" w:eastAsia="Times New Roman" w:hAnsi="BRH Devanagari Extra" w:cs="BRH Devanagari Extra"/>
@@ -3820,7 +4356,17 @@
                 <w:szCs w:val="40"/>
                 <w:lang w:val="en-IN" w:eastAsia="en-IN"/>
               </w:rPr>
-              <w:t>mÉë - A</w:t>
+              <w:t>mÉë</w:t>
+            </w:r>
+            <w:proofErr w:type="spellEnd"/>
+            <w:r>
+              <w:rPr>
+                <w:rFonts w:ascii="BRH Devanagari Extra" w:eastAsia="Times New Roman" w:hAnsi="BRH Devanagari Extra" w:cs="BRH Devanagari Extra"/>
+                <w:sz w:val="40"/>
+                <w:szCs w:val="40"/>
+                <w:lang w:val="en-IN" w:eastAsia="en-IN"/>
+              </w:rPr>
+              <w:t xml:space="preserve"> - A</w:t>
             </w:r>
             <w:r>
               <w:rPr>
@@ -3849,6 +4395,7 @@
               </w:rPr>
               <w:t>–</w:t>
             </w:r>
+            <w:proofErr w:type="spellStart"/>
             <w:r>
               <w:rPr>
                 <w:rFonts w:ascii="BRH Devanagari Extra" w:eastAsia="Times New Roman" w:hAnsi="BRH Devanagari Extra" w:cs="BRH Devanagari Extra"/>
@@ -3866,7 +4413,17 @@
                 <w:szCs w:val="40"/>
                 <w:lang w:val="en-IN" w:eastAsia="en-IN"/>
               </w:rPr>
-              <w:t>rÉÿqÉç | MüÉ</w:t>
+              <w:t>rÉÿqÉç</w:t>
+            </w:r>
+            <w:proofErr w:type="spellEnd"/>
+            <w:r>
+              <w:rPr>
+                <w:rFonts w:ascii="BRH Devanagari Extra" w:eastAsia="Times New Roman" w:hAnsi="BRH Devanagari Extra" w:cs="BRH Devanagari Extra"/>
+                <w:sz w:val="40"/>
+                <w:szCs w:val="40"/>
+                <w:lang w:val="en-IN" w:eastAsia="en-IN"/>
+              </w:rPr>
+              <w:t xml:space="preserve"> | MüÉ</w:t>
             </w:r>
             <w:r>
               <w:rPr>
@@ -3877,6 +4434,7 @@
               </w:rPr>
               <w:t>–</w:t>
             </w:r>
+            <w:proofErr w:type="spellStart"/>
             <w:r>
               <w:rPr>
                 <w:rFonts w:ascii="BRH Devanagari Extra" w:eastAsia="Times New Roman" w:hAnsi="BRH Devanagari Extra" w:cs="BRH Devanagari Extra"/>
@@ -3884,7 +4442,17 @@
                 <w:szCs w:val="40"/>
                 <w:lang w:val="en-IN" w:eastAsia="en-IN"/>
               </w:rPr>
-              <w:t>rÉïÿqÉç |</w:t>
+              <w:t>rÉïÿqÉç</w:t>
+            </w:r>
+            <w:proofErr w:type="spellEnd"/>
+            <w:r>
+              <w:rPr>
+                <w:rFonts w:ascii="BRH Devanagari Extra" w:eastAsia="Times New Roman" w:hAnsi="BRH Devanagari Extra" w:cs="BRH Devanagari Extra"/>
+                <w:sz w:val="40"/>
+                <w:szCs w:val="40"/>
+                <w:lang w:val="en-IN" w:eastAsia="en-IN"/>
+              </w:rPr>
+              <w:t xml:space="preserve"> |</w:t>
             </w:r>
           </w:p>
         </w:tc>
@@ -3919,8 +4487,19 @@
                 <w:szCs w:val="40"/>
                 <w:lang w:val="en-IN" w:eastAsia="en-IN"/>
               </w:rPr>
-              <w:t xml:space="preserve"> mÉëÉ</w:t>
-            </w:r>
+              <w:t xml:space="preserve"> </w:t>
+            </w:r>
+            <w:proofErr w:type="spellStart"/>
+            <w:r>
+              <w:rPr>
+                <w:rFonts w:ascii="BRH Devanagari Extra" w:eastAsia="Times New Roman" w:hAnsi="BRH Devanagari Extra" w:cs="BRH Devanagari Extra"/>
+                <w:sz w:val="40"/>
+                <w:szCs w:val="40"/>
+                <w:lang w:val="en-IN" w:eastAsia="en-IN"/>
+              </w:rPr>
+              <w:t>mÉëÉ</w:t>
+            </w:r>
+            <w:proofErr w:type="spellEnd"/>
             <w:r>
               <w:rPr>
                 <w:rFonts w:ascii="BRH Malayalam Extra" w:eastAsia="Times New Roman" w:hAnsi="BRH Malayalam Extra" w:cs="BRH Devanagari Extra"/>
@@ -3948,6 +4527,7 @@
               </w:rPr>
               <w:t>–</w:t>
             </w:r>
+            <w:proofErr w:type="spellStart"/>
             <w:r>
               <w:rPr>
                 <w:rFonts w:ascii="BRH Devanagari Extra" w:eastAsia="Times New Roman" w:hAnsi="BRH Devanagari Extra" w:cs="BRH Devanagari Extra"/>
@@ -3957,6 +4537,7 @@
               </w:rPr>
               <w:t>hÉÏrÉ</w:t>
             </w:r>
+            <w:proofErr w:type="spellEnd"/>
             <w:r>
               <w:rPr>
                 <w:rFonts w:ascii="BRH Malayalam Extra" w:eastAsia="Times New Roman" w:hAnsi="BRH Malayalam Extra" w:cs="BRH Devanagari Extra"/>
@@ -3966,6 +4547,7 @@
               </w:rPr>
               <w:t>–</w:t>
             </w:r>
+            <w:proofErr w:type="spellStart"/>
             <w:r>
               <w:rPr>
                 <w:rFonts w:ascii="BRH Devanagari Extra" w:eastAsia="Times New Roman" w:hAnsi="BRH Devanagari Extra" w:cs="BRH Devanagari Extra"/>
@@ -3973,7 +4555,17 @@
                 <w:szCs w:val="40"/>
                 <w:lang w:val="en-IN" w:eastAsia="en-IN"/>
               </w:rPr>
-              <w:t xml:space="preserve">ÍqÉÌiÉþ </w:t>
+              <w:t>ÍqÉÌiÉþ</w:t>
+            </w:r>
+            <w:proofErr w:type="spellEnd"/>
+            <w:r>
+              <w:rPr>
+                <w:rFonts w:ascii="BRH Devanagari Extra" w:eastAsia="Times New Roman" w:hAnsi="BRH Devanagari Extra" w:cs="BRH Devanagari Extra"/>
+                <w:sz w:val="40"/>
+                <w:szCs w:val="40"/>
+                <w:lang w:val="en-IN" w:eastAsia="en-IN"/>
+              </w:rPr>
+              <w:t xml:space="preserve"> </w:t>
             </w:r>
           </w:p>
           <w:p>
@@ -3990,6 +4582,7 @@
                 <w:szCs w:val="40"/>
               </w:rPr>
             </w:pPr>
+            <w:proofErr w:type="spellStart"/>
             <w:r>
               <w:rPr>
                 <w:rFonts w:ascii="BRH Devanagari Extra" w:eastAsia="Times New Roman" w:hAnsi="BRH Devanagari Extra" w:cs="BRH Devanagari Extra"/>
@@ -3997,7 +4590,17 @@
                 <w:szCs w:val="40"/>
                 <w:lang w:val="en-IN" w:eastAsia="en-IN"/>
               </w:rPr>
-              <w:t>mÉë - A</w:t>
+              <w:t>mÉë</w:t>
+            </w:r>
+            <w:proofErr w:type="spellEnd"/>
+            <w:r>
+              <w:rPr>
+                <w:rFonts w:ascii="BRH Devanagari Extra" w:eastAsia="Times New Roman" w:hAnsi="BRH Devanagari Extra" w:cs="BRH Devanagari Extra"/>
+                <w:sz w:val="40"/>
+                <w:szCs w:val="40"/>
+                <w:lang w:val="en-IN" w:eastAsia="en-IN"/>
+              </w:rPr>
+              <w:t xml:space="preserve"> - A</w:t>
             </w:r>
             <w:r>
               <w:rPr>
@@ -4035,6 +4638,7 @@
               </w:rPr>
               <w:t>lÉ</w:t>
             </w:r>
+            <w:proofErr w:type="spellStart"/>
             <w:r>
               <w:rPr>
                 <w:rFonts w:ascii="BRH Devanagari Extra" w:eastAsia="Times New Roman" w:hAnsi="BRH Devanagari Extra" w:cs="BRH Devanagari Extra"/>
@@ -4042,7 +4646,17 @@
                 <w:szCs w:val="40"/>
                 <w:lang w:val="en-IN" w:eastAsia="en-IN"/>
               </w:rPr>
-              <w:t>ÏrÉÿqÉç | MüÉ</w:t>
+              <w:t>ÏrÉÿqÉç</w:t>
+            </w:r>
+            <w:proofErr w:type="spellEnd"/>
+            <w:r>
+              <w:rPr>
+                <w:rFonts w:ascii="BRH Devanagari Extra" w:eastAsia="Times New Roman" w:hAnsi="BRH Devanagari Extra" w:cs="BRH Devanagari Extra"/>
+                <w:sz w:val="40"/>
+                <w:szCs w:val="40"/>
+                <w:lang w:val="en-IN" w:eastAsia="en-IN"/>
+              </w:rPr>
+              <w:t xml:space="preserve"> | MüÉ</w:t>
             </w:r>
             <w:r>
               <w:rPr>
@@ -4053,6 +4667,7 @@
               </w:rPr>
               <w:t>–</w:t>
             </w:r>
+            <w:proofErr w:type="spellStart"/>
             <w:r>
               <w:rPr>
                 <w:rFonts w:ascii="BRH Devanagari Extra" w:eastAsia="Times New Roman" w:hAnsi="BRH Devanagari Extra" w:cs="BRH Devanagari Extra"/>
@@ -4060,7 +4675,17 @@
                 <w:szCs w:val="40"/>
                 <w:lang w:val="en-IN" w:eastAsia="en-IN"/>
               </w:rPr>
-              <w:t>rÉïÿqÉç |</w:t>
+              <w:t>rÉïÿqÉç</w:t>
+            </w:r>
+            <w:proofErr w:type="spellEnd"/>
+            <w:r>
+              <w:rPr>
+                <w:rFonts w:ascii="BRH Devanagari Extra" w:eastAsia="Times New Roman" w:hAnsi="BRH Devanagari Extra" w:cs="BRH Devanagari Extra"/>
+                <w:sz w:val="40"/>
+                <w:szCs w:val="40"/>
+                <w:lang w:val="en-IN" w:eastAsia="en-IN"/>
+              </w:rPr>
+              <w:t xml:space="preserve"> |</w:t>
             </w:r>
           </w:p>
         </w:tc>
@@ -4268,6 +4893,7 @@
               </w:rPr>
               <w:t>–</w:t>
             </w:r>
+            <w:proofErr w:type="spellStart"/>
             <w:r>
               <w:rPr>
                 <w:rFonts w:ascii="BRH Devanagari Extra" w:hAnsi="BRH Devanagari Extra" w:cs="BRH Devanagari Extra"/>
@@ -4276,6 +4902,7 @@
               </w:rPr>
               <w:t>mÉrÉÉ</w:t>
             </w:r>
+            <w:proofErr w:type="spellEnd"/>
             <w:r>
               <w:rPr>
                 <w:rFonts w:ascii="BRH Malayalam Extra" w:hAnsi="BRH Malayalam Extra" w:cs="BRH Devanagari Extra"/>
@@ -4290,7 +4917,16 @@
                 <w:sz w:val="40"/>
                 <w:szCs w:val="40"/>
               </w:rPr>
-              <w:t xml:space="preserve"> uÉÉ</w:t>
+              <w:t xml:space="preserve"> </w:t>
+            </w:r>
+            <w:proofErr w:type="spellStart"/>
+            <w:r>
+              <w:rPr>
+                <w:rFonts w:ascii="BRH Devanagari Extra" w:hAnsi="BRH Devanagari Extra" w:cs="BRH Devanagari Extra"/>
+                <w:sz w:val="40"/>
+                <w:szCs w:val="40"/>
+              </w:rPr>
+              <w:t>uÉÉ</w:t>
             </w:r>
             <w:r>
               <w:rPr>
@@ -4307,8 +4943,27 @@
                 <w:sz w:val="40"/>
                 <w:szCs w:val="40"/>
               </w:rPr>
-              <w:t>þblÉÏ xrÉÉ</w:t>
-            </w:r>
+              <w:t>þblÉÏ</w:t>
+            </w:r>
+            <w:proofErr w:type="spellEnd"/>
+            <w:r>
+              <w:rPr>
+                <w:rFonts w:ascii="BRH Devanagari Extra" w:hAnsi="BRH Devanagari Extra" w:cs="BRH Devanagari Extra"/>
+                <w:sz w:val="40"/>
+                <w:szCs w:val="40"/>
+              </w:rPr>
+              <w:t xml:space="preserve"> </w:t>
+            </w:r>
+            <w:proofErr w:type="spellStart"/>
+            <w:r>
+              <w:rPr>
+                <w:rFonts w:ascii="BRH Devanagari Extra" w:hAnsi="BRH Devanagari Extra" w:cs="BRH Devanagari Extra"/>
+                <w:sz w:val="40"/>
+                <w:szCs w:val="40"/>
+              </w:rPr>
+              <w:t>xrÉÉ</w:t>
+            </w:r>
+            <w:proofErr w:type="spellEnd"/>
             <w:r>
               <w:rPr>
                 <w:rFonts w:ascii="BRH Malayalam Extra" w:hAnsi="BRH Malayalam Extra" w:cs="BRH Devanagari Extra"/>
@@ -4367,6 +5022,7 @@
               </w:rPr>
               <w:t>–</w:t>
             </w:r>
+            <w:proofErr w:type="spellStart"/>
             <w:r>
               <w:rPr>
                 <w:rFonts w:ascii="BRH Devanagari Extra" w:hAnsi="BRH Devanagari Extra" w:cs="BRH Devanagari Extra"/>
@@ -4375,6 +5031,7 @@
               </w:rPr>
               <w:t>mÉrÉÉ</w:t>
             </w:r>
+            <w:proofErr w:type="spellEnd"/>
             <w:r>
               <w:rPr>
                 <w:rFonts w:ascii="BRH Malayalam Extra" w:hAnsi="BRH Malayalam Extra" w:cs="BRH Devanagari Extra"/>
@@ -4389,7 +5046,16 @@
                 <w:sz w:val="40"/>
                 <w:szCs w:val="40"/>
               </w:rPr>
-              <w:t xml:space="preserve"> uÉÉ</w:t>
+              <w:t xml:space="preserve"> </w:t>
+            </w:r>
+            <w:proofErr w:type="spellStart"/>
+            <w:r>
+              <w:rPr>
+                <w:rFonts w:ascii="BRH Devanagari Extra" w:hAnsi="BRH Devanagari Extra" w:cs="BRH Devanagari Extra"/>
+                <w:sz w:val="40"/>
+                <w:szCs w:val="40"/>
+              </w:rPr>
+              <w:t>uÉÉ</w:t>
             </w:r>
             <w:r>
               <w:rPr>
@@ -4414,8 +5080,27 @@
                 <w:sz w:val="40"/>
                 <w:szCs w:val="40"/>
               </w:rPr>
-              <w:t>blÉÏ xrÉÉ</w:t>
-            </w:r>
+              <w:t>blÉÏ</w:t>
+            </w:r>
+            <w:proofErr w:type="spellEnd"/>
+            <w:r>
+              <w:rPr>
+                <w:rFonts w:ascii="BRH Devanagari Extra" w:hAnsi="BRH Devanagari Extra" w:cs="BRH Devanagari Extra"/>
+                <w:sz w:val="40"/>
+                <w:szCs w:val="40"/>
+              </w:rPr>
+              <w:t xml:space="preserve"> </w:t>
+            </w:r>
+            <w:proofErr w:type="spellStart"/>
+            <w:r>
+              <w:rPr>
+                <w:rFonts w:ascii="BRH Devanagari Extra" w:hAnsi="BRH Devanagari Extra" w:cs="BRH Devanagari Extra"/>
+                <w:sz w:val="40"/>
+                <w:szCs w:val="40"/>
+              </w:rPr>
+              <w:t>xrÉÉ</w:t>
+            </w:r>
+            <w:proofErr w:type="spellEnd"/>
             <w:r>
               <w:rPr>
                 <w:rFonts w:ascii="BRH Malayalam Extra" w:hAnsi="BRH Malayalam Extra" w:cs="BRH Devanagari Extra"/>
@@ -4581,6 +5266,7 @@
                 <w:szCs w:val="40"/>
               </w:rPr>
             </w:pPr>
+            <w:proofErr w:type="spellStart"/>
             <w:r>
               <w:rPr>
                 <w:rFonts w:ascii="BRH Devanagari Extra" w:eastAsia="Times New Roman" w:hAnsi="BRH Devanagari Extra" w:cs="BRH Devanagari Extra"/>
@@ -4600,6 +5286,7 @@
               </w:rPr>
               <w:t>§É</w:t>
             </w:r>
+            <w:proofErr w:type="spellEnd"/>
             <w:r>
               <w:rPr>
                 <w:rFonts w:ascii="BRH Malayalam Extra" w:eastAsia="Times New Roman" w:hAnsi="BRH Malayalam Extra" w:cs="BRH Devanagari Extra"/>
@@ -4609,6 +5296,7 @@
               </w:rPr>
               <w:t>–</w:t>
             </w:r>
+            <w:proofErr w:type="spellStart"/>
             <w:r>
               <w:rPr>
                 <w:rFonts w:ascii="BRH Devanagari Extra" w:eastAsia="Times New Roman" w:hAnsi="BRH Devanagari Extra" w:cs="BRH Devanagari Extra"/>
@@ -4618,6 +5306,7 @@
               </w:rPr>
               <w:t>blÉÏÌiÉ</w:t>
             </w:r>
+            <w:proofErr w:type="spellEnd"/>
             <w:r>
               <w:rPr>
                 <w:rFonts w:ascii="BRH Malayalam Extra" w:eastAsia="Times New Roman" w:hAnsi="BRH Malayalam Extra" w:cs="BRH Devanagari Extra"/>
@@ -4634,7 +5323,17 @@
                 <w:szCs w:val="40"/>
                 <w:lang w:val="en-IN" w:eastAsia="en-IN"/>
               </w:rPr>
-              <w:t xml:space="preserve"> uÉÉ</w:t>
+              <w:t xml:space="preserve"> </w:t>
+            </w:r>
+            <w:proofErr w:type="spellStart"/>
+            <w:r>
+              <w:rPr>
+                <w:rFonts w:ascii="BRH Devanagari Extra" w:eastAsia="Times New Roman" w:hAnsi="BRH Devanagari Extra" w:cs="BRH Devanagari Extra"/>
+                <w:sz w:val="40"/>
+                <w:szCs w:val="40"/>
+                <w:lang w:val="en-IN" w:eastAsia="en-IN"/>
+              </w:rPr>
+              <w:t>uÉÉ</w:t>
             </w:r>
             <w:r>
               <w:rPr>
@@ -4653,8 +5352,29 @@
                 <w:szCs w:val="40"/>
                 <w:lang w:val="en-IN" w:eastAsia="en-IN"/>
               </w:rPr>
-              <w:t>þ - blÉÏ</w:t>
-            </w:r>
+              <w:t>þ</w:t>
+            </w:r>
+            <w:proofErr w:type="spellEnd"/>
+            <w:r>
+              <w:rPr>
+                <w:rFonts w:ascii="BRH Devanagari Extra" w:eastAsia="Times New Roman" w:hAnsi="BRH Devanagari Extra" w:cs="BRH Devanagari Extra"/>
+                <w:sz w:val="40"/>
+                <w:szCs w:val="40"/>
+                <w:lang w:val="en-IN" w:eastAsia="en-IN"/>
+              </w:rPr>
+              <w:t xml:space="preserve"> - </w:t>
+            </w:r>
+            <w:proofErr w:type="spellStart"/>
+            <w:r>
+              <w:rPr>
+                <w:rFonts w:ascii="BRH Devanagari Extra" w:eastAsia="Times New Roman" w:hAnsi="BRH Devanagari Extra" w:cs="BRH Devanagari Extra"/>
+                <w:sz w:val="40"/>
+                <w:szCs w:val="40"/>
+                <w:lang w:val="en-IN" w:eastAsia="en-IN"/>
+              </w:rPr>
+              <w:t>blÉÏ</w:t>
+            </w:r>
+            <w:proofErr w:type="spellEnd"/>
             <w:r>
               <w:rPr>
                 <w:rFonts w:ascii="BRH Malayalam Extra" w:eastAsia="Times New Roman" w:hAnsi="BRH Malayalam Extra" w:cs="BRH Devanagari Extra"/>
@@ -4671,8 +5391,19 @@
                 <w:szCs w:val="40"/>
                 <w:lang w:val="en-IN" w:eastAsia="en-IN"/>
               </w:rPr>
-              <w:t xml:space="preserve"> | xrÉÉ</w:t>
-            </w:r>
+              <w:t xml:space="preserve"> | </w:t>
+            </w:r>
+            <w:proofErr w:type="spellStart"/>
+            <w:r>
+              <w:rPr>
+                <w:rFonts w:ascii="BRH Devanagari Extra" w:eastAsia="Times New Roman" w:hAnsi="BRH Devanagari Extra" w:cs="BRH Devanagari Extra"/>
+                <w:sz w:val="40"/>
+                <w:szCs w:val="40"/>
+                <w:lang w:val="en-IN" w:eastAsia="en-IN"/>
+              </w:rPr>
+              <w:t>xrÉÉ</w:t>
+            </w:r>
+            <w:proofErr w:type="spellEnd"/>
             <w:r>
               <w:rPr>
                 <w:rFonts w:ascii="BRH Malayalam Extra" w:eastAsia="Times New Roman" w:hAnsi="BRH Malayalam Extra" w:cs="BRH Devanagari Extra"/>
@@ -4716,6 +5447,7 @@
                 <w:szCs w:val="40"/>
               </w:rPr>
             </w:pPr>
+            <w:proofErr w:type="spellStart"/>
             <w:r>
               <w:rPr>
                 <w:rFonts w:ascii="BRH Devanagari Extra" w:eastAsia="Times New Roman" w:hAnsi="BRH Devanagari Extra" w:cs="BRH Devanagari Extra"/>
@@ -4744,6 +5476,7 @@
               </w:rPr>
               <w:t>ï</w:t>
             </w:r>
+            <w:proofErr w:type="spellEnd"/>
             <w:r>
               <w:rPr>
                 <w:rFonts w:ascii="BRH Malayalam Extra" w:eastAsia="Times New Roman" w:hAnsi="BRH Malayalam Extra" w:cs="BRH Devanagari Extra"/>
@@ -4753,6 +5486,7 @@
               </w:rPr>
               <w:t>–</w:t>
             </w:r>
+            <w:proofErr w:type="spellStart"/>
             <w:r>
               <w:rPr>
                 <w:rFonts w:ascii="BRH Devanagari Extra" w:eastAsia="Times New Roman" w:hAnsi="BRH Devanagari Extra" w:cs="BRH Devanagari Extra"/>
@@ -4762,6 +5496,7 @@
               </w:rPr>
               <w:t>blÉÏÌiÉ</w:t>
             </w:r>
+            <w:proofErr w:type="spellEnd"/>
             <w:r>
               <w:rPr>
                 <w:rFonts w:ascii="BRH Malayalam Extra" w:eastAsia="Times New Roman" w:hAnsi="BRH Malayalam Extra" w:cs="BRH Devanagari Extra"/>
@@ -4778,7 +5513,17 @@
                 <w:szCs w:val="40"/>
                 <w:lang w:val="en-IN" w:eastAsia="en-IN"/>
               </w:rPr>
-              <w:t xml:space="preserve"> uÉÉ</w:t>
+              <w:t xml:space="preserve"> </w:t>
+            </w:r>
+            <w:proofErr w:type="spellStart"/>
+            <w:r>
+              <w:rPr>
+                <w:rFonts w:ascii="BRH Devanagari Extra" w:eastAsia="Times New Roman" w:hAnsi="BRH Devanagari Extra" w:cs="BRH Devanagari Extra"/>
+                <w:sz w:val="40"/>
+                <w:szCs w:val="40"/>
+                <w:lang w:val="en-IN" w:eastAsia="en-IN"/>
+              </w:rPr>
+              <w:t>uÉÉ</w:t>
             </w:r>
             <w:r>
               <w:rPr>
@@ -4806,8 +5551,29 @@
                 <w:szCs w:val="40"/>
                 <w:lang w:val="en-IN" w:eastAsia="en-IN"/>
               </w:rPr>
-              <w:t>þ - blÉÏ</w:t>
-            </w:r>
+              <w:t>þ</w:t>
+            </w:r>
+            <w:proofErr w:type="spellEnd"/>
+            <w:r>
+              <w:rPr>
+                <w:rFonts w:ascii="BRH Devanagari Extra" w:eastAsia="Times New Roman" w:hAnsi="BRH Devanagari Extra" w:cs="BRH Devanagari Extra"/>
+                <w:sz w:val="40"/>
+                <w:szCs w:val="40"/>
+                <w:lang w:val="en-IN" w:eastAsia="en-IN"/>
+              </w:rPr>
+              <w:t xml:space="preserve"> - </w:t>
+            </w:r>
+            <w:proofErr w:type="spellStart"/>
+            <w:r>
+              <w:rPr>
+                <w:rFonts w:ascii="BRH Devanagari Extra" w:eastAsia="Times New Roman" w:hAnsi="BRH Devanagari Extra" w:cs="BRH Devanagari Extra"/>
+                <w:sz w:val="40"/>
+                <w:szCs w:val="40"/>
+                <w:lang w:val="en-IN" w:eastAsia="en-IN"/>
+              </w:rPr>
+              <w:t>blÉÏ</w:t>
+            </w:r>
+            <w:proofErr w:type="spellEnd"/>
             <w:r>
               <w:rPr>
                 <w:rFonts w:ascii="BRH Malayalam Extra" w:eastAsia="Times New Roman" w:hAnsi="BRH Malayalam Extra" w:cs="BRH Devanagari Extra"/>
@@ -4824,8 +5590,19 @@
                 <w:szCs w:val="40"/>
                 <w:lang w:val="en-IN" w:eastAsia="en-IN"/>
               </w:rPr>
-              <w:t xml:space="preserve"> | xrÉÉ</w:t>
-            </w:r>
+              <w:t xml:space="preserve"> | </w:t>
+            </w:r>
+            <w:proofErr w:type="spellStart"/>
+            <w:r>
+              <w:rPr>
+                <w:rFonts w:ascii="BRH Devanagari Extra" w:eastAsia="Times New Roman" w:hAnsi="BRH Devanagari Extra" w:cs="BRH Devanagari Extra"/>
+                <w:sz w:val="40"/>
+                <w:szCs w:val="40"/>
+                <w:lang w:val="en-IN" w:eastAsia="en-IN"/>
+              </w:rPr>
+              <w:t>xrÉÉ</w:t>
+            </w:r>
+            <w:proofErr w:type="spellEnd"/>
             <w:r>
               <w:rPr>
                 <w:rFonts w:ascii="BRH Malayalam Extra" w:eastAsia="Times New Roman" w:hAnsi="BRH Malayalam Extra" w:cs="BRH Devanagari Extra"/>
@@ -5004,6 +5781,7 @@
                 <w:szCs w:val="40"/>
               </w:rPr>
             </w:pPr>
+            <w:proofErr w:type="spellStart"/>
             <w:r>
               <w:rPr>
                 <w:rFonts w:ascii="BRH Devanagari Extra" w:hAnsi="BRH Devanagari Extra" w:cs="BRH Devanagari Extra"/>
@@ -5012,6 +5790,7 @@
               </w:rPr>
               <w:t>mÉëÉ</w:t>
             </w:r>
+            <w:proofErr w:type="spellEnd"/>
             <w:r>
               <w:rPr>
                 <w:rFonts w:ascii="BRH Malayalam Extra" w:hAnsi="BRH Malayalam Extra" w:cs="BRH Devanagari Extra"/>
@@ -5036,6 +5815,7 @@
               </w:rPr>
               <w:t>–</w:t>
             </w:r>
+            <w:proofErr w:type="spellStart"/>
             <w:r>
               <w:rPr>
                 <w:rFonts w:ascii="BRH Devanagari Extra" w:hAnsi="BRH Devanagari Extra" w:cs="BRH Devanagari Extra"/>
@@ -5044,6 +5824,7 @@
               </w:rPr>
               <w:t>hÉÏrÉ</w:t>
             </w:r>
+            <w:proofErr w:type="spellEnd"/>
             <w:r>
               <w:rPr>
                 <w:rFonts w:ascii="BRH Malayalam Extra" w:hAnsi="BRH Malayalam Extra" w:cs="BRH Devanagari Extra"/>
@@ -5058,7 +5839,43 @@
                 <w:sz w:val="40"/>
                 <w:szCs w:val="40"/>
               </w:rPr>
-              <w:t xml:space="preserve"> CÌiÉþ mÉë - A</w:t>
+              <w:t xml:space="preserve"> </w:t>
+            </w:r>
+            <w:proofErr w:type="spellStart"/>
+            <w:r>
+              <w:rPr>
+                <w:rFonts w:ascii="BRH Devanagari Extra" w:hAnsi="BRH Devanagari Extra" w:cs="BRH Devanagari Extra"/>
+                <w:sz w:val="40"/>
+                <w:szCs w:val="40"/>
+              </w:rPr>
+              <w:t>CÌiÉþ</w:t>
+            </w:r>
+            <w:proofErr w:type="spellEnd"/>
+            <w:r>
+              <w:rPr>
+                <w:rFonts w:ascii="BRH Devanagari Extra" w:hAnsi="BRH Devanagari Extra" w:cs="BRH Devanagari Extra"/>
+                <w:sz w:val="40"/>
+                <w:szCs w:val="40"/>
+              </w:rPr>
+              <w:t xml:space="preserve"> </w:t>
+            </w:r>
+            <w:proofErr w:type="spellStart"/>
+            <w:r>
+              <w:rPr>
+                <w:rFonts w:ascii="BRH Devanagari Extra" w:hAnsi="BRH Devanagari Extra" w:cs="BRH Devanagari Extra"/>
+                <w:sz w:val="40"/>
+                <w:szCs w:val="40"/>
+              </w:rPr>
+              <w:t>mÉë</w:t>
+            </w:r>
+            <w:proofErr w:type="spellEnd"/>
+            <w:r>
+              <w:rPr>
+                <w:rFonts w:ascii="BRH Devanagari Extra" w:hAnsi="BRH Devanagari Extra" w:cs="BRH Devanagari Extra"/>
+                <w:sz w:val="40"/>
+                <w:szCs w:val="40"/>
+              </w:rPr>
+              <w:t xml:space="preserve"> - A</w:t>
             </w:r>
             <w:r>
               <w:rPr>
@@ -5084,6 +5901,7 @@
               </w:rPr>
               <w:t>–</w:t>
             </w:r>
+            <w:proofErr w:type="spellStart"/>
             <w:r>
               <w:rPr>
                 <w:rFonts w:ascii="BRH Devanagari Extra" w:hAnsi="BRH Devanagari Extra" w:cs="BRH Devanagari Extra"/>
@@ -5099,7 +5917,16 @@
                 <w:sz w:val="40"/>
                 <w:szCs w:val="40"/>
               </w:rPr>
-              <w:t>ÏrÉþÈ | rÉ</w:t>
+              <w:t>ÏrÉþÈ</w:t>
+            </w:r>
+            <w:proofErr w:type="spellEnd"/>
+            <w:r>
+              <w:rPr>
+                <w:rFonts w:ascii="BRH Devanagari Extra" w:hAnsi="BRH Devanagari Extra" w:cs="BRH Devanagari Extra"/>
+                <w:sz w:val="40"/>
+                <w:szCs w:val="40"/>
+              </w:rPr>
+              <w:t xml:space="preserve"> | rÉ</w:t>
             </w:r>
             <w:r>
               <w:rPr>
@@ -5115,7 +5942,25 @@
                 <w:sz w:val="40"/>
                 <w:szCs w:val="40"/>
               </w:rPr>
-              <w:t>¥ÉÉlÉÉÿqÉç |</w:t>
+              <w:t>¥</w:t>
+            </w:r>
+            <w:proofErr w:type="spellStart"/>
+            <w:r>
+              <w:rPr>
+                <w:rFonts w:ascii="BRH Devanagari Extra" w:hAnsi="BRH Devanagari Extra" w:cs="BRH Devanagari Extra"/>
+                <w:sz w:val="40"/>
+                <w:szCs w:val="40"/>
+              </w:rPr>
+              <w:t>ÉÉlÉÉÿqÉç</w:t>
+            </w:r>
+            <w:proofErr w:type="spellEnd"/>
+            <w:r>
+              <w:rPr>
+                <w:rFonts w:ascii="BRH Devanagari Extra" w:hAnsi="BRH Devanagari Extra" w:cs="BRH Devanagari Extra"/>
+                <w:sz w:val="40"/>
+                <w:szCs w:val="40"/>
+              </w:rPr>
+              <w:t xml:space="preserve"> |</w:t>
             </w:r>
           </w:p>
         </w:tc>
@@ -5143,6 +5988,7 @@
                 <w:szCs w:val="40"/>
               </w:rPr>
             </w:pPr>
+            <w:proofErr w:type="spellStart"/>
             <w:r>
               <w:rPr>
                 <w:rFonts w:ascii="BRH Devanagari Extra" w:hAnsi="BRH Devanagari Extra" w:cs="BRH Devanagari Extra"/>
@@ -5151,6 +5997,7 @@
               </w:rPr>
               <w:t>mÉëÉ</w:t>
             </w:r>
+            <w:proofErr w:type="spellEnd"/>
             <w:r>
               <w:rPr>
                 <w:rFonts w:ascii="BRH Malayalam Extra" w:hAnsi="BRH Malayalam Extra" w:cs="BRH Devanagari Extra"/>
@@ -5175,6 +6022,7 @@
               </w:rPr>
               <w:t>–</w:t>
             </w:r>
+            <w:proofErr w:type="spellStart"/>
             <w:r>
               <w:rPr>
                 <w:rFonts w:ascii="BRH Devanagari Extra" w:hAnsi="BRH Devanagari Extra" w:cs="BRH Devanagari Extra"/>
@@ -5183,6 +6031,7 @@
               </w:rPr>
               <w:t>hÉÏrÉ</w:t>
             </w:r>
+            <w:proofErr w:type="spellEnd"/>
             <w:r>
               <w:rPr>
                 <w:rFonts w:ascii="BRH Malayalam Extra" w:hAnsi="BRH Malayalam Extra" w:cs="BRH Devanagari Extra"/>
@@ -5197,7 +6046,43 @@
                 <w:sz w:val="40"/>
                 <w:szCs w:val="40"/>
               </w:rPr>
-              <w:t xml:space="preserve"> CÌiÉþ mÉë - A</w:t>
+              <w:t xml:space="preserve"> </w:t>
+            </w:r>
+            <w:proofErr w:type="spellStart"/>
+            <w:r>
+              <w:rPr>
+                <w:rFonts w:ascii="BRH Devanagari Extra" w:hAnsi="BRH Devanagari Extra" w:cs="BRH Devanagari Extra"/>
+                <w:sz w:val="40"/>
+                <w:szCs w:val="40"/>
+              </w:rPr>
+              <w:t>CÌiÉþ</w:t>
+            </w:r>
+            <w:proofErr w:type="spellEnd"/>
+            <w:r>
+              <w:rPr>
+                <w:rFonts w:ascii="BRH Devanagari Extra" w:hAnsi="BRH Devanagari Extra" w:cs="BRH Devanagari Extra"/>
+                <w:sz w:val="40"/>
+                <w:szCs w:val="40"/>
+              </w:rPr>
+              <w:t xml:space="preserve"> </w:t>
+            </w:r>
+            <w:proofErr w:type="spellStart"/>
+            <w:r>
+              <w:rPr>
+                <w:rFonts w:ascii="BRH Devanagari Extra" w:hAnsi="BRH Devanagari Extra" w:cs="BRH Devanagari Extra"/>
+                <w:sz w:val="40"/>
+                <w:szCs w:val="40"/>
+              </w:rPr>
+              <w:t>mÉë</w:t>
+            </w:r>
+            <w:proofErr w:type="spellEnd"/>
+            <w:r>
+              <w:rPr>
+                <w:rFonts w:ascii="BRH Devanagari Extra" w:hAnsi="BRH Devanagari Extra" w:cs="BRH Devanagari Extra"/>
+                <w:sz w:val="40"/>
+                <w:szCs w:val="40"/>
+              </w:rPr>
+              <w:t xml:space="preserve"> - A</w:t>
             </w:r>
             <w:r>
               <w:rPr>
@@ -5207,6 +6092,7 @@
               </w:rPr>
               <w:t>–</w:t>
             </w:r>
+            <w:proofErr w:type="spellStart"/>
             <w:r>
               <w:rPr>
                 <w:rFonts w:ascii="BRH Devanagari Extra" w:hAnsi="BRH Devanagari Extra" w:cs="BRH Devanagari Extra"/>
@@ -5230,7 +6116,16 @@
                 <w:sz w:val="40"/>
                 <w:szCs w:val="40"/>
               </w:rPr>
-              <w:t xml:space="preserve">ÏrÉþÈ | </w:t>
+              <w:t>ÏrÉþÈ</w:t>
+            </w:r>
+            <w:proofErr w:type="spellEnd"/>
+            <w:r>
+              <w:rPr>
+                <w:rFonts w:ascii="BRH Devanagari Extra" w:hAnsi="BRH Devanagari Extra" w:cs="BRH Devanagari Extra"/>
+                <w:sz w:val="40"/>
+                <w:szCs w:val="40"/>
+              </w:rPr>
+              <w:t xml:space="preserve"> | </w:t>
             </w:r>
           </w:p>
           <w:p>
@@ -5269,7 +6164,25 @@
                 <w:sz w:val="40"/>
                 <w:szCs w:val="40"/>
               </w:rPr>
-              <w:t>¥ÉÉlÉÉÿqÉç |</w:t>
+              <w:t>¥</w:t>
+            </w:r>
+            <w:proofErr w:type="spellStart"/>
+            <w:r>
+              <w:rPr>
+                <w:rFonts w:ascii="BRH Devanagari Extra" w:hAnsi="BRH Devanagari Extra" w:cs="BRH Devanagari Extra"/>
+                <w:sz w:val="40"/>
+                <w:szCs w:val="40"/>
+              </w:rPr>
+              <w:t>ÉÉlÉÉÿqÉç</w:t>
+            </w:r>
+            <w:proofErr w:type="spellEnd"/>
+            <w:r>
+              <w:rPr>
+                <w:rFonts w:ascii="BRH Devanagari Extra" w:hAnsi="BRH Devanagari Extra" w:cs="BRH Devanagari Extra"/>
+                <w:sz w:val="40"/>
+                <w:szCs w:val="40"/>
+              </w:rPr>
+              <w:t xml:space="preserve"> |</w:t>
             </w:r>
           </w:p>
         </w:tc>
@@ -5431,6 +6344,7 @@
                 <w:szCs w:val="40"/>
               </w:rPr>
             </w:pPr>
+            <w:proofErr w:type="spellStart"/>
             <w:r>
               <w:rPr>
                 <w:rFonts w:ascii="BRH Devanagari Extra" w:hAnsi="BRH Devanagari Extra" w:cs="BRH Devanagari Extra"/>
@@ -5439,6 +6353,7 @@
               </w:rPr>
               <w:t>rÉÉ</w:t>
             </w:r>
+            <w:proofErr w:type="spellEnd"/>
             <w:r>
               <w:rPr>
                 <w:rFonts w:ascii="BRH Malayalam Extra" w:hAnsi="BRH Malayalam Extra" w:cs="BRH Devanagari Extra"/>
@@ -5447,6 +6362,7 @@
               </w:rPr>
               <w:t>–</w:t>
             </w:r>
+            <w:proofErr w:type="spellStart"/>
             <w:r>
               <w:rPr>
                 <w:rFonts w:ascii="BRH Devanagari Extra" w:hAnsi="BRH Devanagari Extra" w:cs="BRH Devanagari Extra"/>
@@ -5464,6 +6380,7 @@
               </w:rPr>
               <w:t>¨qÉÔ</w:t>
             </w:r>
+            <w:proofErr w:type="spellEnd"/>
             <w:r>
               <w:rPr>
                 <w:rFonts w:ascii="BRH Malayalam Extra" w:hAnsi="BRH Malayalam Extra" w:cs="BRH Devanagari Extra"/>
@@ -5472,14 +6389,52 @@
               </w:rPr>
               <w:t>–</w:t>
             </w:r>
-            <w:r>
-              <w:rPr>
-                <w:rFonts w:ascii="BRH Devanagari Extra" w:hAnsi="BRH Devanagari Extra" w:cs="BRH Devanagari Extra"/>
-                <w:sz w:val="40"/>
-                <w:szCs w:val="40"/>
-              </w:rPr>
-              <w:t>iÉÍqÉÌiÉþ rÉÉuÉiÉç - iqÉÔ</w:t>
-            </w:r>
+            <w:proofErr w:type="spellStart"/>
+            <w:r>
+              <w:rPr>
+                <w:rFonts w:ascii="BRH Devanagari Extra" w:hAnsi="BRH Devanagari Extra" w:cs="BRH Devanagari Extra"/>
+                <w:sz w:val="40"/>
+                <w:szCs w:val="40"/>
+              </w:rPr>
+              <w:t>iÉÍqÉÌiÉþ</w:t>
+            </w:r>
+            <w:proofErr w:type="spellEnd"/>
+            <w:r>
+              <w:rPr>
+                <w:rFonts w:ascii="BRH Devanagari Extra" w:hAnsi="BRH Devanagari Extra" w:cs="BRH Devanagari Extra"/>
+                <w:sz w:val="40"/>
+                <w:szCs w:val="40"/>
+              </w:rPr>
+              <w:t xml:space="preserve"> </w:t>
+            </w:r>
+            <w:proofErr w:type="spellStart"/>
+            <w:r>
+              <w:rPr>
+                <w:rFonts w:ascii="BRH Devanagari Extra" w:hAnsi="BRH Devanagari Extra" w:cs="BRH Devanagari Extra"/>
+                <w:sz w:val="40"/>
+                <w:szCs w:val="40"/>
+              </w:rPr>
+              <w:t>rÉÉuÉiÉç</w:t>
+            </w:r>
+            <w:proofErr w:type="spellEnd"/>
+            <w:r>
+              <w:rPr>
+                <w:rFonts w:ascii="BRH Devanagari Extra" w:hAnsi="BRH Devanagari Extra" w:cs="BRH Devanagari Extra"/>
+                <w:sz w:val="40"/>
+                <w:szCs w:val="40"/>
+              </w:rPr>
+              <w:t xml:space="preserve"> - </w:t>
+            </w:r>
+            <w:proofErr w:type="spellStart"/>
+            <w:r>
+              <w:rPr>
+                <w:rFonts w:ascii="BRH Devanagari Extra" w:hAnsi="BRH Devanagari Extra" w:cs="BRH Devanagari Extra"/>
+                <w:sz w:val="40"/>
+                <w:szCs w:val="40"/>
+              </w:rPr>
+              <w:t>iqÉÔ</w:t>
+            </w:r>
+            <w:proofErr w:type="spellEnd"/>
             <w:r>
               <w:rPr>
                 <w:rFonts w:ascii="BRH Malayalam Extra" w:hAnsi="BRH Malayalam Extra" w:cs="BRH Devanagari Extra"/>
@@ -5488,14 +6443,34 @@
               </w:rPr>
               <w:t>–</w:t>
             </w:r>
-            <w:r>
-              <w:rPr>
-                <w:rFonts w:ascii="BRH Devanagari Extra" w:hAnsi="BRH Devanagari Extra" w:cs="BRH Devanagari Extra"/>
-                <w:sz w:val="40"/>
-                <w:szCs w:val="40"/>
-              </w:rPr>
-              <w:t>iÉqÉç | xÉÍqÉÌiÉþ</w:t>
-            </w:r>
+            <w:proofErr w:type="spellStart"/>
+            <w:r>
+              <w:rPr>
+                <w:rFonts w:ascii="BRH Devanagari Extra" w:hAnsi="BRH Devanagari Extra" w:cs="BRH Devanagari Extra"/>
+                <w:sz w:val="40"/>
+                <w:szCs w:val="40"/>
+              </w:rPr>
+              <w:t>iÉqÉç</w:t>
+            </w:r>
+            <w:proofErr w:type="spellEnd"/>
+            <w:r>
+              <w:rPr>
+                <w:rFonts w:ascii="BRH Devanagari Extra" w:hAnsi="BRH Devanagari Extra" w:cs="BRH Devanagari Extra"/>
+                <w:sz w:val="40"/>
+                <w:szCs w:val="40"/>
+              </w:rPr>
+              <w:t xml:space="preserve"> | </w:t>
+            </w:r>
+            <w:proofErr w:type="spellStart"/>
+            <w:r>
+              <w:rPr>
+                <w:rFonts w:ascii="BRH Devanagari Extra" w:hAnsi="BRH Devanagari Extra" w:cs="BRH Devanagari Extra"/>
+                <w:sz w:val="40"/>
+                <w:szCs w:val="40"/>
+              </w:rPr>
+              <w:t>xÉÍqÉÌiÉþ</w:t>
+            </w:r>
+            <w:proofErr w:type="spellEnd"/>
           </w:p>
         </w:tc>
         <w:tc>
@@ -5522,6 +6497,7 @@
                 <w:szCs w:val="40"/>
               </w:rPr>
             </w:pPr>
+            <w:proofErr w:type="spellStart"/>
             <w:r>
               <w:rPr>
                 <w:rFonts w:ascii="BRH Devanagari Extra" w:hAnsi="BRH Devanagari Extra" w:cs="BRH Devanagari Extra"/>
@@ -5530,6 +6506,7 @@
               </w:rPr>
               <w:t>rÉÉ</w:t>
             </w:r>
+            <w:proofErr w:type="spellEnd"/>
             <w:r>
               <w:rPr>
                 <w:rFonts w:ascii="BRH Malayalam Extra" w:hAnsi="BRH Malayalam Extra" w:cs="BRH Devanagari Extra"/>
@@ -5562,8 +6539,18 @@
                 <w:sz w:val="40"/>
                 <w:szCs w:val="40"/>
               </w:rPr>
-              <w:t>¨qÉÔ</w:t>
-            </w:r>
+              <w:t>¨</w:t>
+            </w:r>
+            <w:proofErr w:type="spellStart"/>
+            <w:r>
+              <w:rPr>
+                <w:rFonts w:ascii="BRH Devanagari Extra" w:hAnsi="BRH Devanagari Extra" w:cs="BRH Devanagari Extra"/>
+                <w:sz w:val="40"/>
+                <w:szCs w:val="40"/>
+              </w:rPr>
+              <w:t>qÉÔ</w:t>
+            </w:r>
+            <w:proofErr w:type="spellEnd"/>
             <w:r>
               <w:rPr>
                 <w:rFonts w:ascii="BRH Malayalam Extra" w:hAnsi="BRH Malayalam Extra" w:cs="BRH Devanagari Extra"/>
@@ -5572,14 +6559,52 @@
               </w:rPr>
               <w:t>–</w:t>
             </w:r>
-            <w:r>
-              <w:rPr>
-                <w:rFonts w:ascii="BRH Devanagari Extra" w:hAnsi="BRH Devanagari Extra" w:cs="BRH Devanagari Extra"/>
-                <w:sz w:val="40"/>
-                <w:szCs w:val="40"/>
-              </w:rPr>
-              <w:t>iÉÍqÉÌiÉþ rÉÉuÉiÉç - iqÉÔ</w:t>
-            </w:r>
+            <w:proofErr w:type="spellStart"/>
+            <w:r>
+              <w:rPr>
+                <w:rFonts w:ascii="BRH Devanagari Extra" w:hAnsi="BRH Devanagari Extra" w:cs="BRH Devanagari Extra"/>
+                <w:sz w:val="40"/>
+                <w:szCs w:val="40"/>
+              </w:rPr>
+              <w:t>iÉÍqÉÌiÉþ</w:t>
+            </w:r>
+            <w:proofErr w:type="spellEnd"/>
+            <w:r>
+              <w:rPr>
+                <w:rFonts w:ascii="BRH Devanagari Extra" w:hAnsi="BRH Devanagari Extra" w:cs="BRH Devanagari Extra"/>
+                <w:sz w:val="40"/>
+                <w:szCs w:val="40"/>
+              </w:rPr>
+              <w:t xml:space="preserve"> </w:t>
+            </w:r>
+            <w:proofErr w:type="spellStart"/>
+            <w:r>
+              <w:rPr>
+                <w:rFonts w:ascii="BRH Devanagari Extra" w:hAnsi="BRH Devanagari Extra" w:cs="BRH Devanagari Extra"/>
+                <w:sz w:val="40"/>
+                <w:szCs w:val="40"/>
+              </w:rPr>
+              <w:t>rÉÉuÉiÉç</w:t>
+            </w:r>
+            <w:proofErr w:type="spellEnd"/>
+            <w:r>
+              <w:rPr>
+                <w:rFonts w:ascii="BRH Devanagari Extra" w:hAnsi="BRH Devanagari Extra" w:cs="BRH Devanagari Extra"/>
+                <w:sz w:val="40"/>
+                <w:szCs w:val="40"/>
+              </w:rPr>
+              <w:t xml:space="preserve"> - </w:t>
+            </w:r>
+            <w:proofErr w:type="spellStart"/>
+            <w:r>
+              <w:rPr>
+                <w:rFonts w:ascii="BRH Devanagari Extra" w:hAnsi="BRH Devanagari Extra" w:cs="BRH Devanagari Extra"/>
+                <w:sz w:val="40"/>
+                <w:szCs w:val="40"/>
+              </w:rPr>
+              <w:t>iqÉÔ</w:t>
+            </w:r>
+            <w:proofErr w:type="spellEnd"/>
             <w:r>
               <w:rPr>
                 <w:rFonts w:ascii="BRH Malayalam Extra" w:hAnsi="BRH Malayalam Extra" w:cs="BRH Devanagari Extra"/>
@@ -5588,14 +6613,34 @@
               </w:rPr>
               <w:t>–</w:t>
             </w:r>
-            <w:r>
-              <w:rPr>
-                <w:rFonts w:ascii="BRH Devanagari Extra" w:hAnsi="BRH Devanagari Extra" w:cs="BRH Devanagari Extra"/>
-                <w:sz w:val="40"/>
-                <w:szCs w:val="40"/>
-              </w:rPr>
-              <w:t>iÉqÉç | xÉÍqÉÌiÉþ</w:t>
-            </w:r>
+            <w:proofErr w:type="spellStart"/>
+            <w:r>
+              <w:rPr>
+                <w:rFonts w:ascii="BRH Devanagari Extra" w:hAnsi="BRH Devanagari Extra" w:cs="BRH Devanagari Extra"/>
+                <w:sz w:val="40"/>
+                <w:szCs w:val="40"/>
+              </w:rPr>
+              <w:t>iÉqÉç</w:t>
+            </w:r>
+            <w:proofErr w:type="spellEnd"/>
+            <w:r>
+              <w:rPr>
+                <w:rFonts w:ascii="BRH Devanagari Extra" w:hAnsi="BRH Devanagari Extra" w:cs="BRH Devanagari Extra"/>
+                <w:sz w:val="40"/>
+                <w:szCs w:val="40"/>
+              </w:rPr>
+              <w:t xml:space="preserve"> | </w:t>
+            </w:r>
+            <w:proofErr w:type="spellStart"/>
+            <w:r>
+              <w:rPr>
+                <w:rFonts w:ascii="BRH Devanagari Extra" w:hAnsi="BRH Devanagari Extra" w:cs="BRH Devanagari Extra"/>
+                <w:sz w:val="40"/>
+                <w:szCs w:val="40"/>
+              </w:rPr>
+              <w:t>xÉÍqÉÌiÉþ</w:t>
+            </w:r>
+            <w:proofErr w:type="spellEnd"/>
           </w:p>
         </w:tc>
       </w:tr>
@@ -5756,6 +6801,7 @@
                 <w:szCs w:val="40"/>
               </w:rPr>
             </w:pPr>
+            <w:proofErr w:type="spellStart"/>
             <w:r>
               <w:rPr>
                 <w:rFonts w:ascii="BRH Devanagari Extra" w:hAnsi="BRH Devanagari Extra" w:cs="BRH Devanagari Extra"/>
@@ -5764,6 +6810,7 @@
               </w:rPr>
               <w:t>ÌuÉ</w:t>
             </w:r>
+            <w:proofErr w:type="spellEnd"/>
             <w:r>
               <w:rPr>
                 <w:rFonts w:ascii="BRH Malayalam Extra" w:hAnsi="BRH Malayalam Extra" w:cs="BRH Devanagari Extra"/>
@@ -5772,6 +6819,7 @@
               </w:rPr>
               <w:t>–</w:t>
             </w:r>
+            <w:proofErr w:type="spellStart"/>
             <w:proofErr w:type="gramStart"/>
             <w:r>
               <w:rPr>
@@ -5779,7 +6827,16 @@
                 <w:sz w:val="40"/>
                 <w:szCs w:val="40"/>
               </w:rPr>
-              <w:t>ÍcÉirÉÉ(</w:t>
+              <w:t>ÍcÉirÉÉ</w:t>
+            </w:r>
+            <w:proofErr w:type="spellEnd"/>
+            <w:r>
+              <w:rPr>
+                <w:rFonts w:ascii="BRH Devanagari Extra" w:hAnsi="BRH Devanagari Extra" w:cs="BRH Devanagari Extra"/>
+                <w:sz w:val="40"/>
+                <w:szCs w:val="40"/>
+              </w:rPr>
+              <w:t>(</w:t>
             </w:r>
             <w:proofErr w:type="gramEnd"/>
             <w:r>
@@ -5798,7 +6855,16 @@
                 <w:sz w:val="40"/>
                 <w:szCs w:val="40"/>
               </w:rPr>
-              <w:t>) C</w:t>
+              <w:t xml:space="preserve">) </w:t>
+            </w:r>
+            <w:proofErr w:type="spellStart"/>
+            <w:r>
+              <w:rPr>
+                <w:rFonts w:ascii="BRH Devanagari Extra" w:hAnsi="BRH Devanagari Extra" w:cs="BRH Devanagari Extra"/>
+                <w:sz w:val="40"/>
+                <w:szCs w:val="40"/>
+              </w:rPr>
+              <w:t>C</w:t>
             </w:r>
             <w:r>
               <w:rPr>
@@ -5809,13 +6875,23 @@
               </w:rPr>
               <w:t>ÌiÉ</w:t>
             </w:r>
-            <w:r>
-              <w:rPr>
-                <w:rFonts w:ascii="BRH Devanagari Extra" w:hAnsi="BRH Devanagari Extra" w:cs="BRH Devanagari Extra"/>
-                <w:sz w:val="40"/>
-                <w:szCs w:val="40"/>
-              </w:rPr>
-              <w:t xml:space="preserve"> ÌuÉ-</w:t>
+            <w:proofErr w:type="spellEnd"/>
+            <w:r>
+              <w:rPr>
+                <w:rFonts w:ascii="BRH Devanagari Extra" w:hAnsi="BRH Devanagari Extra" w:cs="BRH Devanagari Extra"/>
+                <w:sz w:val="40"/>
+                <w:szCs w:val="40"/>
+              </w:rPr>
+              <w:t xml:space="preserve"> </w:t>
+            </w:r>
+            <w:proofErr w:type="spellStart"/>
+            <w:r>
+              <w:rPr>
+                <w:rFonts w:ascii="BRH Devanagari Extra" w:hAnsi="BRH Devanagari Extra" w:cs="BRH Devanagari Extra"/>
+                <w:sz w:val="40"/>
+                <w:szCs w:val="40"/>
+              </w:rPr>
+              <w:t>ÌuÉ-</w:t>
             </w:r>
             <w:proofErr w:type="gramStart"/>
             <w:r>
@@ -5824,7 +6900,16 @@
                 <w:sz w:val="40"/>
                 <w:szCs w:val="40"/>
               </w:rPr>
-              <w:t>ÍcÉirÉÉ(</w:t>
+              <w:t>ÍcÉirÉÉ</w:t>
+            </w:r>
+            <w:proofErr w:type="spellEnd"/>
+            <w:r>
+              <w:rPr>
+                <w:rFonts w:ascii="BRH Devanagari Extra" w:hAnsi="BRH Devanagari Extra" w:cs="BRH Devanagari Extra"/>
+                <w:sz w:val="40"/>
+                <w:szCs w:val="40"/>
+              </w:rPr>
+              <w:t>(</w:t>
             </w:r>
             <w:proofErr w:type="gramEnd"/>
             <w:r>
@@ -5851,7 +6936,25 @@
                 <w:sz w:val="40"/>
                 <w:szCs w:val="40"/>
               </w:rPr>
-              <w:t xml:space="preserve"> CÌiÉþ |</w:t>
+              <w:t xml:space="preserve"> </w:t>
+            </w:r>
+            <w:proofErr w:type="spellStart"/>
+            <w:r>
+              <w:rPr>
+                <w:rFonts w:ascii="BRH Devanagari Extra" w:hAnsi="BRH Devanagari Extra" w:cs="BRH Devanagari Extra"/>
+                <w:sz w:val="40"/>
+                <w:szCs w:val="40"/>
+              </w:rPr>
+              <w:t>CÌiÉþ</w:t>
+            </w:r>
+            <w:proofErr w:type="spellEnd"/>
+            <w:r>
+              <w:rPr>
+                <w:rFonts w:ascii="BRH Devanagari Extra" w:hAnsi="BRH Devanagari Extra" w:cs="BRH Devanagari Extra"/>
+                <w:sz w:val="40"/>
+                <w:szCs w:val="40"/>
+              </w:rPr>
+              <w:t xml:space="preserve"> |</w:t>
             </w:r>
           </w:p>
         </w:tc>
@@ -5879,6 +6982,7 @@
                 <w:szCs w:val="40"/>
               </w:rPr>
             </w:pPr>
+            <w:proofErr w:type="spellStart"/>
             <w:r>
               <w:rPr>
                 <w:rFonts w:ascii="BRH Devanagari Extra" w:hAnsi="BRH Devanagari Extra" w:cs="BRH Devanagari Extra"/>
@@ -5887,6 +6991,7 @@
               </w:rPr>
               <w:t>ÌuÉ</w:t>
             </w:r>
+            <w:proofErr w:type="spellEnd"/>
             <w:r>
               <w:rPr>
                 <w:rFonts w:ascii="BRH Malayalam Extra" w:hAnsi="BRH Malayalam Extra" w:cs="BRH Devanagari Extra"/>
@@ -5895,6 +7000,7 @@
               </w:rPr>
               <w:t>–</w:t>
             </w:r>
+            <w:proofErr w:type="spellStart"/>
             <w:proofErr w:type="gramStart"/>
             <w:r>
               <w:rPr>
@@ -5902,7 +7008,16 @@
                 <w:sz w:val="40"/>
                 <w:szCs w:val="40"/>
               </w:rPr>
-              <w:t>ÍcÉirÉÉ(</w:t>
+              <w:t>ÍcÉirÉÉ</w:t>
+            </w:r>
+            <w:proofErr w:type="spellEnd"/>
+            <w:r>
+              <w:rPr>
+                <w:rFonts w:ascii="BRH Devanagari Extra" w:hAnsi="BRH Devanagari Extra" w:cs="BRH Devanagari Extra"/>
+                <w:sz w:val="40"/>
+                <w:szCs w:val="40"/>
+              </w:rPr>
+              <w:t>(</w:t>
             </w:r>
             <w:proofErr w:type="gramEnd"/>
             <w:r>
@@ -5921,7 +7036,16 @@
                 <w:sz w:val="40"/>
                 <w:szCs w:val="40"/>
               </w:rPr>
-              <w:t>) C</w:t>
+              <w:t xml:space="preserve">) </w:t>
+            </w:r>
+            <w:proofErr w:type="spellStart"/>
+            <w:r>
+              <w:rPr>
+                <w:rFonts w:ascii="BRH Devanagari Extra" w:hAnsi="BRH Devanagari Extra" w:cs="BRH Devanagari Extra"/>
+                <w:sz w:val="40"/>
+                <w:szCs w:val="40"/>
+              </w:rPr>
+              <w:t>C</w:t>
             </w:r>
             <w:r>
               <w:rPr>
@@ -5940,14 +7064,34 @@
               </w:rPr>
               <w:t>þ</w:t>
             </w:r>
-            <w:r>
-              <w:rPr>
-                <w:rFonts w:ascii="BRH Devanagari Extra" w:hAnsi="BRH Devanagari Extra" w:cs="BRH Devanagari Extra"/>
-                <w:sz w:val="40"/>
-                <w:szCs w:val="40"/>
-              </w:rPr>
-              <w:t xml:space="preserve"> ÌuÉ - </w:t>
-            </w:r>
+            <w:proofErr w:type="spellEnd"/>
+            <w:r>
+              <w:rPr>
+                <w:rFonts w:ascii="BRH Devanagari Extra" w:hAnsi="BRH Devanagari Extra" w:cs="BRH Devanagari Extra"/>
+                <w:sz w:val="40"/>
+                <w:szCs w:val="40"/>
+              </w:rPr>
+              <w:t xml:space="preserve"> </w:t>
+            </w:r>
+            <w:proofErr w:type="spellStart"/>
+            <w:r>
+              <w:rPr>
+                <w:rFonts w:ascii="BRH Devanagari Extra" w:hAnsi="BRH Devanagari Extra" w:cs="BRH Devanagari Extra"/>
+                <w:sz w:val="40"/>
+                <w:szCs w:val="40"/>
+              </w:rPr>
+              <w:t>ÌuÉ</w:t>
+            </w:r>
+            <w:proofErr w:type="spellEnd"/>
+            <w:r>
+              <w:rPr>
+                <w:rFonts w:ascii="BRH Devanagari Extra" w:hAnsi="BRH Devanagari Extra" w:cs="BRH Devanagari Extra"/>
+                <w:sz w:val="40"/>
+                <w:szCs w:val="40"/>
+              </w:rPr>
+              <w:t xml:space="preserve"> - </w:t>
+            </w:r>
+            <w:proofErr w:type="spellStart"/>
             <w:proofErr w:type="gramStart"/>
             <w:r>
               <w:rPr>
@@ -5955,7 +7099,16 @@
                 <w:sz w:val="40"/>
                 <w:szCs w:val="40"/>
               </w:rPr>
-              <w:t>ÍcÉirÉÉ(</w:t>
+              <w:t>ÍcÉirÉÉ</w:t>
+            </w:r>
+            <w:proofErr w:type="spellEnd"/>
+            <w:r>
+              <w:rPr>
+                <w:rFonts w:ascii="BRH Devanagari Extra" w:hAnsi="BRH Devanagari Extra" w:cs="BRH Devanagari Extra"/>
+                <w:sz w:val="40"/>
+                <w:szCs w:val="40"/>
+              </w:rPr>
+              <w:t>(</w:t>
             </w:r>
             <w:proofErr w:type="gramEnd"/>
             <w:r>
@@ -5982,7 +7135,25 @@
                 <w:sz w:val="40"/>
                 <w:szCs w:val="40"/>
               </w:rPr>
-              <w:t xml:space="preserve"> CÌiÉþ |</w:t>
+              <w:t xml:space="preserve"> </w:t>
+            </w:r>
+            <w:proofErr w:type="spellStart"/>
+            <w:r>
+              <w:rPr>
+                <w:rFonts w:ascii="BRH Devanagari Extra" w:hAnsi="BRH Devanagari Extra" w:cs="BRH Devanagari Extra"/>
+                <w:sz w:val="40"/>
+                <w:szCs w:val="40"/>
+              </w:rPr>
+              <w:t>CÌiÉþ</w:t>
+            </w:r>
+            <w:proofErr w:type="spellEnd"/>
+            <w:r>
+              <w:rPr>
+                <w:rFonts w:ascii="BRH Devanagari Extra" w:hAnsi="BRH Devanagari Extra" w:cs="BRH Devanagari Extra"/>
+                <w:sz w:val="40"/>
+                <w:szCs w:val="40"/>
+              </w:rPr>
+              <w:t xml:space="preserve"> |</w:t>
             </w:r>
           </w:p>
         </w:tc>
@@ -6133,7 +7304,16 @@
                 <w:sz w:val="40"/>
                 <w:szCs w:val="40"/>
               </w:rPr>
-              <w:t>lÉ½ÌiÉ xÉuÉï</w:t>
+              <w:t xml:space="preserve">lÉ½ÌiÉ </w:t>
+            </w:r>
+            <w:proofErr w:type="spellStart"/>
+            <w:r>
+              <w:rPr>
+                <w:rFonts w:ascii="BRH Devanagari Extra" w:hAnsi="BRH Devanagari Extra" w:cs="BRH Devanagari Extra"/>
+                <w:sz w:val="40"/>
+                <w:szCs w:val="40"/>
+              </w:rPr>
+              <w:t>xÉuÉï</w:t>
             </w:r>
             <w:r>
               <w:rPr>
@@ -6144,6 +7324,7 @@
               </w:rPr>
               <w:t>Så</w:t>
             </w:r>
+            <w:proofErr w:type="spellEnd"/>
             <w:r>
               <w:rPr>
                 <w:rFonts w:ascii="BRH Malayalam Extra" w:hAnsi="BRH Malayalam Extra" w:cs="BRH Devanagari Extra"/>
@@ -6152,14 +7333,34 @@
               </w:rPr>
               <w:t>–</w:t>
             </w:r>
-            <w:r>
-              <w:rPr>
-                <w:rFonts w:ascii="BRH Devanagari Extra" w:hAnsi="BRH Devanagari Extra" w:cs="BRH Devanagari Extra"/>
-                <w:sz w:val="40"/>
-                <w:szCs w:val="40"/>
-              </w:rPr>
-              <w:t>uÉirÉþÇ ÆuÉæ</w:t>
-            </w:r>
+            <w:proofErr w:type="spellStart"/>
+            <w:r>
+              <w:rPr>
+                <w:rFonts w:ascii="BRH Devanagari Extra" w:hAnsi="BRH Devanagari Extra" w:cs="BRH Devanagari Extra"/>
+                <w:sz w:val="40"/>
+                <w:szCs w:val="40"/>
+              </w:rPr>
+              <w:t>uÉirÉþÇ</w:t>
+            </w:r>
+            <w:proofErr w:type="spellEnd"/>
+            <w:r>
+              <w:rPr>
+                <w:rFonts w:ascii="BRH Devanagari Extra" w:hAnsi="BRH Devanagari Extra" w:cs="BRH Devanagari Extra"/>
+                <w:sz w:val="40"/>
+                <w:szCs w:val="40"/>
+              </w:rPr>
+              <w:t xml:space="preserve"> </w:t>
+            </w:r>
+            <w:proofErr w:type="spellStart"/>
+            <w:r>
+              <w:rPr>
+                <w:rFonts w:ascii="BRH Devanagari Extra" w:hAnsi="BRH Devanagari Extra" w:cs="BRH Devanagari Extra"/>
+                <w:sz w:val="40"/>
+                <w:szCs w:val="40"/>
+              </w:rPr>
+              <w:t>ÆuÉæ</w:t>
+            </w:r>
+            <w:proofErr w:type="spellEnd"/>
           </w:p>
         </w:tc>
         <w:tc>
@@ -6192,7 +7393,16 @@
                 <w:sz w:val="40"/>
                 <w:szCs w:val="40"/>
               </w:rPr>
-              <w:t>lÉ½ÌiÉ xÉuÉïSå</w:t>
+              <w:t xml:space="preserve">lÉ½ÌiÉ </w:t>
+            </w:r>
+            <w:proofErr w:type="spellStart"/>
+            <w:r>
+              <w:rPr>
+                <w:rFonts w:ascii="BRH Devanagari Extra" w:hAnsi="BRH Devanagari Extra" w:cs="BRH Devanagari Extra"/>
+                <w:sz w:val="40"/>
+                <w:szCs w:val="40"/>
+              </w:rPr>
+              <w:t>xÉuÉïSå</w:t>
             </w:r>
             <w:r>
               <w:rPr>
@@ -6203,6 +7413,7 @@
               </w:rPr>
               <w:t>uÉ</w:t>
             </w:r>
+            <w:proofErr w:type="spellEnd"/>
             <w:r>
               <w:rPr>
                 <w:rFonts w:ascii="BRH Malayalam Extra" w:hAnsi="BRH Malayalam Extra" w:cs="BRH Devanagari Extra"/>
@@ -6211,13 +7422,41 @@
               </w:rPr>
               <w:t>–</w:t>
             </w:r>
-            <w:r>
-              <w:rPr>
-                <w:rFonts w:ascii="BRH Devanagari Extra" w:hAnsi="BRH Devanagari Extra" w:cs="BRH Devanagari Extra"/>
-                <w:sz w:val="40"/>
-                <w:szCs w:val="40"/>
-              </w:rPr>
-              <w:t xml:space="preserve">irÉþÇ ÆuÉæ </w:t>
+            <w:proofErr w:type="spellStart"/>
+            <w:r>
+              <w:rPr>
+                <w:rFonts w:ascii="BRH Devanagari Extra" w:hAnsi="BRH Devanagari Extra" w:cs="BRH Devanagari Extra"/>
+                <w:sz w:val="40"/>
+                <w:szCs w:val="40"/>
+              </w:rPr>
+              <w:t>irÉþÇ</w:t>
+            </w:r>
+            <w:proofErr w:type="spellEnd"/>
+            <w:r>
+              <w:rPr>
+                <w:rFonts w:ascii="BRH Devanagari Extra" w:hAnsi="BRH Devanagari Extra" w:cs="BRH Devanagari Extra"/>
+                <w:sz w:val="40"/>
+                <w:szCs w:val="40"/>
+              </w:rPr>
+              <w:t xml:space="preserve"> </w:t>
+            </w:r>
+            <w:proofErr w:type="spellStart"/>
+            <w:r>
+              <w:rPr>
+                <w:rFonts w:ascii="BRH Devanagari Extra" w:hAnsi="BRH Devanagari Extra" w:cs="BRH Devanagari Extra"/>
+                <w:sz w:val="40"/>
+                <w:szCs w:val="40"/>
+              </w:rPr>
+              <w:t>ÆuÉæ</w:t>
+            </w:r>
+            <w:proofErr w:type="spellEnd"/>
+            <w:r>
+              <w:rPr>
+                <w:rFonts w:ascii="BRH Devanagari Extra" w:hAnsi="BRH Devanagari Extra" w:cs="BRH Devanagari Extra"/>
+                <w:sz w:val="40"/>
+                <w:szCs w:val="40"/>
+              </w:rPr>
+              <w:t xml:space="preserve"> </w:t>
             </w:r>
             <w:r>
               <w:rPr>
@@ -6400,8 +7639,18 @@
                 <w:sz w:val="40"/>
                 <w:szCs w:val="40"/>
               </w:rPr>
-              <w:t>uÉ iÉSþSèkuÉ</w:t>
-            </w:r>
+              <w:t xml:space="preserve">uÉ </w:t>
+            </w:r>
+            <w:proofErr w:type="spellStart"/>
+            <w:r>
+              <w:rPr>
+                <w:rFonts w:ascii="BRH Devanagari Extra" w:hAnsi="BRH Devanagari Extra" w:cs="BRH Devanagari Extra"/>
+                <w:sz w:val="40"/>
+                <w:szCs w:val="40"/>
+              </w:rPr>
+              <w:t>iÉSþSèkuÉ</w:t>
+            </w:r>
+            <w:proofErr w:type="spellEnd"/>
             <w:r>
               <w:rPr>
                 <w:rFonts w:ascii="BRH Malayalam Extra" w:hAnsi="BRH Malayalam Extra" w:cs="BRH Devanagari Extra"/>
@@ -6410,6 +7659,7 @@
               </w:rPr>
               <w:t>–</w:t>
             </w:r>
+            <w:proofErr w:type="spellStart"/>
             <w:r>
               <w:rPr>
                 <w:rFonts w:ascii="BRH Devanagari Extra" w:hAnsi="BRH Devanagari Extra" w:cs="BRH Devanagari Extra"/>
@@ -6433,7 +7683,34 @@
                 <w:sz w:val="40"/>
                 <w:szCs w:val="40"/>
               </w:rPr>
-              <w:t xml:space="preserve">þ »ÒûþiÉ </w:t>
+              <w:t>þ</w:t>
+            </w:r>
+            <w:proofErr w:type="spellEnd"/>
+            <w:r>
+              <w:rPr>
+                <w:rFonts w:ascii="BRH Devanagari Extra" w:hAnsi="BRH Devanagari Extra" w:cs="BRH Devanagari Extra"/>
+                <w:sz w:val="40"/>
+                <w:szCs w:val="40"/>
+              </w:rPr>
+              <w:t xml:space="preserve"> »</w:t>
+            </w:r>
+            <w:proofErr w:type="spellStart"/>
+            <w:r>
+              <w:rPr>
+                <w:rFonts w:ascii="BRH Devanagari Extra" w:hAnsi="BRH Devanagari Extra" w:cs="BRH Devanagari Extra"/>
+                <w:sz w:val="40"/>
+                <w:szCs w:val="40"/>
+              </w:rPr>
+              <w:t>ÒûþiÉ</w:t>
+            </w:r>
+            <w:proofErr w:type="spellEnd"/>
+            <w:r>
+              <w:rPr>
+                <w:rFonts w:ascii="BRH Devanagari Extra" w:hAnsi="BRH Devanagari Extra" w:cs="BRH Devanagari Extra"/>
+                <w:sz w:val="40"/>
+                <w:szCs w:val="40"/>
+              </w:rPr>
+              <w:t xml:space="preserve"> </w:t>
             </w:r>
           </w:p>
         </w:tc>
@@ -6483,8 +7760,18 @@
                 <w:sz w:val="40"/>
                 <w:szCs w:val="40"/>
               </w:rPr>
-              <w:t>uÉ iÉSþSèkuÉ</w:t>
-            </w:r>
+              <w:t xml:space="preserve">uÉ </w:t>
+            </w:r>
+            <w:proofErr w:type="spellStart"/>
+            <w:r>
+              <w:rPr>
+                <w:rFonts w:ascii="BRH Devanagari Extra" w:hAnsi="BRH Devanagari Extra" w:cs="BRH Devanagari Extra"/>
+                <w:sz w:val="40"/>
+                <w:szCs w:val="40"/>
+              </w:rPr>
+              <w:t>iÉSþSèkuÉ</w:t>
+            </w:r>
+            <w:proofErr w:type="spellEnd"/>
             <w:r>
               <w:rPr>
                 <w:rFonts w:ascii="BRH Malayalam Extra" w:hAnsi="BRH Malayalam Extra" w:cs="BRH Devanagari Extra"/>
@@ -6493,6 +7780,7 @@
               </w:rPr>
               <w:t>–</w:t>
             </w:r>
+            <w:proofErr w:type="spellStart"/>
             <w:r>
               <w:rPr>
                 <w:rFonts w:ascii="BRH Devanagari Extra" w:hAnsi="BRH Devanagari Extra" w:cs="BRH Devanagari Extra"/>
@@ -6516,8 +7804,27 @@
                 <w:sz w:val="40"/>
                 <w:szCs w:val="40"/>
               </w:rPr>
-              <w:t>ï »ÒûþiÉ</w:t>
-            </w:r>
+              <w:t>ï</w:t>
+            </w:r>
+            <w:proofErr w:type="spellEnd"/>
+            <w:r>
+              <w:rPr>
+                <w:rFonts w:ascii="BRH Devanagari Extra" w:hAnsi="BRH Devanagari Extra" w:cs="BRH Devanagari Extra"/>
+                <w:sz w:val="40"/>
+                <w:szCs w:val="40"/>
+              </w:rPr>
+              <w:t xml:space="preserve"> »</w:t>
+            </w:r>
+            <w:proofErr w:type="spellStart"/>
+            <w:r>
+              <w:rPr>
+                <w:rFonts w:ascii="BRH Devanagari Extra" w:hAnsi="BRH Devanagari Extra" w:cs="BRH Devanagari Extra"/>
+                <w:sz w:val="40"/>
+                <w:szCs w:val="40"/>
+              </w:rPr>
+              <w:t>ÒûþiÉ</w:t>
+            </w:r>
+            <w:proofErr w:type="spellEnd"/>
             <w:r>
               <w:rPr>
                 <w:rFonts w:ascii="BRH Devanagari Extra" w:hAnsi="BRH Devanagari Extra" w:cs="BRH Devanagari Extra"/>
@@ -6532,7 +7839,25 @@
                 <w:sz w:val="28"/>
                 <w:szCs w:val="40"/>
               </w:rPr>
-              <w:t>(swaritam removed)</w:t>
+              <w:t>(</w:t>
+            </w:r>
+            <w:proofErr w:type="spellStart"/>
+            <w:r>
+              <w:rPr>
+                <w:rFonts w:cs="Arial"/>
+                <w:sz w:val="28"/>
+                <w:szCs w:val="40"/>
+              </w:rPr>
+              <w:t>swaritam</w:t>
+            </w:r>
+            <w:proofErr w:type="spellEnd"/>
+            <w:r>
+              <w:rPr>
+                <w:rFonts w:cs="Arial"/>
+                <w:sz w:val="28"/>
+                <w:szCs w:val="40"/>
+              </w:rPr>
+              <w:t xml:space="preserve"> removed)</w:t>
             </w:r>
           </w:p>
         </w:tc>
@@ -6694,6 +8019,7 @@
                 <w:szCs w:val="40"/>
               </w:rPr>
             </w:pPr>
+            <w:proofErr w:type="spellStart"/>
             <w:r>
               <w:rPr>
                 <w:rFonts w:ascii="BRH Devanagari Extra" w:hAnsi="BRH Devanagari Extra" w:cs="BRH Devanagari Extra"/>
@@ -6717,7 +8043,16 @@
                 <w:sz w:val="40"/>
                 <w:szCs w:val="40"/>
               </w:rPr>
-              <w:t>È | iÉ</w:t>
+              <w:t>È</w:t>
+            </w:r>
+            <w:proofErr w:type="spellEnd"/>
+            <w:r>
+              <w:rPr>
+                <w:rFonts w:ascii="BRH Devanagari Extra" w:hAnsi="BRH Devanagari Extra" w:cs="BRH Devanagari Extra"/>
+                <w:sz w:val="40"/>
+                <w:szCs w:val="40"/>
+              </w:rPr>
+              <w:t xml:space="preserve"> | iÉ</w:t>
             </w:r>
             <w:r>
               <w:rPr>
@@ -6727,13 +8062,23 @@
               </w:rPr>
               <w:t>–</w:t>
             </w:r>
-            <w:r>
-              <w:rPr>
-                <w:rFonts w:ascii="BRH Devanagari Extra" w:hAnsi="BRH Devanagari Extra" w:cs="BRH Devanagari Extra"/>
-                <w:sz w:val="40"/>
-                <w:szCs w:val="40"/>
-              </w:rPr>
-              <w:t>lÉÔÈ | A</w:t>
+            <w:proofErr w:type="spellStart"/>
+            <w:r>
+              <w:rPr>
+                <w:rFonts w:ascii="BRH Devanagari Extra" w:hAnsi="BRH Devanagari Extra" w:cs="BRH Devanagari Extra"/>
+                <w:sz w:val="40"/>
+                <w:szCs w:val="40"/>
+              </w:rPr>
+              <w:t>lÉÔÈ</w:t>
+            </w:r>
+            <w:proofErr w:type="spellEnd"/>
+            <w:r>
+              <w:rPr>
+                <w:rFonts w:ascii="BRH Devanagari Extra" w:hAnsi="BRH Devanagari Extra" w:cs="BRH Devanagari Extra"/>
+                <w:sz w:val="40"/>
+                <w:szCs w:val="40"/>
+              </w:rPr>
+              <w:t xml:space="preserve"> | A</w:t>
             </w:r>
             <w:r>
               <w:rPr>
@@ -6743,6 +8088,7 @@
               </w:rPr>
               <w:t>–</w:t>
             </w:r>
+            <w:proofErr w:type="spellStart"/>
             <w:r>
               <w:rPr>
                 <w:rFonts w:ascii="BRH Devanagari Extra" w:hAnsi="BRH Devanagari Extra" w:cs="BRH Devanagari Extra"/>
@@ -6751,6 +8097,7 @@
               </w:rPr>
               <w:t>ÍxÉ</w:t>
             </w:r>
+            <w:proofErr w:type="spellEnd"/>
             <w:r>
               <w:rPr>
                 <w:rFonts w:ascii="BRH Malayalam Extra" w:hAnsi="BRH Malayalam Extra" w:cs="BRH Devanagari Extra"/>
@@ -6793,6 +8140,7 @@
                 <w:szCs w:val="40"/>
               </w:rPr>
             </w:pPr>
+            <w:proofErr w:type="spellStart"/>
             <w:r>
               <w:rPr>
                 <w:rFonts w:ascii="BRH Devanagari Extra" w:hAnsi="BRH Devanagari Extra" w:cs="BRH Devanagari Extra"/>
@@ -6816,7 +8164,16 @@
                 <w:sz w:val="40"/>
                 <w:szCs w:val="40"/>
               </w:rPr>
-              <w:t>þxÉÈ | iÉ</w:t>
+              <w:t>þxÉÈ</w:t>
+            </w:r>
+            <w:proofErr w:type="spellEnd"/>
+            <w:r>
+              <w:rPr>
+                <w:rFonts w:ascii="BRH Devanagari Extra" w:hAnsi="BRH Devanagari Extra" w:cs="BRH Devanagari Extra"/>
+                <w:sz w:val="40"/>
+                <w:szCs w:val="40"/>
+              </w:rPr>
+              <w:t xml:space="preserve"> | iÉ</w:t>
             </w:r>
             <w:r>
               <w:rPr>
@@ -6826,13 +8183,23 @@
               </w:rPr>
               <w:t>–</w:t>
             </w:r>
-            <w:r>
-              <w:rPr>
-                <w:rFonts w:ascii="BRH Devanagari Extra" w:hAnsi="BRH Devanagari Extra" w:cs="BRH Devanagari Extra"/>
-                <w:sz w:val="40"/>
-                <w:szCs w:val="40"/>
-              </w:rPr>
-              <w:t>lÉÔÈ | A</w:t>
+            <w:proofErr w:type="spellStart"/>
+            <w:r>
+              <w:rPr>
+                <w:rFonts w:ascii="BRH Devanagari Extra" w:hAnsi="BRH Devanagari Extra" w:cs="BRH Devanagari Extra"/>
+                <w:sz w:val="40"/>
+                <w:szCs w:val="40"/>
+              </w:rPr>
+              <w:t>lÉÔÈ</w:t>
+            </w:r>
+            <w:proofErr w:type="spellEnd"/>
+            <w:r>
+              <w:rPr>
+                <w:rFonts w:ascii="BRH Devanagari Extra" w:hAnsi="BRH Devanagari Extra" w:cs="BRH Devanagari Extra"/>
+                <w:sz w:val="40"/>
+                <w:szCs w:val="40"/>
+              </w:rPr>
+              <w:t xml:space="preserve"> | A</w:t>
             </w:r>
             <w:r>
               <w:rPr>
@@ -6842,6 +8209,7 @@
               </w:rPr>
               <w:t>–</w:t>
             </w:r>
+            <w:proofErr w:type="spellStart"/>
             <w:r>
               <w:rPr>
                 <w:rFonts w:ascii="BRH Devanagari Extra" w:hAnsi="BRH Devanagari Extra" w:cs="BRH Devanagari Extra"/>
@@ -6850,6 +8218,7 @@
               </w:rPr>
               <w:t>ÍxÉ</w:t>
             </w:r>
+            <w:proofErr w:type="spellEnd"/>
             <w:r>
               <w:rPr>
                 <w:rFonts w:ascii="BRH Malayalam Extra" w:hAnsi="BRH Malayalam Extra" w:cs="BRH Devanagari Extra"/>
@@ -7002,6 +8371,7 @@
               </w:rPr>
               <w:t>–</w:t>
             </w:r>
+            <w:proofErr w:type="spellStart"/>
             <w:r>
               <w:rPr>
                 <w:rFonts w:ascii="BRH Devanagari Extra" w:hAnsi="BRH Devanagari Extra" w:cs="BRH Devanagari Extra"/>
@@ -7010,6 +8380,7 @@
               </w:rPr>
               <w:t>jÉÉ</w:t>
             </w:r>
+            <w:proofErr w:type="spellEnd"/>
             <w:r>
               <w:rPr>
                 <w:rFonts w:ascii="BRH Malayalam Extra" w:hAnsi="BRH Malayalam Extra" w:cs="BRH Devanagari Extra"/>
@@ -7034,13 +8405,32 @@
               </w:rPr>
               <w:t>–</w:t>
             </w:r>
-            <w:r>
-              <w:rPr>
-                <w:rFonts w:ascii="BRH Devanagari Extra" w:hAnsi="BRH Devanagari Extra" w:cs="BRH Devanagari Extra"/>
-                <w:sz w:val="40"/>
-                <w:szCs w:val="40"/>
-              </w:rPr>
-              <w:t>eÉÑËUÌiÉþ rÉjÉÉ-</w:t>
+            <w:proofErr w:type="spellStart"/>
+            <w:r>
+              <w:rPr>
+                <w:rFonts w:ascii="BRH Devanagari Extra" w:hAnsi="BRH Devanagari Extra" w:cs="BRH Devanagari Extra"/>
+                <w:sz w:val="40"/>
+                <w:szCs w:val="40"/>
+              </w:rPr>
+              <w:t>eÉÑËUÌiÉþ</w:t>
+            </w:r>
+            <w:proofErr w:type="spellEnd"/>
+            <w:r>
+              <w:rPr>
+                <w:rFonts w:ascii="BRH Devanagari Extra" w:hAnsi="BRH Devanagari Extra" w:cs="BRH Devanagari Extra"/>
+                <w:sz w:val="40"/>
+                <w:szCs w:val="40"/>
+              </w:rPr>
+              <w:t xml:space="preserve"> </w:t>
+            </w:r>
+            <w:proofErr w:type="spellStart"/>
+            <w:r>
+              <w:rPr>
+                <w:rFonts w:ascii="BRH Devanagari Extra" w:hAnsi="BRH Devanagari Extra" w:cs="BRH Devanagari Extra"/>
+                <w:sz w:val="40"/>
+                <w:szCs w:val="40"/>
+              </w:rPr>
+              <w:t>rÉjÉÉ-</w:t>
             </w:r>
             <w:r>
               <w:rPr>
@@ -7057,7 +8447,16 @@
                 <w:sz w:val="40"/>
                 <w:szCs w:val="40"/>
               </w:rPr>
-              <w:t>eÉÑÈ | L</w:t>
+              <w:t>eÉÑÈ</w:t>
+            </w:r>
+            <w:proofErr w:type="spellEnd"/>
+            <w:r>
+              <w:rPr>
+                <w:rFonts w:ascii="BRH Devanagari Extra" w:hAnsi="BRH Devanagari Extra" w:cs="BRH Devanagari Extra"/>
+                <w:sz w:val="40"/>
+                <w:szCs w:val="40"/>
+              </w:rPr>
+              <w:t xml:space="preserve"> | L</w:t>
             </w:r>
             <w:r>
               <w:rPr>
@@ -7117,6 +8516,7 @@
               </w:rPr>
               <w:t>–</w:t>
             </w:r>
+            <w:proofErr w:type="spellStart"/>
             <w:r>
               <w:rPr>
                 <w:rFonts w:ascii="BRH Devanagari Extra" w:hAnsi="BRH Devanagari Extra" w:cs="BRH Devanagari Extra"/>
@@ -7125,6 +8525,7 @@
               </w:rPr>
               <w:t>jÉÉ</w:t>
             </w:r>
+            <w:proofErr w:type="spellEnd"/>
             <w:r>
               <w:rPr>
                 <w:rFonts w:ascii="BRH Malayalam Extra" w:hAnsi="BRH Malayalam Extra" w:cs="BRH Devanagari Extra"/>
@@ -7149,13 +8550,41 @@
               </w:rPr>
               <w:t>–</w:t>
             </w:r>
-            <w:r>
-              <w:rPr>
-                <w:rFonts w:ascii="BRH Devanagari Extra" w:hAnsi="BRH Devanagari Extra" w:cs="BRH Devanagari Extra"/>
-                <w:sz w:val="40"/>
-                <w:szCs w:val="40"/>
-              </w:rPr>
-              <w:t>eÉÑËUÌiÉþ rÉjÉÉ-</w:t>
+            <w:proofErr w:type="spellStart"/>
+            <w:r>
+              <w:rPr>
+                <w:rFonts w:ascii="BRH Devanagari Extra" w:hAnsi="BRH Devanagari Extra" w:cs="BRH Devanagari Extra"/>
+                <w:sz w:val="40"/>
+                <w:szCs w:val="40"/>
+              </w:rPr>
+              <w:t>eÉÑËUÌiÉþ</w:t>
+            </w:r>
+            <w:proofErr w:type="spellEnd"/>
+            <w:r>
+              <w:rPr>
+                <w:rFonts w:ascii="BRH Devanagari Extra" w:hAnsi="BRH Devanagari Extra" w:cs="BRH Devanagari Extra"/>
+                <w:sz w:val="40"/>
+                <w:szCs w:val="40"/>
+              </w:rPr>
+              <w:t xml:space="preserve"> </w:t>
+            </w:r>
+            <w:proofErr w:type="spellStart"/>
+            <w:r>
+              <w:rPr>
+                <w:rFonts w:ascii="BRH Devanagari Extra" w:hAnsi="BRH Devanagari Extra" w:cs="BRH Devanagari Extra"/>
+                <w:sz w:val="40"/>
+                <w:szCs w:val="40"/>
+              </w:rPr>
+              <w:t>rÉjÉÉ</w:t>
+            </w:r>
+            <w:proofErr w:type="spellEnd"/>
+            <w:r>
+              <w:rPr>
+                <w:rFonts w:ascii="BRH Devanagari Extra" w:hAnsi="BRH Devanagari Extra" w:cs="BRH Devanagari Extra"/>
+                <w:sz w:val="40"/>
+                <w:szCs w:val="40"/>
+              </w:rPr>
+              <w:t>-</w:t>
             </w:r>
             <w:r>
               <w:rPr>
@@ -7174,13 +8603,23 @@
               </w:rPr>
               <w:t>–</w:t>
             </w:r>
-            <w:r>
-              <w:rPr>
-                <w:rFonts w:ascii="BRH Devanagari Extra" w:hAnsi="BRH Devanagari Extra" w:cs="BRH Devanagari Extra"/>
-                <w:sz w:val="40"/>
-                <w:szCs w:val="40"/>
-              </w:rPr>
-              <w:t>eÉÑÈ | L</w:t>
+            <w:proofErr w:type="spellStart"/>
+            <w:r>
+              <w:rPr>
+                <w:rFonts w:ascii="BRH Devanagari Extra" w:hAnsi="BRH Devanagari Extra" w:cs="BRH Devanagari Extra"/>
+                <w:sz w:val="40"/>
+                <w:szCs w:val="40"/>
+              </w:rPr>
+              <w:t>eÉÑÈ</w:t>
+            </w:r>
+            <w:proofErr w:type="spellEnd"/>
+            <w:r>
+              <w:rPr>
+                <w:rFonts w:ascii="BRH Devanagari Extra" w:hAnsi="BRH Devanagari Extra" w:cs="BRH Devanagari Extra"/>
+                <w:sz w:val="40"/>
+                <w:szCs w:val="40"/>
+              </w:rPr>
+              <w:t xml:space="preserve"> | L</w:t>
             </w:r>
             <w:r>
               <w:rPr>
@@ -7374,8 +8813,36 @@
                 <w:sz w:val="40"/>
                 <w:szCs w:val="40"/>
               </w:rPr>
-              <w:t xml:space="preserve"> uÉÉ LþlÉqÉå</w:t>
-            </w:r>
+              <w:t xml:space="preserve"> </w:t>
+            </w:r>
+            <w:proofErr w:type="spellStart"/>
+            <w:r>
+              <w:rPr>
+                <w:rFonts w:ascii="BRH Devanagari Extra" w:hAnsi="BRH Devanagari Extra" w:cs="BRH Devanagari Extra"/>
+                <w:sz w:val="40"/>
+                <w:szCs w:val="40"/>
+              </w:rPr>
+              <w:t>uÉÉ</w:t>
+            </w:r>
+            <w:proofErr w:type="spellEnd"/>
+            <w:r>
+              <w:rPr>
+                <w:rFonts w:ascii="BRH Devanagari Extra" w:hAnsi="BRH Devanagari Extra" w:cs="BRH Devanagari Extra"/>
+                <w:sz w:val="40"/>
+                <w:szCs w:val="40"/>
+              </w:rPr>
+              <w:t xml:space="preserve"> </w:t>
+            </w:r>
+            <w:proofErr w:type="spellStart"/>
+            <w:r>
+              <w:rPr>
+                <w:rFonts w:ascii="BRH Devanagari Extra" w:hAnsi="BRH Devanagari Extra" w:cs="BRH Devanagari Extra"/>
+                <w:sz w:val="40"/>
+                <w:szCs w:val="40"/>
+              </w:rPr>
+              <w:t>LþlÉqÉå</w:t>
+            </w:r>
+            <w:proofErr w:type="spellEnd"/>
             <w:r>
               <w:rPr>
                 <w:rFonts w:ascii="BRH Malayalam Extra" w:hAnsi="BRH Malayalam Extra" w:cs="BRH Devanagari Extra"/>
@@ -7384,6 +8851,7 @@
               </w:rPr>
               <w:t>–</w:t>
             </w:r>
+            <w:proofErr w:type="spellStart"/>
             <w:r>
               <w:rPr>
                 <w:rFonts w:ascii="BRH Devanagari Extra" w:hAnsi="BRH Devanagari Extra" w:cs="BRH Devanagari Extra"/>
@@ -7392,6 +8860,7 @@
               </w:rPr>
               <w:t>iÉSþSèïkÉrÉÌiÉ</w:t>
             </w:r>
+            <w:proofErr w:type="spellEnd"/>
             <w:r>
               <w:rPr>
                 <w:rFonts w:ascii="BRH Malayalam Extra" w:hAnsi="BRH Malayalam Extra" w:cs="BRH Devanagari Extra"/>
@@ -7406,8 +8875,18 @@
                 <w:sz w:val="40"/>
                 <w:szCs w:val="40"/>
               </w:rPr>
-              <w:t xml:space="preserve"> rÉSè</w:t>
-            </w:r>
+              <w:t xml:space="preserve"> </w:t>
+            </w:r>
+            <w:proofErr w:type="spellStart"/>
+            <w:r>
+              <w:rPr>
+                <w:rFonts w:ascii="BRH Devanagari Extra" w:hAnsi="BRH Devanagari Extra" w:cs="BRH Devanagari Extra"/>
+                <w:sz w:val="40"/>
+                <w:szCs w:val="40"/>
+              </w:rPr>
+              <w:t>rÉSè</w:t>
+            </w:r>
+            <w:proofErr w:type="spellEnd"/>
           </w:p>
         </w:tc>
         <w:tc>
@@ -7434,6 +8913,7 @@
                 <w:szCs w:val="40"/>
               </w:rPr>
             </w:pPr>
+            <w:proofErr w:type="spellStart"/>
             <w:r>
               <w:rPr>
                 <w:rFonts w:ascii="BRH Devanagari Extra" w:hAnsi="BRH Devanagari Extra" w:cs="BRH Devanagari Extra"/>
@@ -7443,14 +8923,43 @@
               </w:rPr>
               <w:t>ÌuÉ</w:t>
             </w:r>
-            <w:r>
-              <w:rPr>
-                <w:rFonts w:ascii="BRH Devanagari Extra" w:hAnsi="BRH Devanagari Extra" w:cs="BRH Devanagari Extra"/>
-                <w:sz w:val="40"/>
-                <w:szCs w:val="40"/>
-              </w:rPr>
-              <w:t xml:space="preserve"> uÉÉ LþlÉqÉå</w:t>
-            </w:r>
+            <w:proofErr w:type="spellEnd"/>
+            <w:r>
+              <w:rPr>
+                <w:rFonts w:ascii="BRH Devanagari Extra" w:hAnsi="BRH Devanagari Extra" w:cs="BRH Devanagari Extra"/>
+                <w:sz w:val="40"/>
+                <w:szCs w:val="40"/>
+              </w:rPr>
+              <w:t xml:space="preserve"> </w:t>
+            </w:r>
+            <w:proofErr w:type="spellStart"/>
+            <w:r>
+              <w:rPr>
+                <w:rFonts w:ascii="BRH Devanagari Extra" w:hAnsi="BRH Devanagari Extra" w:cs="BRH Devanagari Extra"/>
+                <w:sz w:val="40"/>
+                <w:szCs w:val="40"/>
+              </w:rPr>
+              <w:t>uÉÉ</w:t>
+            </w:r>
+            <w:proofErr w:type="spellEnd"/>
+            <w:r>
+              <w:rPr>
+                <w:rFonts w:ascii="BRH Devanagari Extra" w:hAnsi="BRH Devanagari Extra" w:cs="BRH Devanagari Extra"/>
+                <w:sz w:val="40"/>
+                <w:szCs w:val="40"/>
+              </w:rPr>
+              <w:t xml:space="preserve"> </w:t>
+            </w:r>
+            <w:proofErr w:type="spellStart"/>
+            <w:r>
+              <w:rPr>
+                <w:rFonts w:ascii="BRH Devanagari Extra" w:hAnsi="BRH Devanagari Extra" w:cs="BRH Devanagari Extra"/>
+                <w:sz w:val="40"/>
+                <w:szCs w:val="40"/>
+              </w:rPr>
+              <w:t>LþlÉqÉå</w:t>
+            </w:r>
+            <w:proofErr w:type="spellEnd"/>
             <w:r>
               <w:rPr>
                 <w:rFonts w:ascii="BRH Malayalam Extra" w:hAnsi="BRH Malayalam Extra" w:cs="BRH Devanagari Extra"/>
@@ -7459,6 +8968,7 @@
               </w:rPr>
               <w:t>–</w:t>
             </w:r>
+            <w:proofErr w:type="spellStart"/>
             <w:r>
               <w:rPr>
                 <w:rFonts w:ascii="BRH Devanagari Extra" w:hAnsi="BRH Devanagari Extra" w:cs="BRH Devanagari Extra"/>
@@ -7467,6 +8977,7 @@
               </w:rPr>
               <w:t>iÉSþSèïkÉrÉÌiÉ</w:t>
             </w:r>
+            <w:proofErr w:type="spellEnd"/>
             <w:r>
               <w:rPr>
                 <w:rFonts w:ascii="BRH Malayalam Extra" w:hAnsi="BRH Malayalam Extra" w:cs="BRH Devanagari Extra"/>
@@ -7481,8 +8992,18 @@
                 <w:sz w:val="40"/>
                 <w:szCs w:val="40"/>
               </w:rPr>
-              <w:t xml:space="preserve"> rÉSè</w:t>
-            </w:r>
+              <w:t xml:space="preserve"> </w:t>
+            </w:r>
+            <w:proofErr w:type="spellStart"/>
+            <w:r>
+              <w:rPr>
+                <w:rFonts w:ascii="BRH Devanagari Extra" w:hAnsi="BRH Devanagari Extra" w:cs="BRH Devanagari Extra"/>
+                <w:sz w:val="40"/>
+                <w:szCs w:val="40"/>
+              </w:rPr>
+              <w:t>rÉSè</w:t>
+            </w:r>
+            <w:proofErr w:type="spellEnd"/>
           </w:p>
         </w:tc>
       </w:tr>
@@ -7624,6 +9145,7 @@
                 <w:szCs w:val="40"/>
               </w:rPr>
             </w:pPr>
+            <w:proofErr w:type="spellStart"/>
             <w:r>
               <w:rPr>
                 <w:rFonts w:ascii="BRH Devanagari Extra" w:hAnsi="BRH Devanagari Extra" w:cs="BRH Devanagari Extra"/>
@@ -7632,6 +9154,7 @@
               </w:rPr>
               <w:t>uÉÉÂ</w:t>
             </w:r>
+            <w:proofErr w:type="spellEnd"/>
             <w:r>
               <w:rPr>
                 <w:rFonts w:ascii="BRH Malayalam Extra" w:hAnsi="BRH Malayalam Extra" w:cs="BRH Devanagari Extra"/>
@@ -7640,6 +9163,7 @@
               </w:rPr>
               <w:t>–</w:t>
             </w:r>
+            <w:proofErr w:type="spellStart"/>
             <w:r>
               <w:rPr>
                 <w:rFonts w:ascii="BRH Devanagari Extra" w:hAnsi="BRH Devanagari Extra" w:cs="BRH Devanagari Extra"/>
@@ -7663,8 +9187,27 @@
                 <w:sz w:val="40"/>
                 <w:szCs w:val="40"/>
               </w:rPr>
-              <w:t>þ ÅÅ xÉÉþSrÉÌiÉ</w:t>
-            </w:r>
+              <w:t>þ</w:t>
+            </w:r>
+            <w:proofErr w:type="spellEnd"/>
+            <w:r>
+              <w:rPr>
+                <w:rFonts w:ascii="BRH Devanagari Extra" w:hAnsi="BRH Devanagari Extra" w:cs="BRH Devanagari Extra"/>
+                <w:sz w:val="40"/>
+                <w:szCs w:val="40"/>
+              </w:rPr>
+              <w:t xml:space="preserve"> ÅÅ </w:t>
+            </w:r>
+            <w:proofErr w:type="spellStart"/>
+            <w:r>
+              <w:rPr>
+                <w:rFonts w:ascii="BRH Devanagari Extra" w:hAnsi="BRH Devanagari Extra" w:cs="BRH Devanagari Extra"/>
+                <w:sz w:val="40"/>
+                <w:szCs w:val="40"/>
+              </w:rPr>
+              <w:t>xÉÉþSrÉÌiÉ</w:t>
+            </w:r>
+            <w:proofErr w:type="spellEnd"/>
           </w:p>
         </w:tc>
         <w:tc>
@@ -7691,6 +9234,7 @@
                 <w:szCs w:val="40"/>
               </w:rPr>
             </w:pPr>
+            <w:proofErr w:type="spellStart"/>
             <w:r>
               <w:rPr>
                 <w:rFonts w:ascii="BRH Devanagari Extra" w:hAnsi="BRH Devanagari Extra" w:cs="BRH Devanagari Extra"/>
@@ -7699,6 +9243,7 @@
               </w:rPr>
               <w:t>uÉÉÂ</w:t>
             </w:r>
+            <w:proofErr w:type="spellEnd"/>
             <w:r>
               <w:rPr>
                 <w:rFonts w:ascii="BRH Malayalam Extra" w:hAnsi="BRH Malayalam Extra" w:cs="BRH Devanagari Extra"/>
@@ -7707,6 +9252,7 @@
               </w:rPr>
               <w:t>–</w:t>
             </w:r>
+            <w:proofErr w:type="spellStart"/>
             <w:r>
               <w:rPr>
                 <w:rFonts w:ascii="BRH Devanagari Extra" w:hAnsi="BRH Devanagari Extra" w:cs="BRH Devanagari Extra"/>
@@ -7724,14 +9270,25 @@
               </w:rPr>
               <w:t>cÉÉï</w:t>
             </w:r>
-            <w:r>
-              <w:rPr>
-                <w:rFonts w:ascii="BRH Devanagari Extra" w:hAnsi="BRH Devanagari Extra" w:cs="BRH Devanagari Extra"/>
-                <w:sz w:val="40"/>
-                <w:szCs w:val="40"/>
-              </w:rPr>
-              <w:t xml:space="preserve"> ÅÅ xÉÉþSrÉÌiÉ</w:t>
-            </w:r>
+            <w:proofErr w:type="spellEnd"/>
+            <w:r>
+              <w:rPr>
+                <w:rFonts w:ascii="BRH Devanagari Extra" w:hAnsi="BRH Devanagari Extra" w:cs="BRH Devanagari Extra"/>
+                <w:sz w:val="40"/>
+                <w:szCs w:val="40"/>
+              </w:rPr>
+              <w:t xml:space="preserve"> ÅÅ </w:t>
+            </w:r>
+            <w:proofErr w:type="spellStart"/>
+            <w:r>
+              <w:rPr>
+                <w:rFonts w:ascii="BRH Devanagari Extra" w:hAnsi="BRH Devanagari Extra" w:cs="BRH Devanagari Extra"/>
+                <w:sz w:val="40"/>
+                <w:szCs w:val="40"/>
+              </w:rPr>
+              <w:t>xÉÉþSrÉÌiÉ</w:t>
+            </w:r>
+            <w:proofErr w:type="spellEnd"/>
           </w:p>
         </w:tc>
       </w:tr>
@@ -8158,13 +9715,32 @@
               </w:rPr>
               <w:t>–</w:t>
             </w:r>
-            <w:r>
-              <w:rPr>
-                <w:rFonts w:ascii="BRH Devanagari Extra" w:hAnsi="BRH Devanagari Extra" w:cs="BRH Devanagari Extra"/>
-                <w:sz w:val="40"/>
-                <w:szCs w:val="40"/>
-              </w:rPr>
-              <w:t>lÉÑuÉÿqÉç | qÉ</w:t>
+            <w:proofErr w:type="spellStart"/>
+            <w:r>
+              <w:rPr>
+                <w:rFonts w:ascii="BRH Devanagari Extra" w:hAnsi="BRH Devanagari Extra" w:cs="BRH Devanagari Extra"/>
+                <w:sz w:val="40"/>
+                <w:szCs w:val="40"/>
+              </w:rPr>
+              <w:t>lÉÑuÉÿqÉç</w:t>
+            </w:r>
+            <w:proofErr w:type="spellEnd"/>
+            <w:r>
+              <w:rPr>
+                <w:rFonts w:ascii="BRH Devanagari Extra" w:hAnsi="BRH Devanagari Extra" w:cs="BRH Devanagari Extra"/>
+                <w:sz w:val="40"/>
+                <w:szCs w:val="40"/>
+              </w:rPr>
+              <w:t xml:space="preserve"> | </w:t>
+            </w:r>
+            <w:proofErr w:type="spellStart"/>
+            <w:r>
+              <w:rPr>
+                <w:rFonts w:ascii="BRH Devanagari Extra" w:hAnsi="BRH Devanagari Extra" w:cs="BRH Devanagari Extra"/>
+                <w:sz w:val="40"/>
+                <w:szCs w:val="40"/>
+              </w:rPr>
+              <w:t>qÉ</w:t>
             </w:r>
             <w:r>
               <w:rPr>
@@ -8174,6 +9750,7 @@
               </w:rPr>
               <w:t>å</w:t>
             </w:r>
+            <w:proofErr w:type="spellEnd"/>
             <w:r>
               <w:rPr>
                 <w:rFonts w:ascii="BRH Malayalam Extra" w:hAnsi="BRH Malayalam Extra" w:cs="BRH Devanagari Extra"/>
@@ -8188,8 +9765,18 @@
                 <w:sz w:val="40"/>
                 <w:szCs w:val="40"/>
               </w:rPr>
-              <w:t xml:space="preserve"> | mÉÉ</w:t>
-            </w:r>
+              <w:t xml:space="preserve"> | </w:t>
+            </w:r>
+            <w:proofErr w:type="spellStart"/>
+            <w:r>
+              <w:rPr>
+                <w:rFonts w:ascii="BRH Devanagari Extra" w:hAnsi="BRH Devanagari Extra" w:cs="BRH Devanagari Extra"/>
+                <w:sz w:val="40"/>
+                <w:szCs w:val="40"/>
+              </w:rPr>
+              <w:t>mÉÉ</w:t>
+            </w:r>
+            <w:proofErr w:type="spellEnd"/>
             <w:r>
               <w:rPr>
                 <w:rFonts w:ascii="BRH Malayalam Extra" w:hAnsi="BRH Malayalam Extra" w:cs="BRH Devanagari Extra"/>
@@ -8198,6 +9785,7 @@
               </w:rPr>
               <w:t>–</w:t>
             </w:r>
+            <w:proofErr w:type="spellStart"/>
             <w:r>
               <w:rPr>
                 <w:rFonts w:ascii="BRH Devanagari Extra" w:hAnsi="BRH Devanagari Extra" w:cs="BRH Devanagari Extra"/>
@@ -8207,13 +9795,32 @@
               </w:rPr>
               <w:t>ÌWû</w:t>
             </w:r>
-            <w:r>
-              <w:rPr>
-                <w:rFonts w:ascii="BRH Devanagari Extra" w:hAnsi="BRH Devanagari Extra" w:cs="BRH Devanagari Extra"/>
-                <w:sz w:val="40"/>
-                <w:szCs w:val="40"/>
-              </w:rPr>
-              <w:t xml:space="preserve"> | CÌiÉþ | </w:t>
+            <w:proofErr w:type="spellEnd"/>
+            <w:r>
+              <w:rPr>
+                <w:rFonts w:ascii="BRH Devanagari Extra" w:hAnsi="BRH Devanagari Extra" w:cs="BRH Devanagari Extra"/>
+                <w:sz w:val="40"/>
+                <w:szCs w:val="40"/>
+              </w:rPr>
+              <w:t xml:space="preserve"> | </w:t>
+            </w:r>
+            <w:proofErr w:type="spellStart"/>
+            <w:r>
+              <w:rPr>
+                <w:rFonts w:ascii="BRH Devanagari Extra" w:hAnsi="BRH Devanagari Extra" w:cs="BRH Devanagari Extra"/>
+                <w:sz w:val="40"/>
+                <w:szCs w:val="40"/>
+              </w:rPr>
+              <w:t>CÌiÉþ</w:t>
+            </w:r>
+            <w:proofErr w:type="spellEnd"/>
+            <w:r>
+              <w:rPr>
+                <w:rFonts w:ascii="BRH Devanagari Extra" w:hAnsi="BRH Devanagari Extra" w:cs="BRH Devanagari Extra"/>
+                <w:sz w:val="40"/>
+                <w:szCs w:val="40"/>
+              </w:rPr>
+              <w:t xml:space="preserve"> | </w:t>
             </w:r>
           </w:p>
         </w:tc>
@@ -8251,13 +9858,32 @@
               </w:rPr>
               <w:t>–</w:t>
             </w:r>
-            <w:r>
-              <w:rPr>
-                <w:rFonts w:ascii="BRH Devanagari Extra" w:hAnsi="BRH Devanagari Extra" w:cs="BRH Devanagari Extra"/>
-                <w:sz w:val="40"/>
-                <w:szCs w:val="40"/>
-              </w:rPr>
-              <w:t>lÉÑuÉÿqÉç | qÉ</w:t>
+            <w:proofErr w:type="spellStart"/>
+            <w:r>
+              <w:rPr>
+                <w:rFonts w:ascii="BRH Devanagari Extra" w:hAnsi="BRH Devanagari Extra" w:cs="BRH Devanagari Extra"/>
+                <w:sz w:val="40"/>
+                <w:szCs w:val="40"/>
+              </w:rPr>
+              <w:t>lÉÑuÉÿqÉç</w:t>
+            </w:r>
+            <w:proofErr w:type="spellEnd"/>
+            <w:r>
+              <w:rPr>
+                <w:rFonts w:ascii="BRH Devanagari Extra" w:hAnsi="BRH Devanagari Extra" w:cs="BRH Devanagari Extra"/>
+                <w:sz w:val="40"/>
+                <w:szCs w:val="40"/>
+              </w:rPr>
+              <w:t xml:space="preserve"> | </w:t>
+            </w:r>
+            <w:proofErr w:type="spellStart"/>
+            <w:r>
+              <w:rPr>
+                <w:rFonts w:ascii="BRH Devanagari Extra" w:hAnsi="BRH Devanagari Extra" w:cs="BRH Devanagari Extra"/>
+                <w:sz w:val="40"/>
+                <w:szCs w:val="40"/>
+              </w:rPr>
+              <w:t>qÉ</w:t>
             </w:r>
             <w:r>
               <w:rPr>
@@ -8267,6 +9893,7 @@
               </w:rPr>
               <w:t>å</w:t>
             </w:r>
+            <w:proofErr w:type="spellEnd"/>
             <w:r>
               <w:rPr>
                 <w:rFonts w:ascii="BRH Malayalam Extra" w:hAnsi="BRH Malayalam Extra" w:cs="BRH Devanagari Extra"/>
@@ -8281,8 +9908,18 @@
                 <w:sz w:val="40"/>
                 <w:szCs w:val="40"/>
               </w:rPr>
-              <w:t xml:space="preserve"> | mÉÉ</w:t>
-            </w:r>
+              <w:t xml:space="preserve"> | </w:t>
+            </w:r>
+            <w:proofErr w:type="spellStart"/>
+            <w:r>
+              <w:rPr>
+                <w:rFonts w:ascii="BRH Devanagari Extra" w:hAnsi="BRH Devanagari Extra" w:cs="BRH Devanagari Extra"/>
+                <w:sz w:val="40"/>
+                <w:szCs w:val="40"/>
+              </w:rPr>
+              <w:t>mÉÉ</w:t>
+            </w:r>
+            <w:proofErr w:type="spellEnd"/>
             <w:r>
               <w:rPr>
                 <w:rFonts w:ascii="BRH Malayalam Extra" w:hAnsi="BRH Malayalam Extra" w:cs="BRH Devanagari Extra"/>
@@ -8325,7 +9962,25 @@
                 <w:sz w:val="40"/>
                 <w:szCs w:val="40"/>
               </w:rPr>
-              <w:t xml:space="preserve"> | CÌiÉþ | </w:t>
+              <w:t xml:space="preserve"> | </w:t>
+            </w:r>
+            <w:proofErr w:type="spellStart"/>
+            <w:r>
+              <w:rPr>
+                <w:rFonts w:ascii="BRH Devanagari Extra" w:hAnsi="BRH Devanagari Extra" w:cs="BRH Devanagari Extra"/>
+                <w:sz w:val="40"/>
+                <w:szCs w:val="40"/>
+              </w:rPr>
+              <w:t>CÌiÉþ</w:t>
+            </w:r>
+            <w:proofErr w:type="spellEnd"/>
+            <w:r>
+              <w:rPr>
+                <w:rFonts w:ascii="BRH Devanagari Extra" w:hAnsi="BRH Devanagari Extra" w:cs="BRH Devanagari Extra"/>
+                <w:sz w:val="40"/>
+                <w:szCs w:val="40"/>
+              </w:rPr>
+              <w:t xml:space="preserve"> | </w:t>
             </w:r>
           </w:p>
         </w:tc>
@@ -8399,13 +10054,23 @@
                 <w:szCs w:val="36"/>
               </w:rPr>
             </w:pPr>
+            <w:proofErr w:type="spellStart"/>
             <w:r>
               <w:rPr>
                 <w:rFonts w:ascii="BRH Devanagari Extra" w:hAnsi="BRH Devanagari Extra" w:cs="BRH Devanagari Extra"/>
                 <w:sz w:val="36"/>
                 <w:szCs w:val="36"/>
               </w:rPr>
-              <w:t xml:space="preserve">LÌiÉþ | </w:t>
+              <w:t>LÌiÉþ</w:t>
+            </w:r>
+            <w:proofErr w:type="spellEnd"/>
+            <w:r>
+              <w:rPr>
+                <w:rFonts w:ascii="BRH Devanagari Extra" w:hAnsi="BRH Devanagari Extra" w:cs="BRH Devanagari Extra"/>
+                <w:sz w:val="36"/>
+                <w:szCs w:val="36"/>
+              </w:rPr>
+              <w:t xml:space="preserve"> | </w:t>
             </w:r>
             <w:r>
               <w:rPr>
@@ -8430,8 +10095,18 @@
                 <w:sz w:val="36"/>
                 <w:szCs w:val="36"/>
               </w:rPr>
-              <w:t>‡åû</w:t>
-            </w:r>
+              <w:t>‡</w:t>
+            </w:r>
+            <w:proofErr w:type="spellStart"/>
+            <w:r>
+              <w:rPr>
+                <w:rFonts w:ascii="BRH Devanagari Extra" w:hAnsi="BRH Devanagari Extra" w:cs="BRH Devanagari Extra"/>
+                <w:sz w:val="36"/>
+                <w:szCs w:val="36"/>
+              </w:rPr>
+              <w:t>åû</w:t>
+            </w:r>
+            <w:proofErr w:type="spellEnd"/>
             <w:r>
               <w:rPr>
                 <w:rFonts w:ascii="BRH Malayalam Extra" w:hAnsi="BRH Malayalam Extra" w:cs="BRH Devanagari Extra"/>
@@ -8458,6 +10133,7 @@
                 <w:szCs w:val="40"/>
               </w:rPr>
             </w:pPr>
+            <w:proofErr w:type="spellStart"/>
             <w:r>
               <w:rPr>
                 <w:rFonts w:ascii="BRH Devanagari Extra" w:hAnsi="BRH Devanagari Extra" w:cs="BRH Devanagari Extra"/>
@@ -8466,6 +10142,7 @@
               </w:rPr>
               <w:t>AmÉþiÉÔsÉ</w:t>
             </w:r>
+            <w:proofErr w:type="spellEnd"/>
             <w:r>
               <w:rPr>
                 <w:rFonts w:ascii="BRH Malayalam Extra" w:hAnsi="BRH Malayalam Extra" w:cs="BRH Devanagari Extra"/>
@@ -8474,6 +10151,7 @@
               </w:rPr>
               <w:t>–</w:t>
             </w:r>
+            <w:proofErr w:type="spellStart"/>
             <w:r>
               <w:rPr>
                 <w:rFonts w:ascii="BRH Devanagari Extra" w:hAnsi="BRH Devanagari Extra" w:cs="BRH Devanagari Extra"/>
@@ -8482,6 +10160,7 @@
               </w:rPr>
               <w:t>rÉåirÉmÉþ-iÉÔ</w:t>
             </w:r>
+            <w:proofErr w:type="spellEnd"/>
             <w:r>
               <w:rPr>
                 <w:rFonts w:ascii="BRH Malayalam Extra" w:hAnsi="BRH Malayalam Extra" w:cs="BRH Devanagari Extra"/>
@@ -8506,6 +10185,7 @@
               </w:rPr>
               <w:t>–</w:t>
             </w:r>
+            <w:proofErr w:type="spellStart"/>
             <w:r>
               <w:rPr>
                 <w:rFonts w:ascii="BRH Devanagari Extra" w:hAnsi="BRH Devanagari Extra" w:cs="BRH Devanagari Extra"/>
@@ -8514,6 +10194,7 @@
               </w:rPr>
               <w:t>rÉÉ</w:t>
             </w:r>
+            <w:proofErr w:type="spellEnd"/>
             <w:r>
               <w:rPr>
                 <w:rFonts w:ascii="BRH Malayalam Extra" w:hAnsi="BRH Malayalam Extra" w:cs="BRH Devanagari Extra"/>
@@ -8528,7 +10209,25 @@
                 <w:sz w:val="36"/>
                 <w:szCs w:val="36"/>
               </w:rPr>
-              <w:t xml:space="preserve"> | ÌWû |</w:t>
+              <w:t xml:space="preserve"> | </w:t>
+            </w:r>
+            <w:proofErr w:type="spellStart"/>
+            <w:r>
+              <w:rPr>
+                <w:rFonts w:ascii="BRH Devanagari Extra" w:hAnsi="BRH Devanagari Extra" w:cs="BRH Devanagari Extra"/>
+                <w:sz w:val="36"/>
+                <w:szCs w:val="36"/>
+              </w:rPr>
+              <w:t>ÌWû</w:t>
+            </w:r>
+            <w:proofErr w:type="spellEnd"/>
+            <w:r>
+              <w:rPr>
+                <w:rFonts w:ascii="BRH Devanagari Extra" w:hAnsi="BRH Devanagari Extra" w:cs="BRH Devanagari Extra"/>
+                <w:sz w:val="36"/>
+                <w:szCs w:val="36"/>
+              </w:rPr>
+              <w:t xml:space="preserve"> |</w:t>
             </w:r>
           </w:p>
         </w:tc>
@@ -8545,13 +10244,23 @@
                 <w:szCs w:val="36"/>
               </w:rPr>
             </w:pPr>
+            <w:proofErr w:type="spellStart"/>
             <w:r>
               <w:rPr>
                 <w:rFonts w:ascii="BRH Devanagari Extra" w:hAnsi="BRH Devanagari Extra" w:cs="BRH Devanagari Extra"/>
                 <w:sz w:val="36"/>
                 <w:szCs w:val="36"/>
               </w:rPr>
-              <w:t xml:space="preserve">LÌiÉþ | </w:t>
+              <w:t>LÌiÉþ</w:t>
+            </w:r>
+            <w:proofErr w:type="spellEnd"/>
+            <w:r>
+              <w:rPr>
+                <w:rFonts w:ascii="BRH Devanagari Extra" w:hAnsi="BRH Devanagari Extra" w:cs="BRH Devanagari Extra"/>
+                <w:sz w:val="36"/>
+                <w:szCs w:val="36"/>
+              </w:rPr>
+              <w:t xml:space="preserve"> | </w:t>
             </w:r>
             <w:r>
               <w:rPr>
@@ -8577,8 +10286,18 @@
                 <w:sz w:val="36"/>
                 <w:szCs w:val="36"/>
               </w:rPr>
-              <w:t>‡åû</w:t>
-            </w:r>
+              <w:t>‡</w:t>
+            </w:r>
+            <w:proofErr w:type="spellStart"/>
+            <w:r>
+              <w:rPr>
+                <w:rFonts w:ascii="BRH Devanagari Extra" w:hAnsi="BRH Devanagari Extra" w:cs="BRH Devanagari Extra"/>
+                <w:sz w:val="36"/>
+                <w:szCs w:val="36"/>
+              </w:rPr>
+              <w:t>åû</w:t>
+            </w:r>
+            <w:proofErr w:type="spellEnd"/>
             <w:r>
               <w:rPr>
                 <w:rFonts w:ascii="BRH Malayalam Extra" w:hAnsi="BRH Malayalam Extra" w:cs="BRH Devanagari Extra"/>
@@ -8605,6 +10324,7 @@
                 <w:szCs w:val="36"/>
               </w:rPr>
             </w:pPr>
+            <w:proofErr w:type="spellStart"/>
             <w:r>
               <w:rPr>
                 <w:rFonts w:ascii="BRH Devanagari Extra" w:hAnsi="BRH Devanagari Extra" w:cs="BRH Devanagari Extra"/>
@@ -8613,6 +10333,7 @@
               </w:rPr>
               <w:t>AmÉþiÉÔsÉ</w:t>
             </w:r>
+            <w:proofErr w:type="spellEnd"/>
             <w:r>
               <w:rPr>
                 <w:rFonts w:ascii="BRH Malayalam Extra" w:hAnsi="BRH Malayalam Extra" w:cs="BRH Devanagari Extra"/>
@@ -8621,6 +10342,7 @@
               </w:rPr>
               <w:t>–</w:t>
             </w:r>
+            <w:proofErr w:type="spellStart"/>
             <w:r>
               <w:rPr>
                 <w:rFonts w:ascii="BRH Devanagari Extra" w:hAnsi="BRH Devanagari Extra" w:cs="BRH Devanagari Extra"/>
@@ -8629,6 +10351,7 @@
               </w:rPr>
               <w:t>rÉåirÉmÉþ-iÉÔ</w:t>
             </w:r>
+            <w:proofErr w:type="spellEnd"/>
             <w:r>
               <w:rPr>
                 <w:rFonts w:ascii="BRH Malayalam Extra" w:hAnsi="BRH Malayalam Extra" w:cs="BRH Devanagari Extra"/>
@@ -8653,6 +10376,7 @@
               </w:rPr>
               <w:t>–</w:t>
             </w:r>
+            <w:proofErr w:type="spellStart"/>
             <w:r>
               <w:rPr>
                 <w:rFonts w:ascii="BRH Devanagari Extra" w:hAnsi="BRH Devanagari Extra" w:cs="BRH Devanagari Extra"/>
@@ -8661,6 +10385,7 @@
               </w:rPr>
               <w:t>rÉÉ</w:t>
             </w:r>
+            <w:proofErr w:type="spellEnd"/>
             <w:r>
               <w:rPr>
                 <w:rFonts w:ascii="BRH Malayalam Extra" w:hAnsi="BRH Malayalam Extra" w:cs="BRH Devanagari Extra"/>
@@ -8675,7 +10400,25 @@
                 <w:sz w:val="36"/>
                 <w:szCs w:val="36"/>
               </w:rPr>
-              <w:t xml:space="preserve"> | ÌWû |</w:t>
+              <w:t xml:space="preserve"> | </w:t>
+            </w:r>
+            <w:proofErr w:type="spellStart"/>
+            <w:r>
+              <w:rPr>
+                <w:rFonts w:ascii="BRH Devanagari Extra" w:hAnsi="BRH Devanagari Extra" w:cs="BRH Devanagari Extra"/>
+                <w:sz w:val="36"/>
+                <w:szCs w:val="36"/>
+              </w:rPr>
+              <w:t>ÌWû</w:t>
+            </w:r>
+            <w:proofErr w:type="spellEnd"/>
+            <w:r>
+              <w:rPr>
+                <w:rFonts w:ascii="BRH Devanagari Extra" w:hAnsi="BRH Devanagari Extra" w:cs="BRH Devanagari Extra"/>
+                <w:sz w:val="36"/>
+                <w:szCs w:val="36"/>
+              </w:rPr>
+              <w:t xml:space="preserve"> |</w:t>
             </w:r>
           </w:p>
           <w:p>
@@ -8692,7 +10435,23 @@
                 <w:sz w:val="32"/>
                 <w:szCs w:val="32"/>
               </w:rPr>
-              <w:t>(it is hraswam)</w:t>
+              <w:t xml:space="preserve">(it is </w:t>
+            </w:r>
+            <w:proofErr w:type="spellStart"/>
+            <w:r>
+              <w:rPr>
+                <w:sz w:val="32"/>
+                <w:szCs w:val="32"/>
+              </w:rPr>
+              <w:t>hraswam</w:t>
+            </w:r>
+            <w:proofErr w:type="spellEnd"/>
+            <w:r>
+              <w:rPr>
+                <w:sz w:val="32"/>
+                <w:szCs w:val="32"/>
+              </w:rPr>
+              <w:t>)</w:t>
             </w:r>
           </w:p>
         </w:tc>
@@ -8782,6 +10541,7 @@
               </w:rPr>
               <w:t>–</w:t>
             </w:r>
+            <w:proofErr w:type="spellStart"/>
             <w:r>
               <w:rPr>
                 <w:rFonts w:ascii="BRH Devanagari Extra" w:hAnsi="BRH Devanagari Extra" w:cs="BRH Devanagari Extra"/>
@@ -8799,6 +10559,7 @@
               </w:rPr>
               <w:t>krÉ</w:t>
             </w:r>
+            <w:proofErr w:type="spellEnd"/>
             <w:r>
               <w:rPr>
                 <w:rFonts w:ascii="BRH Malayalam Extra" w:hAnsi="BRH Malayalam Extra" w:cs="BRH Devanagari Extra"/>
@@ -8823,6 +10584,7 @@
               </w:rPr>
               <w:t>–</w:t>
             </w:r>
+            <w:proofErr w:type="spellStart"/>
             <w:r>
               <w:rPr>
                 <w:rFonts w:ascii="BRH Devanagari Extra" w:hAnsi="BRH Devanagari Extra" w:cs="BRH Devanagari Extra"/>
@@ -8832,6 +10594,7 @@
               </w:rPr>
               <w:t>xÉÉ</w:t>
             </w:r>
+            <w:proofErr w:type="spellEnd"/>
             <w:r>
               <w:rPr>
                 <w:rFonts w:ascii="BRH Malayalam Extra" w:hAnsi="BRH Malayalam Extra" w:cs="BRH Devanagari Extra"/>
@@ -8840,6 +10603,7 @@
               </w:rPr>
               <w:t>–</w:t>
             </w:r>
+            <w:proofErr w:type="spellStart"/>
             <w:r>
               <w:rPr>
                 <w:rFonts w:ascii="BRH Devanagari Extra" w:hAnsi="BRH Devanagari Extra" w:cs="BRH Devanagari Extra"/>
@@ -8862,7 +10626,16 @@
                 <w:sz w:val="40"/>
                 <w:szCs w:val="40"/>
               </w:rPr>
-              <w:t>irÉþÍkÉ - A</w:t>
+              <w:t>irÉþÍkÉ</w:t>
+            </w:r>
+            <w:proofErr w:type="spellEnd"/>
+            <w:r>
+              <w:rPr>
+                <w:rFonts w:ascii="BRH Devanagari Extra" w:hAnsi="BRH Devanagari Extra" w:cs="BRH Devanagari Extra"/>
+                <w:sz w:val="40"/>
+                <w:szCs w:val="40"/>
+              </w:rPr>
+              <w:t xml:space="preserve"> - A</w:t>
             </w:r>
             <w:r>
               <w:rPr>
@@ -8888,13 +10661,50 @@
               </w:rPr>
               <w:t>–</w:t>
             </w:r>
-            <w:r>
-              <w:rPr>
-                <w:rFonts w:ascii="BRH Devanagari Extra" w:hAnsi="BRH Devanagari Extra" w:cs="BRH Devanagari Extra"/>
-                <w:sz w:val="40"/>
-                <w:szCs w:val="40"/>
-              </w:rPr>
-              <w:t>xÉÉrÉþ | ÌSzÉþÈ | lÉ | mÉë</w:t>
+            <w:proofErr w:type="spellStart"/>
+            <w:r>
+              <w:rPr>
+                <w:rFonts w:ascii="BRH Devanagari Extra" w:hAnsi="BRH Devanagari Extra" w:cs="BRH Devanagari Extra"/>
+                <w:sz w:val="40"/>
+                <w:szCs w:val="40"/>
+              </w:rPr>
+              <w:t>xÉÉrÉþ</w:t>
+            </w:r>
+            <w:proofErr w:type="spellEnd"/>
+            <w:r>
+              <w:rPr>
+                <w:rFonts w:ascii="BRH Devanagari Extra" w:hAnsi="BRH Devanagari Extra" w:cs="BRH Devanagari Extra"/>
+                <w:sz w:val="40"/>
+                <w:szCs w:val="40"/>
+              </w:rPr>
+              <w:t xml:space="preserve"> | </w:t>
+            </w:r>
+            <w:proofErr w:type="spellStart"/>
+            <w:r>
+              <w:rPr>
+                <w:rFonts w:ascii="BRH Devanagari Extra" w:hAnsi="BRH Devanagari Extra" w:cs="BRH Devanagari Extra"/>
+                <w:sz w:val="40"/>
+                <w:szCs w:val="40"/>
+              </w:rPr>
+              <w:t>ÌSzÉþÈ</w:t>
+            </w:r>
+            <w:proofErr w:type="spellEnd"/>
+            <w:r>
+              <w:rPr>
+                <w:rFonts w:ascii="BRH Devanagari Extra" w:hAnsi="BRH Devanagari Extra" w:cs="BRH Devanagari Extra"/>
+                <w:sz w:val="40"/>
+                <w:szCs w:val="40"/>
+              </w:rPr>
+              <w:t xml:space="preserve"> | lÉ | </w:t>
+            </w:r>
+            <w:proofErr w:type="spellStart"/>
+            <w:r>
+              <w:rPr>
+                <w:rFonts w:ascii="BRH Devanagari Extra" w:hAnsi="BRH Devanagari Extra" w:cs="BRH Devanagari Extra"/>
+                <w:sz w:val="40"/>
+                <w:szCs w:val="40"/>
+              </w:rPr>
+              <w:t>mÉë</w:t>
             </w:r>
             <w:r>
               <w:rPr>
@@ -8910,7 +10720,16 @@
                 <w:sz w:val="40"/>
                 <w:szCs w:val="40"/>
               </w:rPr>
-              <w:t>ÌiÉþ |</w:t>
+              <w:t>ÌiÉþ</w:t>
+            </w:r>
+            <w:proofErr w:type="spellEnd"/>
+            <w:r>
+              <w:rPr>
+                <w:rFonts w:ascii="BRH Devanagari Extra" w:hAnsi="BRH Devanagari Extra" w:cs="BRH Devanagari Extra"/>
+                <w:sz w:val="40"/>
+                <w:szCs w:val="40"/>
+              </w:rPr>
+              <w:t xml:space="preserve"> |</w:t>
             </w:r>
           </w:p>
         </w:tc>
@@ -8943,6 +10762,7 @@
               </w:rPr>
               <w:t>–</w:t>
             </w:r>
+            <w:proofErr w:type="spellStart"/>
             <w:r>
               <w:rPr>
                 <w:rFonts w:ascii="BRH Devanagari Extra" w:hAnsi="BRH Devanagari Extra" w:cs="BRH Devanagari Extra"/>
@@ -8960,6 +10780,7 @@
               </w:rPr>
               <w:t>krÉ</w:t>
             </w:r>
+            <w:proofErr w:type="spellEnd"/>
             <w:r>
               <w:rPr>
                 <w:rFonts w:ascii="BRH Malayalam Extra" w:hAnsi="BRH Malayalam Extra" w:cs="BRH Devanagari Extra"/>
@@ -8984,6 +10805,7 @@
               </w:rPr>
               <w:t>–</w:t>
             </w:r>
+            <w:proofErr w:type="spellStart"/>
             <w:r>
               <w:rPr>
                 <w:rFonts w:ascii="BRH Devanagari Extra" w:hAnsi="BRH Devanagari Extra" w:cs="BRH Devanagari Extra"/>
@@ -9015,7 +10837,16 @@
                 <w:sz w:val="40"/>
                 <w:szCs w:val="40"/>
               </w:rPr>
-              <w:t>irÉþÍkÉ - A</w:t>
+              <w:t>irÉþÍkÉ</w:t>
+            </w:r>
+            <w:proofErr w:type="spellEnd"/>
+            <w:r>
+              <w:rPr>
+                <w:rFonts w:ascii="BRH Devanagari Extra" w:hAnsi="BRH Devanagari Extra" w:cs="BRH Devanagari Extra"/>
+                <w:sz w:val="40"/>
+                <w:szCs w:val="40"/>
+              </w:rPr>
+              <w:t xml:space="preserve"> - A</w:t>
             </w:r>
             <w:r>
               <w:rPr>
@@ -9041,13 +10872,50 @@
               </w:rPr>
               <w:t>–</w:t>
             </w:r>
-            <w:r>
-              <w:rPr>
-                <w:rFonts w:ascii="BRH Devanagari Extra" w:hAnsi="BRH Devanagari Extra" w:cs="BRH Devanagari Extra"/>
-                <w:sz w:val="40"/>
-                <w:szCs w:val="40"/>
-              </w:rPr>
-              <w:t>xÉÉrÉþ | ÌSzÉþÈ | lÉ | mÉë</w:t>
+            <w:proofErr w:type="spellStart"/>
+            <w:r>
+              <w:rPr>
+                <w:rFonts w:ascii="BRH Devanagari Extra" w:hAnsi="BRH Devanagari Extra" w:cs="BRH Devanagari Extra"/>
+                <w:sz w:val="40"/>
+                <w:szCs w:val="40"/>
+              </w:rPr>
+              <w:t>xÉÉrÉþ</w:t>
+            </w:r>
+            <w:proofErr w:type="spellEnd"/>
+            <w:r>
+              <w:rPr>
+                <w:rFonts w:ascii="BRH Devanagari Extra" w:hAnsi="BRH Devanagari Extra" w:cs="BRH Devanagari Extra"/>
+                <w:sz w:val="40"/>
+                <w:szCs w:val="40"/>
+              </w:rPr>
+              <w:t xml:space="preserve"> | </w:t>
+            </w:r>
+            <w:proofErr w:type="spellStart"/>
+            <w:r>
+              <w:rPr>
+                <w:rFonts w:ascii="BRH Devanagari Extra" w:hAnsi="BRH Devanagari Extra" w:cs="BRH Devanagari Extra"/>
+                <w:sz w:val="40"/>
+                <w:szCs w:val="40"/>
+              </w:rPr>
+              <w:t>ÌSzÉþÈ</w:t>
+            </w:r>
+            <w:proofErr w:type="spellEnd"/>
+            <w:r>
+              <w:rPr>
+                <w:rFonts w:ascii="BRH Devanagari Extra" w:hAnsi="BRH Devanagari Extra" w:cs="BRH Devanagari Extra"/>
+                <w:sz w:val="40"/>
+                <w:szCs w:val="40"/>
+              </w:rPr>
+              <w:t xml:space="preserve"> | lÉ | </w:t>
+            </w:r>
+            <w:proofErr w:type="spellStart"/>
+            <w:r>
+              <w:rPr>
+                <w:rFonts w:ascii="BRH Devanagari Extra" w:hAnsi="BRH Devanagari Extra" w:cs="BRH Devanagari Extra"/>
+                <w:sz w:val="40"/>
+                <w:szCs w:val="40"/>
+              </w:rPr>
+              <w:t>mÉë</w:t>
             </w:r>
             <w:r>
               <w:rPr>
@@ -9063,7 +10931,16 @@
                 <w:sz w:val="40"/>
                 <w:szCs w:val="40"/>
               </w:rPr>
-              <w:t>ÌiÉþ |</w:t>
+              <w:t>ÌiÉþ</w:t>
+            </w:r>
+            <w:proofErr w:type="spellEnd"/>
+            <w:r>
+              <w:rPr>
+                <w:rFonts w:ascii="BRH Devanagari Extra" w:hAnsi="BRH Devanagari Extra" w:cs="BRH Devanagari Extra"/>
+                <w:sz w:val="40"/>
+                <w:szCs w:val="40"/>
+              </w:rPr>
+              <w:t xml:space="preserve"> |</w:t>
             </w:r>
           </w:p>
         </w:tc>
@@ -9150,13 +11027,68 @@
                 <w:szCs w:val="28"/>
               </w:rPr>
             </w:pPr>
-            <w:r>
-              <w:rPr>
-                <w:rFonts w:ascii="BRH Devanagari Extra" w:hAnsi="BRH Devanagari Extra" w:cs="BRH Devanagari Extra"/>
-                <w:sz w:val="40"/>
-                <w:szCs w:val="40"/>
-              </w:rPr>
-              <w:t>uÉæ ÌmÉýiÉUÉæþ mÉÑý§ÉÉlÉç ÌoÉþ</w:t>
+            <w:proofErr w:type="spellStart"/>
+            <w:r>
+              <w:rPr>
+                <w:rFonts w:ascii="BRH Devanagari Extra" w:hAnsi="BRH Devanagari Extra" w:cs="BRH Devanagari Extra"/>
+                <w:sz w:val="40"/>
+                <w:szCs w:val="40"/>
+              </w:rPr>
+              <w:t>uÉæ</w:t>
+            </w:r>
+            <w:proofErr w:type="spellEnd"/>
+            <w:r>
+              <w:rPr>
+                <w:rFonts w:ascii="BRH Devanagari Extra" w:hAnsi="BRH Devanagari Extra" w:cs="BRH Devanagari Extra"/>
+                <w:sz w:val="40"/>
+                <w:szCs w:val="40"/>
+              </w:rPr>
+              <w:t xml:space="preserve"> </w:t>
+            </w:r>
+            <w:proofErr w:type="spellStart"/>
+            <w:r>
+              <w:rPr>
+                <w:rFonts w:ascii="BRH Devanagari Extra" w:hAnsi="BRH Devanagari Extra" w:cs="BRH Devanagari Extra"/>
+                <w:sz w:val="40"/>
+                <w:szCs w:val="40"/>
+              </w:rPr>
+              <w:t>ÌmÉýiÉUÉæþ</w:t>
+            </w:r>
+            <w:proofErr w:type="spellEnd"/>
+            <w:r>
+              <w:rPr>
+                <w:rFonts w:ascii="BRH Devanagari Extra" w:hAnsi="BRH Devanagari Extra" w:cs="BRH Devanagari Extra"/>
+                <w:sz w:val="40"/>
+                <w:szCs w:val="40"/>
+              </w:rPr>
+              <w:t xml:space="preserve"> </w:t>
+            </w:r>
+            <w:proofErr w:type="spellStart"/>
+            <w:r>
+              <w:rPr>
+                <w:rFonts w:ascii="BRH Devanagari Extra" w:hAnsi="BRH Devanagari Extra" w:cs="BRH Devanagari Extra"/>
+                <w:sz w:val="40"/>
+                <w:szCs w:val="40"/>
+              </w:rPr>
+              <w:t>mÉÑý§ÉÉlÉç</w:t>
+            </w:r>
+            <w:proofErr w:type="spellEnd"/>
+            <w:r>
+              <w:rPr>
+                <w:rFonts w:ascii="BRH Devanagari Extra" w:hAnsi="BRH Devanagari Extra" w:cs="BRH Devanagari Extra"/>
+                <w:sz w:val="40"/>
+                <w:szCs w:val="40"/>
+              </w:rPr>
+              <w:t xml:space="preserve"> </w:t>
+            </w:r>
+            <w:proofErr w:type="spellStart"/>
+            <w:r>
+              <w:rPr>
+                <w:rFonts w:ascii="BRH Devanagari Extra" w:hAnsi="BRH Devanagari Extra" w:cs="BRH Devanagari Extra"/>
+                <w:sz w:val="40"/>
+                <w:szCs w:val="40"/>
+              </w:rPr>
+              <w:t>ÌoÉþ</w:t>
             </w:r>
             <w:r>
               <w:rPr>
@@ -9175,6 +11107,7 @@
               </w:rPr>
               <w:t>ëiÉ</w:t>
             </w:r>
+            <w:proofErr w:type="spellEnd"/>
           </w:p>
         </w:tc>
         <w:tc>
@@ -9190,14 +11123,61 @@
                 <w:szCs w:val="40"/>
               </w:rPr>
             </w:pPr>
-            <w:r>
-              <w:rPr>
-                <w:rFonts w:ascii="BRH Devanagari Extra" w:hAnsi="BRH Devanagari Extra" w:cs="BRH Devanagari Extra"/>
-                <w:sz w:val="40"/>
-                <w:szCs w:val="40"/>
-              </w:rPr>
-              <w:t xml:space="preserve">uÉæ ÌmÉýiÉUÉæþ mÉÑý§ÉÉlÉç </w:t>
-            </w:r>
+            <w:proofErr w:type="spellStart"/>
+            <w:r>
+              <w:rPr>
+                <w:rFonts w:ascii="BRH Devanagari Extra" w:hAnsi="BRH Devanagari Extra" w:cs="BRH Devanagari Extra"/>
+                <w:sz w:val="40"/>
+                <w:szCs w:val="40"/>
+              </w:rPr>
+              <w:t>uÉæ</w:t>
+            </w:r>
+            <w:proofErr w:type="spellEnd"/>
+            <w:r>
+              <w:rPr>
+                <w:rFonts w:ascii="BRH Devanagari Extra" w:hAnsi="BRH Devanagari Extra" w:cs="BRH Devanagari Extra"/>
+                <w:sz w:val="40"/>
+                <w:szCs w:val="40"/>
+              </w:rPr>
+              <w:t xml:space="preserve"> </w:t>
+            </w:r>
+            <w:proofErr w:type="spellStart"/>
+            <w:r>
+              <w:rPr>
+                <w:rFonts w:ascii="BRH Devanagari Extra" w:hAnsi="BRH Devanagari Extra" w:cs="BRH Devanagari Extra"/>
+                <w:sz w:val="40"/>
+                <w:szCs w:val="40"/>
+              </w:rPr>
+              <w:t>ÌmÉýiÉUÉæþ</w:t>
+            </w:r>
+            <w:proofErr w:type="spellEnd"/>
+            <w:r>
+              <w:rPr>
+                <w:rFonts w:ascii="BRH Devanagari Extra" w:hAnsi="BRH Devanagari Extra" w:cs="BRH Devanagari Extra"/>
+                <w:sz w:val="40"/>
+                <w:szCs w:val="40"/>
+              </w:rPr>
+              <w:t xml:space="preserve"> </w:t>
+            </w:r>
+            <w:proofErr w:type="spellStart"/>
+            <w:r>
+              <w:rPr>
+                <w:rFonts w:ascii="BRH Devanagari Extra" w:hAnsi="BRH Devanagari Extra" w:cs="BRH Devanagari Extra"/>
+                <w:sz w:val="40"/>
+                <w:szCs w:val="40"/>
+              </w:rPr>
+              <w:t>mÉÑý§ÉÉlÉç</w:t>
+            </w:r>
+            <w:proofErr w:type="spellEnd"/>
+            <w:r>
+              <w:rPr>
+                <w:rFonts w:ascii="BRH Devanagari Extra" w:hAnsi="BRH Devanagari Extra" w:cs="BRH Devanagari Extra"/>
+                <w:sz w:val="40"/>
+                <w:szCs w:val="40"/>
+              </w:rPr>
+              <w:t xml:space="preserve"> </w:t>
+            </w:r>
+            <w:proofErr w:type="spellStart"/>
             <w:r>
               <w:rPr>
                 <w:rFonts w:ascii="BRH Devanagari Extra" w:hAnsi="BRH Devanagari Extra" w:cs="BRH Devanagari Extra"/>
@@ -9223,6 +11203,7 @@
               </w:rPr>
               <w:t>×iÉ</w:t>
             </w:r>
+            <w:proofErr w:type="spellEnd"/>
             <w:r>
               <w:rPr>
                 <w:rFonts w:ascii="BRH Devanagari Extra" w:hAnsi="BRH Devanagari Extra" w:cs="BRH Devanagari Extra"/>
@@ -9371,7 +11352,17 @@
                 <w:szCs w:val="40"/>
                 <w:lang w:val="en-IN" w:eastAsia="en-IN" w:bidi="ml-IN"/>
               </w:rPr>
-              <w:t>SÇ ÆrÉÉþuÉ</w:t>
+              <w:t xml:space="preserve">SÇ </w:t>
+            </w:r>
+            <w:proofErr w:type="spellStart"/>
+            <w:r>
+              <w:rPr>
+                <w:rFonts w:ascii="BRH Devanagari Extra" w:eastAsia="Times New Roman" w:hAnsi="BRH Devanagari Extra" w:cs="BRH Devanagari Extra"/>
+                <w:sz w:val="40"/>
+                <w:szCs w:val="40"/>
+                <w:lang w:val="en-IN" w:eastAsia="en-IN" w:bidi="ml-IN"/>
+              </w:rPr>
+              <w:t>ÆrÉÉþuÉ</w:t>
             </w:r>
             <w:r>
               <w:rPr>
@@ -9382,6 +11373,7 @@
               </w:rPr>
               <w:t>iq</w:t>
             </w:r>
+            <w:proofErr w:type="spellEnd"/>
             <w:r>
               <w:rPr>
                 <w:rFonts w:ascii="BRH Devanagari Extra" w:eastAsia="Times New Roman" w:hAnsi="BRH Devanagari Extra" w:cs="BRH Devanagari Extra"/>
@@ -9401,6 +11393,7 @@
               </w:rPr>
               <w:t>–</w:t>
             </w:r>
+            <w:proofErr w:type="spellStart"/>
             <w:r>
               <w:rPr>
                 <w:rFonts w:ascii="BRH Devanagari Extra" w:eastAsia="Times New Roman" w:hAnsi="BRH Devanagari Extra" w:cs="BRH Devanagari Extra"/>
@@ -9408,8 +11401,49 @@
                 <w:szCs w:val="40"/>
                 <w:lang w:val="en-IN" w:eastAsia="en-IN" w:bidi="ml-IN"/>
               </w:rPr>
-              <w:t>iÉóè xÉÇ ÆuÉþmÉÌiÉ</w:t>
-            </w:r>
+              <w:t>iÉóè</w:t>
+            </w:r>
+            <w:proofErr w:type="spellEnd"/>
+            <w:r>
+              <w:rPr>
+                <w:rFonts w:ascii="BRH Devanagari Extra" w:eastAsia="Times New Roman" w:hAnsi="BRH Devanagari Extra" w:cs="BRH Devanagari Extra"/>
+                <w:sz w:val="40"/>
+                <w:szCs w:val="40"/>
+                <w:lang w:val="en-IN" w:eastAsia="en-IN" w:bidi="ml-IN"/>
+              </w:rPr>
+              <w:t xml:space="preserve"> </w:t>
+            </w:r>
+            <w:proofErr w:type="spellStart"/>
+            <w:r>
+              <w:rPr>
+                <w:rFonts w:ascii="BRH Devanagari Extra" w:eastAsia="Times New Roman" w:hAnsi="BRH Devanagari Extra" w:cs="BRH Devanagari Extra"/>
+                <w:sz w:val="40"/>
+                <w:szCs w:val="40"/>
+                <w:lang w:val="en-IN" w:eastAsia="en-IN" w:bidi="ml-IN"/>
+              </w:rPr>
+              <w:t>xÉÇ</w:t>
+            </w:r>
+            <w:proofErr w:type="spellEnd"/>
+            <w:r>
+              <w:rPr>
+                <w:rFonts w:ascii="BRH Devanagari Extra" w:eastAsia="Times New Roman" w:hAnsi="BRH Devanagari Extra" w:cs="BRH Devanagari Extra"/>
+                <w:sz w:val="40"/>
+                <w:szCs w:val="40"/>
+                <w:lang w:val="en-IN" w:eastAsia="en-IN" w:bidi="ml-IN"/>
+              </w:rPr>
+              <w:t xml:space="preserve"> </w:t>
+            </w:r>
+            <w:proofErr w:type="spellStart"/>
+            <w:r>
+              <w:rPr>
+                <w:rFonts w:ascii="BRH Devanagari Extra" w:eastAsia="Times New Roman" w:hAnsi="BRH Devanagari Extra" w:cs="BRH Devanagari Extra"/>
+                <w:sz w:val="40"/>
+                <w:szCs w:val="40"/>
+                <w:lang w:val="en-IN" w:eastAsia="en-IN" w:bidi="ml-IN"/>
+              </w:rPr>
+              <w:t>ÆuÉþmÉÌiÉ</w:t>
+            </w:r>
+            <w:proofErr w:type="spellEnd"/>
           </w:p>
         </w:tc>
         <w:tc>
@@ -9461,7 +11495,17 @@
                 <w:szCs w:val="40"/>
                 <w:lang w:val="en-IN" w:eastAsia="en-IN" w:bidi="ml-IN"/>
               </w:rPr>
-              <w:t>SÇ ÆrÉÉþuÉ</w:t>
+              <w:t xml:space="preserve">SÇ </w:t>
+            </w:r>
+            <w:proofErr w:type="spellStart"/>
+            <w:r>
+              <w:rPr>
+                <w:rFonts w:ascii="BRH Devanagari Extra" w:eastAsia="Times New Roman" w:hAnsi="BRH Devanagari Extra" w:cs="BRH Devanagari Extra"/>
+                <w:sz w:val="40"/>
+                <w:szCs w:val="40"/>
+                <w:lang w:val="en-IN" w:eastAsia="en-IN" w:bidi="ml-IN"/>
+              </w:rPr>
+              <w:t>ÆrÉÉþuÉ</w:t>
             </w:r>
             <w:r>
               <w:rPr>
@@ -9473,6 +11517,7 @@
               </w:rPr>
               <w:t>¨qÉÔ</w:t>
             </w:r>
+            <w:proofErr w:type="spellEnd"/>
             <w:r>
               <w:rPr>
                 <w:rFonts w:ascii="BRH Malayalam Extra" w:eastAsia="Times New Roman" w:hAnsi="BRH Malayalam Extra" w:cs="BRH Devanagari Extra"/>
@@ -9482,6 +11527,7 @@
               </w:rPr>
               <w:t>–</w:t>
             </w:r>
+            <w:proofErr w:type="spellStart"/>
             <w:r>
               <w:rPr>
                 <w:rFonts w:ascii="BRH Devanagari Extra" w:eastAsia="Times New Roman" w:hAnsi="BRH Devanagari Extra" w:cs="BRH Devanagari Extra"/>
@@ -9489,8 +11535,49 @@
                 <w:szCs w:val="40"/>
                 <w:lang w:val="en-IN" w:eastAsia="en-IN" w:bidi="ml-IN"/>
               </w:rPr>
-              <w:t>iÉóè xÉÇ ÆuÉþmÉÌiÉ</w:t>
-            </w:r>
+              <w:t>iÉóè</w:t>
+            </w:r>
+            <w:proofErr w:type="spellEnd"/>
+            <w:r>
+              <w:rPr>
+                <w:rFonts w:ascii="BRH Devanagari Extra" w:eastAsia="Times New Roman" w:hAnsi="BRH Devanagari Extra" w:cs="BRH Devanagari Extra"/>
+                <w:sz w:val="40"/>
+                <w:szCs w:val="40"/>
+                <w:lang w:val="en-IN" w:eastAsia="en-IN" w:bidi="ml-IN"/>
+              </w:rPr>
+              <w:t xml:space="preserve"> </w:t>
+            </w:r>
+            <w:proofErr w:type="spellStart"/>
+            <w:r>
+              <w:rPr>
+                <w:rFonts w:ascii="BRH Devanagari Extra" w:eastAsia="Times New Roman" w:hAnsi="BRH Devanagari Extra" w:cs="BRH Devanagari Extra"/>
+                <w:sz w:val="40"/>
+                <w:szCs w:val="40"/>
+                <w:lang w:val="en-IN" w:eastAsia="en-IN" w:bidi="ml-IN"/>
+              </w:rPr>
+              <w:t>xÉÇ</w:t>
+            </w:r>
+            <w:proofErr w:type="spellEnd"/>
+            <w:r>
+              <w:rPr>
+                <w:rFonts w:ascii="BRH Devanagari Extra" w:eastAsia="Times New Roman" w:hAnsi="BRH Devanagari Extra" w:cs="BRH Devanagari Extra"/>
+                <w:sz w:val="40"/>
+                <w:szCs w:val="40"/>
+                <w:lang w:val="en-IN" w:eastAsia="en-IN" w:bidi="ml-IN"/>
+              </w:rPr>
+              <w:t xml:space="preserve"> </w:t>
+            </w:r>
+            <w:proofErr w:type="spellStart"/>
+            <w:r>
+              <w:rPr>
+                <w:rFonts w:ascii="BRH Devanagari Extra" w:eastAsia="Times New Roman" w:hAnsi="BRH Devanagari Extra" w:cs="BRH Devanagari Extra"/>
+                <w:sz w:val="40"/>
+                <w:szCs w:val="40"/>
+                <w:lang w:val="en-IN" w:eastAsia="en-IN" w:bidi="ml-IN"/>
+              </w:rPr>
+              <w:t>ÆuÉþmÉÌiÉ</w:t>
+            </w:r>
+            <w:proofErr w:type="spellEnd"/>
           </w:p>
           <w:p>
             <w:pPr>
@@ -9547,6 +11634,7 @@
               </w:rPr>
               <w:t>“</w:t>
             </w:r>
+            <w:proofErr w:type="spellStart"/>
             <w:r>
               <w:rPr>
                 <w:rFonts w:cs="Arial"/>
@@ -9564,22 +11652,33 @@
               </w:rPr>
               <w:t>U</w:t>
             </w:r>
+            <w:proofErr w:type="spellEnd"/>
             <w:r>
               <w:rPr>
                 <w:rFonts w:cs="Arial"/>
                 <w:sz w:val="32"/>
                 <w:szCs w:val="32"/>
               </w:rPr>
-              <w:t>” not “tm</w:t>
-            </w:r>
+              <w:t>” not “</w:t>
+            </w:r>
+            <w:proofErr w:type="spellStart"/>
             <w:r>
               <w:rPr>
                 <w:rFonts w:cs="Arial"/>
                 <w:sz w:val="32"/>
                 <w:szCs w:val="32"/>
               </w:rPr>
+              <w:t>tm</w:t>
+            </w:r>
+            <w:r>
+              <w:rPr>
+                <w:rFonts w:cs="Arial"/>
+                <w:sz w:val="32"/>
+                <w:szCs w:val="32"/>
+              </w:rPr>
               <w:t>U</w:t>
             </w:r>
+            <w:proofErr w:type="spellEnd"/>
             <w:r>
               <w:rPr>
                 <w:rFonts w:cs="Arial"/>
@@ -9674,6 +11773,7 @@
                 <w:lang w:val="en-IN" w:eastAsia="en-IN"/>
               </w:rPr>
             </w:pPr>
+            <w:proofErr w:type="spellStart"/>
             <w:r>
               <w:rPr>
                 <w:rFonts w:ascii="BRH Devanagari Extra" w:eastAsia="Times New Roman" w:hAnsi="BRH Devanagari Extra" w:cs="BRH Devanagari Extra"/>
@@ -9681,7 +11781,37 @@
                 <w:szCs w:val="40"/>
                 <w:lang w:val="en-IN" w:eastAsia="en-IN"/>
               </w:rPr>
-              <w:t>ExÉëÉæÿ | LÌiÉþ | C</w:t>
+              <w:t>ExÉëÉæÿ</w:t>
+            </w:r>
+            <w:proofErr w:type="spellEnd"/>
+            <w:r>
+              <w:rPr>
+                <w:rFonts w:ascii="BRH Devanagari Extra" w:eastAsia="Times New Roman" w:hAnsi="BRH Devanagari Extra" w:cs="BRH Devanagari Extra"/>
+                <w:sz w:val="40"/>
+                <w:szCs w:val="40"/>
+                <w:lang w:val="en-IN" w:eastAsia="en-IN"/>
+              </w:rPr>
+              <w:t xml:space="preserve"> | </w:t>
+            </w:r>
+            <w:proofErr w:type="spellStart"/>
+            <w:r>
+              <w:rPr>
+                <w:rFonts w:ascii="BRH Devanagari Extra" w:eastAsia="Times New Roman" w:hAnsi="BRH Devanagari Extra" w:cs="BRH Devanagari Extra"/>
+                <w:sz w:val="40"/>
+                <w:szCs w:val="40"/>
+                <w:lang w:val="en-IN" w:eastAsia="en-IN"/>
+              </w:rPr>
+              <w:t>LÌiÉþ</w:t>
+            </w:r>
+            <w:proofErr w:type="spellEnd"/>
+            <w:r>
+              <w:rPr>
+                <w:rFonts w:ascii="BRH Devanagari Extra" w:eastAsia="Times New Roman" w:hAnsi="BRH Devanagari Extra" w:cs="BRH Devanagari Extra"/>
+                <w:sz w:val="40"/>
+                <w:szCs w:val="40"/>
+                <w:lang w:val="en-IN" w:eastAsia="en-IN"/>
+              </w:rPr>
+              <w:t xml:space="preserve"> | C</w:t>
             </w:r>
             <w:r>
               <w:rPr>
@@ -9733,6 +11863,7 @@
                 <w:szCs w:val="40"/>
               </w:rPr>
             </w:pPr>
+            <w:proofErr w:type="spellStart"/>
             <w:r>
               <w:rPr>
                 <w:rFonts w:ascii="BRH Devanagari Extra" w:eastAsia="Times New Roman" w:hAnsi="BRH Devanagari Extra" w:cs="BRH Devanagari Extra"/>
@@ -9742,6 +11873,7 @@
               </w:rPr>
               <w:t>kÉÔ</w:t>
             </w:r>
+            <w:proofErr w:type="spellEnd"/>
             <w:r>
               <w:rPr>
                 <w:rFonts w:ascii="BRH Malayalam Extra" w:eastAsia="Times New Roman" w:hAnsi="BRH Malayalam Extra" w:cs="BRH Devanagari Extra"/>
@@ -9777,8 +11909,19 @@
                 <w:szCs w:val="40"/>
                 <w:lang w:val="en-IN" w:eastAsia="en-IN"/>
               </w:rPr>
-              <w:t>.wÉÉ</w:t>
-            </w:r>
+              <w:t>.</w:t>
+            </w:r>
+            <w:proofErr w:type="spellStart"/>
+            <w:r>
+              <w:rPr>
+                <w:rFonts w:ascii="BRH Devanagari Extra" w:eastAsia="Times New Roman" w:hAnsi="BRH Devanagari Extra" w:cs="BRH Devanagari Extra"/>
+                <w:sz w:val="40"/>
+                <w:szCs w:val="40"/>
+                <w:lang w:val="en-IN" w:eastAsia="en-IN"/>
+              </w:rPr>
+              <w:t>wÉÉ</w:t>
+            </w:r>
+            <w:proofErr w:type="spellEnd"/>
             <w:proofErr w:type="gramEnd"/>
             <w:r>
               <w:rPr>
@@ -9807,6 +11950,7 @@
               </w:rPr>
               <w:t>–</w:t>
             </w:r>
+            <w:proofErr w:type="spellStart"/>
             <w:r>
               <w:rPr>
                 <w:rFonts w:ascii="BRH Devanagari Extra" w:eastAsia="Times New Roman" w:hAnsi="BRH Devanagari Extra" w:cs="BRH Devanagari Extra"/>
@@ -9826,6 +11970,7 @@
               </w:rPr>
               <w:t>ÌiÉ</w:t>
             </w:r>
+            <w:proofErr w:type="spellEnd"/>
             <w:r>
               <w:rPr>
                 <w:rFonts w:ascii="BRH Devanagari Extra" w:eastAsia="Times New Roman" w:hAnsi="BRH Devanagari Extra" w:cs="BRH Devanagari Extra"/>
@@ -9833,8 +11978,19 @@
                 <w:szCs w:val="40"/>
                 <w:lang w:val="en-IN" w:eastAsia="en-IN"/>
               </w:rPr>
-              <w:t xml:space="preserve"> kÉÔÈ-xÉÉ</w:t>
-            </w:r>
+              <w:t xml:space="preserve"> </w:t>
+            </w:r>
+            <w:proofErr w:type="spellStart"/>
+            <w:r>
+              <w:rPr>
+                <w:rFonts w:ascii="BRH Devanagari Extra" w:eastAsia="Times New Roman" w:hAnsi="BRH Devanagari Extra" w:cs="BRH Devanagari Extra"/>
+                <w:sz w:val="40"/>
+                <w:szCs w:val="40"/>
+                <w:lang w:val="en-IN" w:eastAsia="en-IN"/>
+              </w:rPr>
+              <w:t>kÉÔÈ-xÉÉ</w:t>
+            </w:r>
+            <w:proofErr w:type="spellEnd"/>
             <w:r>
               <w:rPr>
                 <w:rFonts w:ascii="BRH Malayalam Extra" w:eastAsia="Times New Roman" w:hAnsi="BRH Malayalam Extra" w:cs="BRH Devanagari Extra"/>
@@ -9844,6 +12000,7 @@
               </w:rPr>
               <w:t>–</w:t>
             </w:r>
+            <w:proofErr w:type="spellStart"/>
             <w:r>
               <w:rPr>
                 <w:rFonts w:ascii="BRH Devanagari Extra" w:eastAsia="Times New Roman" w:hAnsi="BRH Devanagari Extra" w:cs="BRH Devanagari Extra"/>
@@ -9853,6 +12010,7 @@
               </w:rPr>
               <w:t>WûÉæ</w:t>
             </w:r>
+            <w:proofErr w:type="spellEnd"/>
             <w:r>
               <w:rPr>
                 <w:rFonts w:ascii="BRH Malayalam Extra" w:eastAsia="Times New Roman" w:hAnsi="BRH Malayalam Extra" w:cs="BRH Devanagari Extra"/>
@@ -9869,7 +12027,27 @@
                 <w:szCs w:val="40"/>
                 <w:lang w:val="en-IN" w:eastAsia="en-IN"/>
               </w:rPr>
-              <w:t xml:space="preserve"> | CÌiÉþ |</w:t>
+              <w:t xml:space="preserve"> | </w:t>
+            </w:r>
+            <w:proofErr w:type="spellStart"/>
+            <w:r>
+              <w:rPr>
+                <w:rFonts w:ascii="BRH Devanagari Extra" w:eastAsia="Times New Roman" w:hAnsi="BRH Devanagari Extra" w:cs="BRH Devanagari Extra"/>
+                <w:sz w:val="40"/>
+                <w:szCs w:val="40"/>
+                <w:lang w:val="en-IN" w:eastAsia="en-IN"/>
+              </w:rPr>
+              <w:t>CÌiÉþ</w:t>
+            </w:r>
+            <w:proofErr w:type="spellEnd"/>
+            <w:r>
+              <w:rPr>
+                <w:rFonts w:ascii="BRH Devanagari Extra" w:eastAsia="Times New Roman" w:hAnsi="BRH Devanagari Extra" w:cs="BRH Devanagari Extra"/>
+                <w:sz w:val="40"/>
+                <w:szCs w:val="40"/>
+                <w:lang w:val="en-IN" w:eastAsia="en-IN"/>
+              </w:rPr>
+              <w:t xml:space="preserve"> |</w:t>
             </w:r>
           </w:p>
         </w:tc>
@@ -9893,6 +12071,7 @@
                 <w:lang w:val="en-IN" w:eastAsia="en-IN"/>
               </w:rPr>
             </w:pPr>
+            <w:proofErr w:type="spellStart"/>
             <w:r>
               <w:rPr>
                 <w:rFonts w:ascii="BRH Devanagari Extra" w:eastAsia="Times New Roman" w:hAnsi="BRH Devanagari Extra" w:cs="BRH Devanagari Extra"/>
@@ -9900,7 +12079,37 @@
                 <w:szCs w:val="40"/>
                 <w:lang w:val="en-IN" w:eastAsia="en-IN"/>
               </w:rPr>
-              <w:t>ExÉëÉæÿ | LÌiÉþ | C</w:t>
+              <w:t>ExÉëÉæÿ</w:t>
+            </w:r>
+            <w:proofErr w:type="spellEnd"/>
+            <w:r>
+              <w:rPr>
+                <w:rFonts w:ascii="BRH Devanagari Extra" w:eastAsia="Times New Roman" w:hAnsi="BRH Devanagari Extra" w:cs="BRH Devanagari Extra"/>
+                <w:sz w:val="40"/>
+                <w:szCs w:val="40"/>
+                <w:lang w:val="en-IN" w:eastAsia="en-IN"/>
+              </w:rPr>
+              <w:t xml:space="preserve"> | </w:t>
+            </w:r>
+            <w:proofErr w:type="spellStart"/>
+            <w:r>
+              <w:rPr>
+                <w:rFonts w:ascii="BRH Devanagari Extra" w:eastAsia="Times New Roman" w:hAnsi="BRH Devanagari Extra" w:cs="BRH Devanagari Extra"/>
+                <w:sz w:val="40"/>
+                <w:szCs w:val="40"/>
+                <w:lang w:val="en-IN" w:eastAsia="en-IN"/>
+              </w:rPr>
+              <w:t>LÌiÉþ</w:t>
+            </w:r>
+            <w:proofErr w:type="spellEnd"/>
+            <w:r>
+              <w:rPr>
+                <w:rFonts w:ascii="BRH Devanagari Extra" w:eastAsia="Times New Roman" w:hAnsi="BRH Devanagari Extra" w:cs="BRH Devanagari Extra"/>
+                <w:sz w:val="40"/>
+                <w:szCs w:val="40"/>
+                <w:lang w:val="en-IN" w:eastAsia="en-IN"/>
+              </w:rPr>
+              <w:t xml:space="preserve"> | C</w:t>
             </w:r>
             <w:r>
               <w:rPr>
@@ -9952,6 +12161,7 @@
                 <w:szCs w:val="40"/>
               </w:rPr>
             </w:pPr>
+            <w:proofErr w:type="spellStart"/>
             <w:r>
               <w:rPr>
                 <w:rFonts w:ascii="BRH Devanagari Extra" w:eastAsia="Times New Roman" w:hAnsi="BRH Devanagari Extra" w:cs="BRH Devanagari Extra"/>
@@ -9961,6 +12171,7 @@
               </w:rPr>
               <w:t>kÉÔ</w:t>
             </w:r>
+            <w:proofErr w:type="spellEnd"/>
             <w:r>
               <w:rPr>
                 <w:rFonts w:ascii="BRH Malayalam Extra" w:eastAsia="Times New Roman" w:hAnsi="BRH Malayalam Extra" w:cs="BRH Devanagari Extra"/>
@@ -9996,8 +12207,19 @@
                 <w:szCs w:val="40"/>
                 <w:lang w:val="en-IN" w:eastAsia="en-IN"/>
               </w:rPr>
-              <w:t>.wÉÉ</w:t>
-            </w:r>
+              <w:t>.</w:t>
+            </w:r>
+            <w:proofErr w:type="spellStart"/>
+            <w:r>
+              <w:rPr>
+                <w:rFonts w:ascii="BRH Devanagari Extra" w:eastAsia="Times New Roman" w:hAnsi="BRH Devanagari Extra" w:cs="BRH Devanagari Extra"/>
+                <w:sz w:val="40"/>
+                <w:szCs w:val="40"/>
+                <w:lang w:val="en-IN" w:eastAsia="en-IN"/>
+              </w:rPr>
+              <w:t>wÉÉ</w:t>
+            </w:r>
+            <w:proofErr w:type="spellEnd"/>
             <w:proofErr w:type="gramEnd"/>
             <w:r>
               <w:rPr>
@@ -10026,6 +12248,7 @@
               </w:rPr>
               <w:t>–</w:t>
             </w:r>
+            <w:proofErr w:type="spellStart"/>
             <w:r>
               <w:rPr>
                 <w:rFonts w:ascii="BRH Devanagari Extra" w:eastAsia="Times New Roman" w:hAnsi="BRH Devanagari Extra" w:cs="BRH Devanagari Extra"/>
@@ -10045,6 +12268,7 @@
               </w:rPr>
               <w:t>ÌiÉþ</w:t>
             </w:r>
+            <w:proofErr w:type="spellEnd"/>
             <w:r>
               <w:rPr>
                 <w:rFonts w:ascii="BRH Devanagari Extra" w:eastAsia="Times New Roman" w:hAnsi="BRH Devanagari Extra" w:cs="BRH Devanagari Extra"/>
@@ -10052,8 +12276,39 @@
                 <w:szCs w:val="40"/>
                 <w:lang w:val="en-IN" w:eastAsia="en-IN"/>
               </w:rPr>
-              <w:t xml:space="preserve"> kÉÔÈ - xÉÉ</w:t>
-            </w:r>
+              <w:t xml:space="preserve"> </w:t>
+            </w:r>
+            <w:proofErr w:type="spellStart"/>
+            <w:r>
+              <w:rPr>
+                <w:rFonts w:ascii="BRH Devanagari Extra" w:eastAsia="Times New Roman" w:hAnsi="BRH Devanagari Extra" w:cs="BRH Devanagari Extra"/>
+                <w:sz w:val="40"/>
+                <w:szCs w:val="40"/>
+                <w:lang w:val="en-IN" w:eastAsia="en-IN"/>
+              </w:rPr>
+              <w:t>kÉÔÈ</w:t>
+            </w:r>
+            <w:proofErr w:type="spellEnd"/>
+            <w:r>
+              <w:rPr>
+                <w:rFonts w:ascii="BRH Devanagari Extra" w:eastAsia="Times New Roman" w:hAnsi="BRH Devanagari Extra" w:cs="BRH Devanagari Extra"/>
+                <w:sz w:val="40"/>
+                <w:szCs w:val="40"/>
+                <w:lang w:val="en-IN" w:eastAsia="en-IN"/>
+              </w:rPr>
+              <w:t xml:space="preserve"> - </w:t>
+            </w:r>
+            <w:proofErr w:type="spellStart"/>
+            <w:r>
+              <w:rPr>
+                <w:rFonts w:ascii="BRH Devanagari Extra" w:eastAsia="Times New Roman" w:hAnsi="BRH Devanagari Extra" w:cs="BRH Devanagari Extra"/>
+                <w:sz w:val="40"/>
+                <w:szCs w:val="40"/>
+                <w:lang w:val="en-IN" w:eastAsia="en-IN"/>
+              </w:rPr>
+              <w:t>xÉÉ</w:t>
+            </w:r>
+            <w:proofErr w:type="spellEnd"/>
             <w:r>
               <w:rPr>
                 <w:rFonts w:ascii="BRH Malayalam Extra" w:eastAsia="Times New Roman" w:hAnsi="BRH Malayalam Extra" w:cs="BRH Devanagari Extra"/>
@@ -10063,6 +12318,7 @@
               </w:rPr>
               <w:t>–</w:t>
             </w:r>
+            <w:proofErr w:type="spellStart"/>
             <w:r>
               <w:rPr>
                 <w:rFonts w:ascii="BRH Devanagari Extra" w:eastAsia="Times New Roman" w:hAnsi="BRH Devanagari Extra" w:cs="BRH Devanagari Extra"/>
@@ -10072,6 +12328,7 @@
               </w:rPr>
               <w:t>WûÉæ</w:t>
             </w:r>
+            <w:proofErr w:type="spellEnd"/>
             <w:r>
               <w:rPr>
                 <w:rFonts w:ascii="BRH Malayalam Extra" w:eastAsia="Times New Roman" w:hAnsi="BRH Malayalam Extra" w:cs="BRH Devanagari Extra"/>
@@ -10088,7 +12345,27 @@
                 <w:szCs w:val="40"/>
                 <w:lang w:val="en-IN" w:eastAsia="en-IN"/>
               </w:rPr>
-              <w:t xml:space="preserve"> | CÌiÉþ |</w:t>
+              <w:t xml:space="preserve"> | </w:t>
+            </w:r>
+            <w:proofErr w:type="spellStart"/>
+            <w:r>
+              <w:rPr>
+                <w:rFonts w:ascii="BRH Devanagari Extra" w:eastAsia="Times New Roman" w:hAnsi="BRH Devanagari Extra" w:cs="BRH Devanagari Extra"/>
+                <w:sz w:val="40"/>
+                <w:szCs w:val="40"/>
+                <w:lang w:val="en-IN" w:eastAsia="en-IN"/>
+              </w:rPr>
+              <w:t>CÌiÉþ</w:t>
+            </w:r>
+            <w:proofErr w:type="spellEnd"/>
+            <w:r>
+              <w:rPr>
+                <w:rFonts w:ascii="BRH Devanagari Extra" w:eastAsia="Times New Roman" w:hAnsi="BRH Devanagari Extra" w:cs="BRH Devanagari Extra"/>
+                <w:sz w:val="40"/>
+                <w:szCs w:val="40"/>
+                <w:lang w:val="en-IN" w:eastAsia="en-IN"/>
+              </w:rPr>
+              <w:t xml:space="preserve"> |</w:t>
             </w:r>
           </w:p>
         </w:tc>
@@ -10491,13 +12768,32 @@
                 <w:szCs w:val="28"/>
               </w:rPr>
             </w:pPr>
-            <w:r>
-              <w:rPr>
-                <w:rFonts w:ascii="BRH Devanagari Extra" w:hAnsi="BRH Devanagari Extra" w:cs="BRH Devanagari Extra"/>
-                <w:sz w:val="40"/>
-                <w:szCs w:val="40"/>
-              </w:rPr>
-              <w:t>uÉæ aÉþlkÉý</w:t>
+            <w:proofErr w:type="spellStart"/>
+            <w:r>
+              <w:rPr>
+                <w:rFonts w:ascii="BRH Devanagari Extra" w:hAnsi="BRH Devanagari Extra" w:cs="BRH Devanagari Extra"/>
+                <w:sz w:val="40"/>
+                <w:szCs w:val="40"/>
+              </w:rPr>
+              <w:t>uÉæ</w:t>
+            </w:r>
+            <w:proofErr w:type="spellEnd"/>
+            <w:r>
+              <w:rPr>
+                <w:rFonts w:ascii="BRH Devanagari Extra" w:hAnsi="BRH Devanagari Extra" w:cs="BRH Devanagari Extra"/>
+                <w:sz w:val="40"/>
+                <w:szCs w:val="40"/>
+              </w:rPr>
+              <w:t xml:space="preserve"> </w:t>
+            </w:r>
+            <w:proofErr w:type="spellStart"/>
+            <w:r>
+              <w:rPr>
+                <w:rFonts w:ascii="BRH Devanagari Extra" w:hAnsi="BRH Devanagari Extra" w:cs="BRH Devanagari Extra"/>
+                <w:sz w:val="40"/>
+                <w:szCs w:val="40"/>
+              </w:rPr>
+              <w:t>aÉþlkÉý</w:t>
             </w:r>
             <w:r>
               <w:rPr>
@@ -10506,7 +12802,27 @@
                 <w:szCs w:val="40"/>
                 <w:highlight w:val="yellow"/>
               </w:rPr>
-              <w:t>uÉÉï Îx§</w:t>
+              <w:t>uÉÉï</w:t>
+            </w:r>
+            <w:proofErr w:type="spellEnd"/>
+            <w:r>
+              <w:rPr>
+                <w:rFonts w:ascii="BRH Devanagari Extra" w:hAnsi="BRH Devanagari Extra" w:cs="BRH Devanagari Extra"/>
+                <w:sz w:val="40"/>
+                <w:szCs w:val="40"/>
+                <w:highlight w:val="yellow"/>
+              </w:rPr>
+              <w:t xml:space="preserve"> </w:t>
+            </w:r>
+            <w:proofErr w:type="spellStart"/>
+            <w:r>
+              <w:rPr>
+                <w:rFonts w:ascii="BRH Devanagari Extra" w:hAnsi="BRH Devanagari Extra" w:cs="BRH Devanagari Extra"/>
+                <w:sz w:val="40"/>
+                <w:szCs w:val="40"/>
+                <w:highlight w:val="yellow"/>
+              </w:rPr>
+              <w:t>Îx§</w:t>
             </w:r>
             <w:r>
               <w:rPr>
@@ -10516,14 +12832,25 @@
               </w:rPr>
               <w:t>ÉýrÉÉ</w:t>
             </w:r>
-            <w:r>
-              <w:rPr>
-                <w:rFonts w:ascii="BRH Devanagari Extra" w:hAnsi="BRH Devanagari Extra" w:cs="BRH Devanagari Extra"/>
-                <w:sz w:val="40"/>
-                <w:szCs w:val="40"/>
-              </w:rPr>
-              <w:t xml:space="preserve"> ÌlÉw¢üÏþhÉÉ</w:t>
-            </w:r>
+            <w:proofErr w:type="spellEnd"/>
+            <w:r>
+              <w:rPr>
+                <w:rFonts w:ascii="BRH Devanagari Extra" w:hAnsi="BRH Devanagari Extra" w:cs="BRH Devanagari Extra"/>
+                <w:sz w:val="40"/>
+                <w:szCs w:val="40"/>
+              </w:rPr>
+              <w:t xml:space="preserve"> </w:t>
+            </w:r>
+            <w:proofErr w:type="spellStart"/>
+            <w:r>
+              <w:rPr>
+                <w:rFonts w:ascii="BRH Devanagari Extra" w:hAnsi="BRH Devanagari Extra" w:cs="BRH Devanagari Extra"/>
+                <w:sz w:val="40"/>
+                <w:szCs w:val="40"/>
+              </w:rPr>
+              <w:t>ÌlÉw¢üÏþhÉÉ</w:t>
+            </w:r>
+            <w:proofErr w:type="spellEnd"/>
             <w:r>
               <w:rPr>
                 <w:rFonts w:ascii="BRH Malayalam Extra" w:hAnsi="BRH Malayalam Extra" w:cs="BRH Devanagari Extra"/>
@@ -10532,6 +12859,7 @@
               </w:rPr>
               <w:t>–</w:t>
             </w:r>
+            <w:proofErr w:type="spellStart"/>
             <w:r>
               <w:rPr>
                 <w:rFonts w:ascii="BRH Devanagari Extra" w:hAnsi="BRH Devanagari Extra" w:cs="BRH Devanagari Extra"/>
@@ -10540,6 +12868,7 @@
               </w:rPr>
               <w:t>qÉåÌiÉ</w:t>
             </w:r>
+            <w:proofErr w:type="spellEnd"/>
             <w:r>
               <w:rPr>
                 <w:rFonts w:ascii="BRH Malayalam Extra" w:hAnsi="BRH Malayalam Extra" w:cs="BRH Devanagari Extra"/>
@@ -10581,13 +12910,32 @@
                 <w:szCs w:val="28"/>
               </w:rPr>
             </w:pPr>
-            <w:r>
-              <w:rPr>
-                <w:rFonts w:ascii="BRH Devanagari Extra" w:hAnsi="BRH Devanagari Extra" w:cs="BRH Devanagari Extra"/>
-                <w:sz w:val="40"/>
-                <w:szCs w:val="40"/>
-              </w:rPr>
-              <w:t>uÉæ aÉþlkÉý</w:t>
+            <w:proofErr w:type="spellStart"/>
+            <w:r>
+              <w:rPr>
+                <w:rFonts w:ascii="BRH Devanagari Extra" w:hAnsi="BRH Devanagari Extra" w:cs="BRH Devanagari Extra"/>
+                <w:sz w:val="40"/>
+                <w:szCs w:val="40"/>
+              </w:rPr>
+              <w:t>uÉæ</w:t>
+            </w:r>
+            <w:proofErr w:type="spellEnd"/>
+            <w:r>
+              <w:rPr>
+                <w:rFonts w:ascii="BRH Devanagari Extra" w:hAnsi="BRH Devanagari Extra" w:cs="BRH Devanagari Extra"/>
+                <w:sz w:val="40"/>
+                <w:szCs w:val="40"/>
+              </w:rPr>
+              <w:t xml:space="preserve"> </w:t>
+            </w:r>
+            <w:proofErr w:type="spellStart"/>
+            <w:r>
+              <w:rPr>
+                <w:rFonts w:ascii="BRH Devanagari Extra" w:hAnsi="BRH Devanagari Extra" w:cs="BRH Devanagari Extra"/>
+                <w:sz w:val="40"/>
+                <w:szCs w:val="40"/>
+              </w:rPr>
+              <w:t>aÉþlkÉý</w:t>
             </w:r>
             <w:r>
               <w:rPr>
@@ -10596,7 +12944,27 @@
                 <w:szCs w:val="40"/>
                 <w:highlight w:val="green"/>
               </w:rPr>
-              <w:t>uÉÉï Îxx</w:t>
+              <w:t>uÉÉï</w:t>
+            </w:r>
+            <w:proofErr w:type="spellEnd"/>
+            <w:r>
+              <w:rPr>
+                <w:rFonts w:ascii="BRH Devanagari Extra" w:hAnsi="BRH Devanagari Extra" w:cs="BRH Devanagari Extra"/>
+                <w:sz w:val="40"/>
+                <w:szCs w:val="40"/>
+                <w:highlight w:val="green"/>
+              </w:rPr>
+              <w:t xml:space="preserve"> </w:t>
+            </w:r>
+            <w:proofErr w:type="spellStart"/>
+            <w:r>
+              <w:rPr>
+                <w:rFonts w:ascii="BRH Devanagari Extra" w:hAnsi="BRH Devanagari Extra" w:cs="BRH Devanagari Extra"/>
+                <w:sz w:val="40"/>
+                <w:szCs w:val="40"/>
+                <w:highlight w:val="green"/>
+              </w:rPr>
+              <w:t>Îxx</w:t>
             </w:r>
             <w:r>
               <w:rPr>
@@ -10606,14 +12974,25 @@
               </w:rPr>
               <w:t>§ÉýrÉÉ</w:t>
             </w:r>
-            <w:r>
-              <w:rPr>
-                <w:rFonts w:ascii="BRH Devanagari Extra" w:hAnsi="BRH Devanagari Extra" w:cs="BRH Devanagari Extra"/>
-                <w:sz w:val="40"/>
-                <w:szCs w:val="40"/>
-              </w:rPr>
-              <w:t xml:space="preserve"> ÌlÉw¢üÏþhÉÉ</w:t>
-            </w:r>
+            <w:proofErr w:type="spellEnd"/>
+            <w:r>
+              <w:rPr>
+                <w:rFonts w:ascii="BRH Devanagari Extra" w:hAnsi="BRH Devanagari Extra" w:cs="BRH Devanagari Extra"/>
+                <w:sz w:val="40"/>
+                <w:szCs w:val="40"/>
+              </w:rPr>
+              <w:t xml:space="preserve"> </w:t>
+            </w:r>
+            <w:proofErr w:type="spellStart"/>
+            <w:r>
+              <w:rPr>
+                <w:rFonts w:ascii="BRH Devanagari Extra" w:hAnsi="BRH Devanagari Extra" w:cs="BRH Devanagari Extra"/>
+                <w:sz w:val="40"/>
+                <w:szCs w:val="40"/>
+              </w:rPr>
+              <w:t>ÌlÉw¢üÏþhÉÉ</w:t>
+            </w:r>
+            <w:proofErr w:type="spellEnd"/>
             <w:r>
               <w:rPr>
                 <w:rFonts w:ascii="BRH Malayalam Extra" w:hAnsi="BRH Malayalam Extra" w:cs="BRH Devanagari Extra"/>
@@ -10622,6 +13001,7 @@
               </w:rPr>
               <w:t>–</w:t>
             </w:r>
+            <w:proofErr w:type="spellStart"/>
             <w:r>
               <w:rPr>
                 <w:rFonts w:ascii="BRH Devanagari Extra" w:hAnsi="BRH Devanagari Extra" w:cs="BRH Devanagari Extra"/>
@@ -10630,6 +13010,7 @@
               </w:rPr>
               <w:t>qÉåÌiÉ</w:t>
             </w:r>
+            <w:proofErr w:type="spellEnd"/>
             <w:r>
               <w:rPr>
                 <w:rFonts w:ascii="BRH Malayalam Extra" w:hAnsi="BRH Malayalam Extra" w:cs="BRH Devanagari Extra"/>
@@ -10646,7 +13027,27 @@
                 <w:lang w:bidi="ta-IN"/>
               </w:rPr>
               <w:br/>
-              <w:t xml:space="preserve">(visargam or additional </w:t>
+              <w:t>(</w:t>
+            </w:r>
+            <w:proofErr w:type="spellStart"/>
+            <w:r>
+              <w:rPr>
+                <w:rFonts w:ascii="Latha" w:hAnsi="Latha" w:cs="Latha"/>
+                <w:sz w:val="28"/>
+                <w:szCs w:val="28"/>
+                <w:lang w:bidi="ta-IN"/>
+              </w:rPr>
+              <w:t>visargam</w:t>
+            </w:r>
+            <w:proofErr w:type="spellEnd"/>
+            <w:r>
+              <w:rPr>
+                <w:rFonts w:ascii="Latha" w:hAnsi="Latha" w:cs="Latha"/>
+                <w:sz w:val="28"/>
+                <w:szCs w:val="28"/>
+                <w:lang w:bidi="ta-IN"/>
+              </w:rPr>
+              <w:t xml:space="preserve"> or additional </w:t>
             </w:r>
             <w:r>
               <w:rPr>
